--- a/Documentation/AI_Desk_Assistant_Submission_Document.docx
+++ b/Documentation/AI_Desk_Assistant_Submission_Document.docx
@@ -4,28 +4,824 @@
   <w:body>
     <w:p>
       <w:pPr>
-        <w:pStyle w:val="Title"/>
+        <w:spacing w:before="0" w:after="0" w:line="259" w:lineRule="auto"/>
         <w:jc w:val="center"/>
       </w:pPr>
       <w:r>
-        <w:t>Smart Voice Assistant</w:t>
+        <w:drawing>
+          <wp:inline xmlns:a="http://schemas.openxmlformats.org/drawingml/2006/main" xmlns:pic="http://schemas.openxmlformats.org/drawingml/2006/picture">
+            <wp:extent cx="960120" cy="1124712"/>
+            <wp:docPr id="1" name="Picture 1"/>
+            <wp:cNvGraphicFramePr>
+              <a:graphicFrameLocks noChangeAspect="1"/>
+            </wp:cNvGraphicFramePr>
+            <a:graphic>
+              <a:graphicData uri="http://schemas.openxmlformats.org/drawingml/2006/picture">
+                <pic:pic>
+                  <pic:nvPicPr>
+                    <pic:cNvPr id="0" name="university_logo.png"/>
+                    <pic:cNvPicPr/>
+                  </pic:nvPicPr>
+                  <pic:blipFill>
+                    <a:blip r:embed="rId9"/>
+                    <a:stretch>
+                      <a:fillRect/>
+                    </a:stretch>
+                  </pic:blipFill>
+                  <pic:spPr>
+                    <a:xfrm>
+                      <a:off x="0" y="0"/>
+                      <a:ext cx="960120" cy="1124712"/>
+                    </a:xfrm>
+                    <a:prstGeom prst="rect"/>
+                  </pic:spPr>
+                </pic:pic>
+              </a:graphicData>
+            </a:graphic>
+          </wp:inline>
+        </w:drawing>
+      </w:r>
+    </w:p>
+    <w:p>
+      <w:pPr>
+        <w:spacing w:before="0" w:after="20" w:line="259" w:lineRule="auto"/>
+        <w:jc w:val="center"/>
+      </w:pPr>
+      <w:r>
+        <w:rPr>
+          <w:rFonts w:ascii="Times New Roman" w:hAnsi="Times New Roman"/>
+          <w:b/>
+          <w:i w:val="0"/>
+          <w:sz w:val="32"/>
+        </w:rPr>
+        <w:t>UNIVERSITY OF CHITTAGONG</w:t>
+      </w:r>
+    </w:p>
+    <w:p>
+      <w:pPr>
+        <w:spacing w:before="0" w:after="160" w:line="259" w:lineRule="auto"/>
+        <w:jc w:val="center"/>
+      </w:pPr>
+      <w:r>
+        <w:rPr>
+          <w:rFonts w:ascii="Times New Roman" w:hAnsi="Times New Roman"/>
+          <w:b/>
+          <w:i w:val="0"/>
+          <w:sz w:val="26"/>
+        </w:rPr>
+        <w:t>Department of Computer Science and Engineering</w:t>
+      </w:r>
+    </w:p>
+    <w:p>
+      <w:pPr>
+        <w:spacing w:before="0" w:after="240" w:line="259" w:lineRule="auto"/>
+        <w:jc w:val="center"/>
+      </w:pPr>
+      <w:r>
+        <w:rPr>
+          <w:rFonts w:ascii="Times New Roman" w:hAnsi="Times New Roman"/>
+          <w:b/>
+          <w:i w:val="0"/>
+          <w:sz w:val="30"/>
+        </w:rPr>
+        <w:t>Project Report : Smart Voice Assistant</w:t>
+      </w:r>
+    </w:p>
+    <w:p>
+      <w:pPr>
+        <w:spacing w:before="0" w:after="0" w:line="259" w:lineRule="auto"/>
+        <w:jc w:val="center"/>
+      </w:pPr>
+      <w:r>
+        <w:rPr>
+          <w:rFonts w:ascii="Times New Roman" w:hAnsi="Times New Roman"/>
+          <w:b w:val="0"/>
+          <w:i w:val="0"/>
+          <w:sz w:val="24"/>
+        </w:rPr>
+        <w:t>Course Title: Microprocessor and Embedded Systems Lab</w:t>
+      </w:r>
+    </w:p>
+    <w:p>
+      <w:pPr>
+        <w:spacing w:before="0" w:after="240" w:line="259" w:lineRule="auto"/>
+        <w:jc w:val="center"/>
+      </w:pPr>
+      <w:r>
+        <w:rPr>
+          <w:rFonts w:ascii="Times New Roman" w:hAnsi="Times New Roman"/>
+          <w:b w:val="0"/>
+          <w:i w:val="0"/>
+          <w:sz w:val="24"/>
+        </w:rPr>
+        <w:t>Course Code: CSE 416</w:t>
+      </w:r>
+    </w:p>
+    <w:p>
+      <w:pPr>
+        <w:spacing w:before="80" w:after="40" w:line="259" w:lineRule="auto"/>
+        <w:ind w:left="1656"/>
+      </w:pPr>
+      <w:r>
+        <w:rPr>
+          <w:rFonts w:ascii="Times New Roman" w:hAnsi="Times New Roman"/>
+          <w:b/>
+          <w:i w:val="0"/>
+          <w:sz w:val="22"/>
+        </w:rPr>
+        <w:t>Submitted to:</w:t>
+      </w:r>
+    </w:p>
+    <w:p>
+      <w:pPr>
+        <w:spacing w:before="0" w:after="20" w:line="259" w:lineRule="auto"/>
+        <w:ind w:left="1987"/>
+      </w:pPr>
+      <w:r>
+        <w:rPr>
+          <w:rFonts w:ascii="Times New Roman" w:hAnsi="Times New Roman"/>
+          <w:b w:val="0"/>
+          <w:i w:val="0"/>
+          <w:sz w:val="22"/>
+        </w:rPr>
+        <w:t>Dr. M. Jamshed Alam Patwary</w:t>
+      </w:r>
+    </w:p>
+    <w:p>
+      <w:pPr>
+        <w:spacing w:before="0" w:after="20" w:line="259" w:lineRule="auto"/>
+        <w:ind w:left="1987"/>
+      </w:pPr>
+      <w:r>
+        <w:rPr>
+          <w:rFonts w:ascii="Times New Roman" w:hAnsi="Times New Roman"/>
+          <w:b w:val="0"/>
+          <w:i w:val="0"/>
+          <w:sz w:val="22"/>
+        </w:rPr>
+        <w:t>Department of Computer Science and Engineering</w:t>
+      </w:r>
+    </w:p>
+    <w:p>
+      <w:pPr>
+        <w:spacing w:before="0" w:after="20" w:line="259" w:lineRule="auto"/>
+        <w:ind w:left="1987"/>
+      </w:pPr>
+      <w:r>
+        <w:rPr>
+          <w:rFonts w:ascii="Times New Roman" w:hAnsi="Times New Roman"/>
+          <w:b w:val="0"/>
+          <w:i w:val="0"/>
+          <w:sz w:val="22"/>
+        </w:rPr>
+        <w:t>University of Chittagong</w:t>
+      </w:r>
+    </w:p>
+    <w:p>
+      <w:pPr>
+        <w:spacing w:before="200" w:after="40" w:line="259" w:lineRule="auto"/>
+        <w:ind w:left="1656"/>
+      </w:pPr>
+      <w:r>
+        <w:rPr>
+          <w:rFonts w:ascii="Times New Roman" w:hAnsi="Times New Roman"/>
+          <w:b/>
+          <w:i w:val="0"/>
+          <w:sz w:val="22"/>
+        </w:rPr>
+        <w:t>Submitted by:</w:t>
+      </w:r>
+    </w:p>
+    <w:p>
+      <w:pPr>
+        <w:spacing w:before="0" w:after="0" w:line="259" w:lineRule="auto"/>
+        <w:ind w:left="1987"/>
+      </w:pPr>
+      <w:r>
+        <w:rPr>
+          <w:rFonts w:ascii="Times New Roman" w:hAnsi="Times New Roman"/>
+          <w:b w:val="0"/>
+          <w:i w:val="0"/>
+          <w:sz w:val="22"/>
+        </w:rPr>
+        <w:t>Name: Sheikh Tawsif Bin Aftab</w:t>
+      </w:r>
+    </w:p>
+    <w:p>
+      <w:pPr>
+        <w:spacing w:before="0" w:after="40" w:line="259" w:lineRule="auto"/>
+        <w:ind w:left="1987"/>
+      </w:pPr>
+      <w:r>
+        <w:rPr>
+          <w:rFonts w:ascii="Times New Roman" w:hAnsi="Times New Roman"/>
+          <w:b w:val="0"/>
+          <w:i w:val="0"/>
+          <w:sz w:val="22"/>
+        </w:rPr>
+        <w:t>ID: 24701026</w:t>
+      </w:r>
+    </w:p>
+    <w:p>
+      <w:pPr>
+        <w:spacing w:before="0" w:after="0" w:line="259" w:lineRule="auto"/>
+        <w:ind w:left="1987"/>
+      </w:pPr>
+      <w:r>
+        <w:rPr>
+          <w:rFonts w:ascii="Times New Roman" w:hAnsi="Times New Roman"/>
+          <w:b w:val="0"/>
+          <w:i w:val="0"/>
+          <w:sz w:val="22"/>
+        </w:rPr>
+        <w:t>Name: Safwan Ahmed Rayed</w:t>
+      </w:r>
+    </w:p>
+    <w:p>
+      <w:pPr>
+        <w:spacing w:before="0" w:after="40" w:line="259" w:lineRule="auto"/>
+        <w:ind w:left="1987"/>
+      </w:pPr>
+      <w:r>
+        <w:rPr>
+          <w:rFonts w:ascii="Times New Roman" w:hAnsi="Times New Roman"/>
+          <w:b w:val="0"/>
+          <w:i w:val="0"/>
+          <w:sz w:val="22"/>
+        </w:rPr>
+        <w:t>ID: 24701066</w:t>
+      </w:r>
+    </w:p>
+    <w:p>
+      <w:pPr>
+        <w:spacing w:before="0" w:after="0" w:line="259" w:lineRule="auto"/>
+        <w:ind w:left="1987"/>
+      </w:pPr>
+      <w:r>
+        <w:rPr>
+          <w:rFonts w:ascii="Times New Roman" w:hAnsi="Times New Roman"/>
+          <w:b w:val="0"/>
+          <w:i w:val="0"/>
+          <w:sz w:val="22"/>
+        </w:rPr>
+        <w:t>Name: Syed Mehraz Monwar</w:t>
+      </w:r>
+    </w:p>
+    <w:p>
+      <w:pPr>
+        <w:spacing w:before="0" w:after="40" w:line="259" w:lineRule="auto"/>
+        <w:ind w:left="1987"/>
+      </w:pPr>
+      <w:r>
+        <w:rPr>
+          <w:rFonts w:ascii="Times New Roman" w:hAnsi="Times New Roman"/>
+          <w:b w:val="0"/>
+          <w:i w:val="0"/>
+          <w:sz w:val="22"/>
+        </w:rPr>
+        <w:t>ID: 24701042</w:t>
+      </w:r>
+    </w:p>
+    <w:p>
+      <w:pPr>
+        <w:spacing w:before="0" w:after="0" w:line="259" w:lineRule="auto"/>
+        <w:ind w:left="1987"/>
+      </w:pPr>
+      <w:r>
+        <w:rPr>
+          <w:rFonts w:ascii="Times New Roman" w:hAnsi="Times New Roman"/>
+          <w:b w:val="0"/>
+          <w:i w:val="0"/>
+          <w:sz w:val="22"/>
+        </w:rPr>
+        <w:t>Name: Sanjida Mahi</w:t>
+      </w:r>
+    </w:p>
+    <w:p>
+      <w:pPr>
+        <w:spacing w:before="0" w:after="40" w:line="259" w:lineRule="auto"/>
+        <w:ind w:left="1987"/>
+      </w:pPr>
+      <w:r>
+        <w:rPr>
+          <w:rFonts w:ascii="Times New Roman" w:hAnsi="Times New Roman"/>
+          <w:b w:val="0"/>
+          <w:i w:val="0"/>
+          <w:sz w:val="22"/>
+        </w:rPr>
+        <w:t>ID: 24701009</w:t>
+      </w:r>
+    </w:p>
+    <w:p>
+      <w:pPr>
+        <w:spacing w:before="0" w:after="20" w:line="259" w:lineRule="auto"/>
+        <w:jc w:val="center"/>
+      </w:pPr>
+      <w:r>
+        <w:rPr>
+          <w:rFonts w:ascii="Times New Roman" w:hAnsi="Times New Roman"/>
+          <w:b w:val="0"/>
+          <w:i w:val="0"/>
+          <w:sz w:val="22"/>
+        </w:rPr>
+        <w:t>Session: 2023-2024 B.Sc. Engineering (4th Semester)</w:t>
+      </w:r>
+    </w:p>
+    <w:p>
+      <w:pPr>
+        <w:spacing w:before="0" w:after="20" w:line="259" w:lineRule="auto"/>
+        <w:jc w:val="center"/>
+      </w:pPr>
+      <w:r>
+        <w:rPr>
+          <w:rFonts w:ascii="Times New Roman" w:hAnsi="Times New Roman"/>
+          <w:b w:val="0"/>
+          <w:i w:val="0"/>
+          <w:sz w:val="22"/>
+        </w:rPr>
+        <w:t>Department of Computer Science and Engineering</w:t>
+      </w:r>
+    </w:p>
+    <w:p>
+      <w:pPr>
+        <w:spacing w:before="0" w:after="20" w:line="259" w:lineRule="auto"/>
+        <w:jc w:val="center"/>
+      </w:pPr>
+      <w:r>
+        <w:rPr>
+          <w:rFonts w:ascii="Times New Roman" w:hAnsi="Times New Roman"/>
+          <w:b w:val="0"/>
+          <w:i w:val="0"/>
+          <w:sz w:val="22"/>
+        </w:rPr>
+        <w:t>University of Chittagong</w:t>
+      </w:r>
+    </w:p>
+    <w:p>
+      <w:pPr>
+        <w:spacing w:before="0" w:after="20" w:line="259" w:lineRule="auto"/>
+        <w:jc w:val="center"/>
+      </w:pPr>
+      <w:r>
+        <w:rPr>
+          <w:rFonts w:ascii="Times New Roman" w:hAnsi="Times New Roman"/>
+          <w:b w:val="0"/>
+          <w:i w:val="0"/>
+          <w:sz w:val="22"/>
+        </w:rPr>
+        <w:t>Date of Submission: 16 June 2026</w:t>
+      </w:r>
+    </w:p>
+    <w:p>
+      <w:r>
+        <w:br w:type="page"/>
+      </w:r>
+    </w:p>
+    <w:p>
+      <w:pPr>
+        <w:spacing w:before="0" w:after="240" w:line="259" w:lineRule="auto"/>
+        <w:jc w:val="center"/>
+      </w:pPr>
+      <w:r>
+        <w:rPr>
+          <w:rFonts w:ascii="Times New Roman" w:hAnsi="Times New Roman"/>
+          <w:b/>
+          <w:i w:val="0"/>
+          <w:sz w:val="32"/>
+        </w:rPr>
+        <w:t>Table of Contents</w:t>
+      </w:r>
+    </w:p>
+    <w:p>
+      <w:pPr>
+        <w:tabs>
+          <w:tab w:pos="9288" w:val="right" w:leader="dot"/>
+        </w:tabs>
+        <w:spacing w:after="40"/>
+      </w:pPr>
+      <w:r>
+        <w:rPr>
+          <w:rFonts w:ascii="Times New Roman" w:hAnsi="Times New Roman"/>
+          <w:b w:val="0"/>
+          <w:i w:val="0"/>
+          <w:sz w:val="23"/>
+        </w:rPr>
+        <w:t>Cover</w:t>
+        <w:tab/>
+        <w:t>i</w:t>
+      </w:r>
+    </w:p>
+    <w:p>
+      <w:pPr>
+        <w:tabs>
+          <w:tab w:pos="9288" w:val="right" w:leader="dot"/>
+        </w:tabs>
+        <w:spacing w:after="40"/>
+      </w:pPr>
+      <w:r>
+        <w:rPr>
+          <w:rFonts w:ascii="Times New Roman" w:hAnsi="Times New Roman"/>
+          <w:b w:val="0"/>
+          <w:i w:val="0"/>
+          <w:sz w:val="23"/>
+        </w:rPr>
+        <w:t>Table of Contents</w:t>
+        <w:tab/>
+        <w:t>ii</w:t>
+      </w:r>
+    </w:p>
+    <w:p>
+      <w:pPr>
+        <w:tabs>
+          <w:tab w:pos="9288" w:val="right" w:leader="dot"/>
+        </w:tabs>
+        <w:spacing w:after="40"/>
+      </w:pPr>
+      <w:r>
+        <w:rPr>
+          <w:rFonts w:ascii="Times New Roman" w:hAnsi="Times New Roman"/>
+          <w:b w:val="0"/>
+          <w:i w:val="0"/>
+          <w:sz w:val="23"/>
+        </w:rPr>
+        <w:t>1. Team Introduction</w:t>
+        <w:tab/>
+        <w:t>1</w:t>
+      </w:r>
+    </w:p>
+    <w:p>
+      <w:pPr>
+        <w:tabs>
+          <w:tab w:pos="9288" w:val="right" w:leader="dot"/>
+        </w:tabs>
+        <w:spacing w:after="40"/>
+      </w:pPr>
+      <w:r>
+        <w:rPr>
+          <w:rFonts w:ascii="Times New Roman" w:hAnsi="Times New Roman"/>
+          <w:b w:val="0"/>
+          <w:i w:val="0"/>
+          <w:sz w:val="23"/>
+        </w:rPr>
+        <w:t>2. Project Overview</w:t>
+        <w:tab/>
+        <w:t>2</w:t>
+      </w:r>
+    </w:p>
+    <w:p>
+      <w:pPr>
+        <w:tabs>
+          <w:tab w:pos="9288" w:val="right" w:leader="dot"/>
+        </w:tabs>
+        <w:spacing w:after="40"/>
+      </w:pPr>
+      <w:r>
+        <w:rPr>
+          <w:rFonts w:ascii="Times New Roman" w:hAnsi="Times New Roman"/>
+          <w:b w:val="0"/>
+          <w:i w:val="0"/>
+          <w:sz w:val="23"/>
+        </w:rPr>
+        <w:t>3. Equipment</w:t>
+        <w:tab/>
+        <w:t>3</w:t>
+      </w:r>
+    </w:p>
+    <w:p>
+      <w:pPr>
+        <w:tabs>
+          <w:tab w:pos="9288" w:val="right" w:leader="dot"/>
+        </w:tabs>
+        <w:spacing w:after="40"/>
+      </w:pPr>
+      <w:r>
+        <w:rPr>
+          <w:rFonts w:ascii="Times New Roman" w:hAnsi="Times New Roman"/>
+          <w:b w:val="0"/>
+          <w:i w:val="0"/>
+          <w:sz w:val="23"/>
+        </w:rPr>
+        <w:t>4. Team Role</w:t>
+        <w:tab/>
+        <w:t>4</w:t>
+      </w:r>
+    </w:p>
+    <w:p>
+      <w:pPr>
+        <w:tabs>
+          <w:tab w:pos="9288" w:val="right" w:leader="dot"/>
+        </w:tabs>
+        <w:spacing w:after="40"/>
+      </w:pPr>
+      <w:r>
+        <w:rPr>
+          <w:rFonts w:ascii="Times New Roman" w:hAnsi="Times New Roman"/>
+          <w:b w:val="0"/>
+          <w:i w:val="0"/>
+          <w:sz w:val="23"/>
+        </w:rPr>
+        <w:t>5. System Architecture</w:t>
+        <w:tab/>
+        <w:t>5</w:t>
+      </w:r>
+    </w:p>
+    <w:p>
+      <w:pPr>
+        <w:tabs>
+          <w:tab w:pos="9288" w:val="right" w:leader="dot"/>
+        </w:tabs>
+        <w:spacing w:after="40"/>
+      </w:pPr>
+      <w:r>
+        <w:rPr>
+          <w:rFonts w:ascii="Times New Roman" w:hAnsi="Times New Roman"/>
+          <w:b w:val="0"/>
+          <w:i w:val="0"/>
+          <w:sz w:val="23"/>
+        </w:rPr>
+        <w:t>6. Hardware Design and Wiring</w:t>
+        <w:tab/>
+        <w:t>6</w:t>
+      </w:r>
+    </w:p>
+    <w:p>
+      <w:pPr>
+        <w:tabs>
+          <w:tab w:pos="9288" w:val="right" w:leader="dot"/>
+        </w:tabs>
+        <w:spacing w:after="40"/>
+      </w:pPr>
+      <w:r>
+        <w:rPr>
+          <w:rFonts w:ascii="Times New Roman" w:hAnsi="Times New Roman"/>
+          <w:b w:val="0"/>
+          <w:i w:val="0"/>
+          <w:sz w:val="23"/>
+        </w:rPr>
+        <w:t>7. Software Design</w:t>
+        <w:tab/>
+        <w:t>7</w:t>
+      </w:r>
+    </w:p>
+    <w:p>
+      <w:pPr>
+        <w:tabs>
+          <w:tab w:pos="9288" w:val="right" w:leader="dot"/>
+        </w:tabs>
+        <w:spacing w:after="40"/>
+      </w:pPr>
+      <w:r>
+        <w:rPr>
+          <w:rFonts w:ascii="Times New Roman" w:hAnsi="Times New Roman"/>
+          <w:b w:val="0"/>
+          <w:i w:val="0"/>
+          <w:sz w:val="23"/>
+        </w:rPr>
+        <w:t>8. Firmware and User Interface</w:t>
+        <w:tab/>
+        <w:t>8</w:t>
+      </w:r>
+    </w:p>
+    <w:p>
+      <w:pPr>
+        <w:tabs>
+          <w:tab w:pos="9288" w:val="right" w:leader="dot"/>
+        </w:tabs>
+        <w:spacing w:after="40"/>
+      </w:pPr>
+      <w:r>
+        <w:rPr>
+          <w:rFonts w:ascii="Times New Roman" w:hAnsi="Times New Roman"/>
+          <w:b w:val="0"/>
+          <w:i w:val="0"/>
+          <w:sz w:val="23"/>
+        </w:rPr>
+        <w:t>9. Project Process</w:t>
+        <w:tab/>
+        <w:t>9</w:t>
+      </w:r>
+    </w:p>
+    <w:p>
+      <w:pPr>
+        <w:tabs>
+          <w:tab w:pos="9288" w:val="right" w:leader="dot"/>
+        </w:tabs>
+        <w:spacing w:after="40"/>
+      </w:pPr>
+      <w:r>
+        <w:rPr>
+          <w:rFonts w:ascii="Times New Roman" w:hAnsi="Times New Roman"/>
+          <w:b w:val="0"/>
+          <w:i w:val="0"/>
+          <w:sz w:val="23"/>
+        </w:rPr>
+        <w:t>10. Testing and Results</w:t>
+        <w:tab/>
+        <w:t>10</w:t>
+      </w:r>
+    </w:p>
+    <w:p>
+      <w:pPr>
+        <w:tabs>
+          <w:tab w:pos="9288" w:val="right" w:leader="dot"/>
+        </w:tabs>
+        <w:spacing w:after="40"/>
+      </w:pPr>
+      <w:r>
+        <w:rPr>
+          <w:rFonts w:ascii="Times New Roman" w:hAnsi="Times New Roman"/>
+          <w:b w:val="0"/>
+          <w:i w:val="0"/>
+          <w:sz w:val="23"/>
+        </w:rPr>
+        <w:t>11. Challenges and Future Improvements</w:t>
+        <w:tab/>
+        <w:t>11</w:t>
+      </w:r>
+    </w:p>
+    <w:p>
+      <w:pPr>
+        <w:tabs>
+          <w:tab w:pos="9288" w:val="right" w:leader="dot"/>
+        </w:tabs>
+        <w:spacing w:after="40"/>
+      </w:pPr>
+      <w:r>
+        <w:rPr>
+          <w:rFonts w:ascii="Times New Roman" w:hAnsi="Times New Roman"/>
+          <w:b w:val="0"/>
+          <w:i w:val="0"/>
+          <w:sz w:val="23"/>
+        </w:rPr>
+        <w:t>12. Conclusion</w:t>
+        <w:tab/>
+        <w:t>12</w:t>
+      </w:r>
+    </w:p>
+    <w:p>
+      <w:r>
+        <w:br w:type="page"/>
       </w:r>
     </w:p>
     <w:p>
       <w:pPr>
         <w:pStyle w:val="Heading1"/>
+        <w:spacing w:before="0" w:after="160"/>
       </w:pPr>
       <w:r>
-        <w:t>Project Documentation</w:t>
+        <w:rPr>
+          <w:rFonts w:ascii="Times New Roman" w:hAnsi="Times New Roman"/>
+          <w:b/>
+          <w:i w:val="0"/>
+          <w:sz w:val="30"/>
+        </w:rPr>
+        <w:t>1. Team Introduction</w:t>
       </w:r>
     </w:p>
     <w:p>
       <w:pPr>
-        <w:pStyle w:val="Heading2"/>
-        <w:jc w:val="center"/>
+        <w:spacing w:before="0" w:after="120" w:line="259" w:lineRule="auto"/>
       </w:pPr>
       <w:r>
-        <w:t>Submitted By</w:t>
+        <w:rPr>
+          <w:rFonts w:ascii="Times New Roman" w:hAnsi="Times New Roman"/>
+          <w:b w:val="0"/>
+          <w:i w:val="0"/>
+          <w:sz w:val="22"/>
+        </w:rPr>
+        <w:t>This project was completed by a four-member team from the Department of Computer Science and Engineering, University of Chittagong. Our team designed and developed a Smart Voice Assistant using an ESP32-S3 microcontroller, a TFT display, microphone input, speaker output, a Windows-based AI bridge server, and an Android-hosted OpenAI-compatible AI service.</w:t>
+      </w:r>
+    </w:p>
+    <w:p>
+      <w:pPr>
+        <w:spacing w:before="0" w:after="120" w:line="259" w:lineRule="auto"/>
+      </w:pPr>
+      <w:r>
+        <w:rPr>
+          <w:rFonts w:ascii="Times New Roman" w:hAnsi="Times New Roman"/>
+          <w:b w:val="0"/>
+          <w:i w:val="0"/>
+          <w:sz w:val="22"/>
+        </w:rPr>
+        <w:t>The project required work across embedded systems, circuit assembly, firmware programming, local networking, audio processing, AI model integration, UI planning, testing, and documentation. Although the tasks were shared as a team submission, the implementation effort was led primarily by Sheikh Tawsif Bin Aftab, with the remaining members contributing support in hardware setup, testing, reporting, and presentation preparation.</w:t>
+      </w:r>
+    </w:p>
+    <w:p>
+      <w:r>
+        <w:br w:type="page"/>
+      </w:r>
+    </w:p>
+    <w:p>
+      <w:pPr>
+        <w:pStyle w:val="Heading1"/>
+        <w:spacing w:before="0" w:after="160"/>
+      </w:pPr>
+      <w:r>
+        <w:rPr>
+          <w:rFonts w:ascii="Times New Roman" w:hAnsi="Times New Roman"/>
+          <w:b/>
+          <w:i w:val="0"/>
+          <w:sz w:val="30"/>
+        </w:rPr>
+        <w:t>2. Project Overview</w:t>
+      </w:r>
+    </w:p>
+    <w:p>
+      <w:pPr>
+        <w:spacing w:before="0" w:after="120" w:line="259" w:lineRule="auto"/>
+      </w:pPr>
+      <w:r>
+        <w:rPr>
+          <w:rFonts w:ascii="Times New Roman" w:hAnsi="Times New Roman"/>
+          <w:b w:val="0"/>
+          <w:i w:val="0"/>
+          <w:sz w:val="22"/>
+        </w:rPr>
+        <w:t>Smart Voice Assistant is a compact desk assistant that records a short voice command, sends it over Wi-Fi to a local server, uses AI services for speech-to-text, response generation, and text-to-speech, then plays the generated voice response through a speaker. The ESP32-S3 acts as the embedded front end, while heavier AI processing is handled by a phone and PC server.</w:t>
+      </w:r>
+    </w:p>
+    <w:p>
+      <w:pPr>
+        <w:pStyle w:val="ListBullet"/>
+        <w:spacing w:after="60" w:line="252" w:lineRule="auto"/>
+        <w:ind w:left="461" w:hanging="202"/>
+      </w:pPr>
+      <w:r>
+        <w:rPr>
+          <w:rFonts w:ascii="Times New Roman" w:hAnsi="Times New Roman"/>
+          <w:b w:val="0"/>
+          <w:i w:val="0"/>
+          <w:sz w:val="21"/>
+        </w:rPr>
+        <w:t>The ESP32-S3 controls the display, input sensors, recording flow, Wi-Fi connection, and audio playback.</w:t>
+      </w:r>
+    </w:p>
+    <w:p>
+      <w:pPr>
+        <w:pStyle w:val="ListBullet"/>
+        <w:spacing w:after="60" w:line="252" w:lineRule="auto"/>
+        <w:ind w:left="461" w:hanging="202"/>
+      </w:pPr>
+      <w:r>
+        <w:rPr>
+          <w:rFonts w:ascii="Times New Roman" w:hAnsi="Times New Roman"/>
+          <w:b w:val="0"/>
+          <w:i w:val="0"/>
+          <w:sz w:val="21"/>
+        </w:rPr>
+        <w:t>The Windows FastAPI server receives recorded audio, communicates with AI endpoints, converts audio formats, and serves the response audio file.</w:t>
+      </w:r>
+    </w:p>
+    <w:p>
+      <w:pPr>
+        <w:pStyle w:val="ListBullet"/>
+        <w:spacing w:after="60" w:line="252" w:lineRule="auto"/>
+        <w:ind w:left="461" w:hanging="202"/>
+      </w:pPr>
+      <w:r>
+        <w:rPr>
+          <w:rFonts w:ascii="Times New Roman" w:hAnsi="Times New Roman"/>
+          <w:b w:val="0"/>
+          <w:i w:val="0"/>
+          <w:sz w:val="21"/>
+        </w:rPr>
+        <w:t>The Android phone runs Tool Neuron or another OpenAI-compatible AI provider for STT, chat, and TTS.</w:t>
+      </w:r>
+    </w:p>
+    <w:p>
+      <w:pPr>
+        <w:pStyle w:val="ListBullet"/>
+        <w:spacing w:after="60" w:line="252" w:lineRule="auto"/>
+        <w:ind w:left="461" w:hanging="202"/>
+      </w:pPr>
+      <w:r>
+        <w:rPr>
+          <w:rFonts w:ascii="Times New Roman" w:hAnsi="Times New Roman"/>
+          <w:b w:val="0"/>
+          <w:i w:val="0"/>
+          <w:sz w:val="21"/>
+        </w:rPr>
+        <w:t>The final interface includes clock, weather, system information, AI listening, sending, and speaking states.</w:t>
+      </w:r>
+    </w:p>
+    <w:p>
+      <w:r>
+        <w:br w:type="page"/>
+      </w:r>
+    </w:p>
+    <w:p>
+      <w:pPr>
+        <w:pStyle w:val="Heading1"/>
+        <w:spacing w:before="0" w:after="160"/>
+      </w:pPr>
+      <w:r>
+        <w:rPr>
+          <w:rFonts w:ascii="Times New Roman" w:hAnsi="Times New Roman"/>
+          <w:b/>
+          <w:i w:val="0"/>
+          <w:sz w:val="30"/>
+        </w:rPr>
+        <w:t>3. Equipment</w:t>
       </w:r>
     </w:p>
     <w:tbl>
@@ -33,482 +829,68 @@
         <w:tblStyle w:val="TableGrid"/>
         <w:tblW w:type="auto" w:w="0"/>
         <w:jc w:val="center"/>
+        <w:tblLayout w:type="fixed"/>
         <w:tblLook w:firstColumn="1" w:firstRow="1" w:lastColumn="0" w:lastRow="0" w:noHBand="0" w:noVBand="1" w:val="04A0"/>
       </w:tblPr>
       <w:tblGrid>
-        <w:gridCol w:w="4968"/>
-        <w:gridCol w:w="4968"/>
+        <w:gridCol w:w="2448"/>
+        <w:gridCol w:w="2448"/>
+        <w:gridCol w:w="2448"/>
+        <w:gridCol w:w="2448"/>
       </w:tblGrid>
       <w:tr>
         <w:tc>
           <w:tcPr>
-            <w:tcW w:type="dxa" w:w="4968"/>
+            <w:tcW w:type="dxa" w:w="648"/>
             <w:vAlign w:val="center"/>
-            <w:shd w:fill="D9EAF7"/>
+            <w:shd w:fill="E8EEF5"/>
+            <w:tcMar>
+              <w:top w:w="90" w:type="dxa"/>
+              <w:bottom w:w="90" w:type="dxa"/>
+              <w:start w:w="120" w:type="dxa"/>
+              <w:end w:w="120" w:type="dxa"/>
+            </w:tcMar>
           </w:tcPr>
           <w:p>
+            <w:pPr>
+              <w:spacing w:before="0" w:after="0" w:line="252" w:lineRule="auto"/>
+              <w:jc w:val="center"/>
+            </w:pPr>
             <w:r/>
             <w:r>
               <w:rPr>
-                <w:rFonts w:ascii="Calibri" w:hAnsi="Calibri"/>
+                <w:rFonts w:ascii="Times New Roman" w:hAnsi="Times New Roman"/>
                 <w:b/>
+                <w:i w:val="0"/>
                 <w:sz w:val="19"/>
               </w:rPr>
-              <w:t>Name</w:t>
+              <w:t>No.</w:t>
             </w:r>
           </w:p>
         </w:tc>
         <w:tc>
           <w:tcPr>
-            <w:tcW w:type="dxa" w:w="4968"/>
+            <w:tcW w:type="dxa" w:w="3384"/>
             <w:vAlign w:val="center"/>
-            <w:shd w:fill="D9EAF7"/>
+            <w:shd w:fill="E8EEF5"/>
+            <w:tcMar>
+              <w:top w:w="90" w:type="dxa"/>
+              <w:bottom w:w="90" w:type="dxa"/>
+              <w:start w:w="120" w:type="dxa"/>
+              <w:end w:w="120" w:type="dxa"/>
+            </w:tcMar>
           </w:tcPr>
           <w:p>
+            <w:pPr>
+              <w:spacing w:before="0" w:after="0" w:line="252" w:lineRule="auto"/>
+              <w:jc w:val="center"/>
+            </w:pPr>
             <w:r/>
             <w:r>
               <w:rPr>
-                <w:rFonts w:ascii="Calibri" w:hAnsi="Calibri"/>
+                <w:rFonts w:ascii="Times New Roman" w:hAnsi="Times New Roman"/>
                 <w:b/>
-                <w:sz w:val="19"/>
-              </w:rPr>
-              <w:t>ID</w:t>
-            </w:r>
-          </w:p>
-        </w:tc>
-      </w:tr>
-      <w:tr>
-        <w:tc>
-          <w:tcPr>
-            <w:tcW w:type="dxa" w:w="4968"/>
-            <w:vAlign w:val="center"/>
-          </w:tcPr>
-          <w:p>
-            <w:r/>
-            <w:r>
-              <w:rPr>
-                <w:rFonts w:ascii="Calibri" w:hAnsi="Calibri"/>
-                <w:b w:val="0"/>
-                <w:sz w:val="19"/>
-              </w:rPr>
-              <w:t>Safwan Ahmed Rayed</w:t>
-            </w:r>
-          </w:p>
-        </w:tc>
-        <w:tc>
-          <w:tcPr>
-            <w:tcW w:type="dxa" w:w="4968"/>
-            <w:vAlign w:val="center"/>
-          </w:tcPr>
-          <w:p>
-            <w:r/>
-            <w:r>
-              <w:rPr>
-                <w:rFonts w:ascii="Calibri" w:hAnsi="Calibri"/>
-                <w:b w:val="0"/>
-                <w:sz w:val="19"/>
-              </w:rPr>
-              <w:t>24701066</w:t>
-            </w:r>
-          </w:p>
-        </w:tc>
-      </w:tr>
-      <w:tr>
-        <w:tc>
-          <w:tcPr>
-            <w:tcW w:type="dxa" w:w="4968"/>
-            <w:vAlign w:val="center"/>
-          </w:tcPr>
-          <w:p>
-            <w:r/>
-            <w:r>
-              <w:rPr>
-                <w:rFonts w:ascii="Calibri" w:hAnsi="Calibri"/>
-                <w:b w:val="0"/>
-                <w:sz w:val="19"/>
-              </w:rPr>
-              <w:t>Sheikh Tawsif Bin Aftab</w:t>
-            </w:r>
-          </w:p>
-        </w:tc>
-        <w:tc>
-          <w:tcPr>
-            <w:tcW w:type="dxa" w:w="4968"/>
-            <w:vAlign w:val="center"/>
-          </w:tcPr>
-          <w:p>
-            <w:r/>
-            <w:r>
-              <w:rPr>
-                <w:rFonts w:ascii="Calibri" w:hAnsi="Calibri"/>
-                <w:b w:val="0"/>
-                <w:sz w:val="19"/>
-              </w:rPr>
-              <w:t>24701026</w:t>
-            </w:r>
-          </w:p>
-        </w:tc>
-      </w:tr>
-      <w:tr>
-        <w:tc>
-          <w:tcPr>
-            <w:tcW w:type="dxa" w:w="4968"/>
-            <w:vAlign w:val="center"/>
-          </w:tcPr>
-          <w:p>
-            <w:r/>
-            <w:r>
-              <w:rPr>
-                <w:rFonts w:ascii="Calibri" w:hAnsi="Calibri"/>
-                <w:b w:val="0"/>
-                <w:sz w:val="19"/>
-              </w:rPr>
-              <w:t>Syed Mehraz Monwar</w:t>
-            </w:r>
-          </w:p>
-        </w:tc>
-        <w:tc>
-          <w:tcPr>
-            <w:tcW w:type="dxa" w:w="4968"/>
-            <w:vAlign w:val="center"/>
-          </w:tcPr>
-          <w:p>
-            <w:r/>
-            <w:r>
-              <w:rPr>
-                <w:rFonts w:ascii="Calibri" w:hAnsi="Calibri"/>
-                <w:b w:val="0"/>
-                <w:sz w:val="19"/>
-              </w:rPr>
-              <w:t>24701042</w:t>
-            </w:r>
-          </w:p>
-        </w:tc>
-      </w:tr>
-      <w:tr>
-        <w:tc>
-          <w:tcPr>
-            <w:tcW w:type="dxa" w:w="4968"/>
-            <w:vAlign w:val="center"/>
-          </w:tcPr>
-          <w:p>
-            <w:r/>
-            <w:r>
-              <w:rPr>
-                <w:rFonts w:ascii="Calibri" w:hAnsi="Calibri"/>
-                <w:b w:val="0"/>
-                <w:sz w:val="19"/>
-              </w:rPr>
-              <w:t>Sanjida Mahi</w:t>
-            </w:r>
-          </w:p>
-        </w:tc>
-        <w:tc>
-          <w:tcPr>
-            <w:tcW w:type="dxa" w:w="4968"/>
-            <w:vAlign w:val="center"/>
-          </w:tcPr>
-          <w:p>
-            <w:r/>
-            <w:r>
-              <w:rPr>
-                <w:rFonts w:ascii="Calibri" w:hAnsi="Calibri"/>
-                <w:b w:val="0"/>
-                <w:sz w:val="19"/>
-              </w:rPr>
-              <w:t>24701009</w:t>
-            </w:r>
-          </w:p>
-        </w:tc>
-      </w:tr>
-    </w:tbl>
-    <w:p/>
-    <w:p>
-      <w:pPr>
-        <w:pStyle w:val="Heading1"/>
-      </w:pPr>
-      <w:r>
-        <w:t>Abstract</w:t>
-      </w:r>
-    </w:p>
-    <w:p>
-      <w:r>
-        <w:t>Smart Voice Assistant is an ESP32-S3 based desk assistant that combines embedded hardware, a graphical TFT interface, voice recording, local networking, and AI-powered speech interaction. The device records a user's spoken command through a microphone, sends the audio to a local Windows server, uses an Android-hosted OpenAI-compatible AI service for speech-to-text, response generation, and text-to-speech, then plays the generated voice response through a speaker.</w:t>
-      </w:r>
-    </w:p>
-    <w:p>
-      <w:r>
-        <w:t>The project demonstrates how a low-power microcontroller can be connected with external AI services by using a local bridge server. The ESP32-S3 handles the embedded interface, touch and button controls, Wi-Fi communication, audio recording, and playback. The PC server handles API communication and audio conversion. The Android phone runs the AI models through Tool Neuron.</w:t>
-      </w:r>
-    </w:p>
-    <w:p>
-      <w:pPr>
-        <w:pStyle w:val="Heading1"/>
-      </w:pPr>
-      <w:r>
-        <w:t>Objectives</w:t>
-      </w:r>
-    </w:p>
-    <w:p>
-      <w:pPr>
-        <w:pStyle w:val="ListBullet"/>
-      </w:pPr>
-      <w:r>
-        <w:t>Build a compact smart voice assistant using ESP32-S3.</w:t>
-      </w:r>
-    </w:p>
-    <w:p>
-      <w:pPr>
-        <w:pStyle w:val="ListBullet"/>
-      </w:pPr>
-      <w:r>
-        <w:t>Create an animated TFT display interface for clock, weather, system, and AI states.</w:t>
-      </w:r>
-    </w:p>
-    <w:p>
-      <w:pPr>
-        <w:pStyle w:val="ListBullet"/>
-      </w:pPr>
-      <w:r>
-        <w:t>Record short voice commands using a microphone module.</w:t>
-      </w:r>
-    </w:p>
-    <w:p>
-      <w:pPr>
-        <w:pStyle w:val="ListBullet"/>
-      </w:pPr>
-      <w:r>
-        <w:t>Send recorded audio from ESP32-S3 to a local server over Wi-Fi.</w:t>
-      </w:r>
-    </w:p>
-    <w:p>
-      <w:pPr>
-        <w:pStyle w:val="ListBullet"/>
-      </w:pPr>
-      <w:r>
-        <w:t>Use an Android AI service for speech-to-text, text generation, and text-to-speech.</w:t>
-      </w:r>
-    </w:p>
-    <w:p>
-      <w:pPr>
-        <w:pStyle w:val="ListBullet"/>
-      </w:pPr>
-      <w:r>
-        <w:t>Play generated audio responses through an amplifier and speaker.</w:t>
-      </w:r>
-    </w:p>
-    <w:p>
-      <w:pPr>
-        <w:pStyle w:val="ListBullet"/>
-      </w:pPr>
-      <w:r>
-        <w:t>Provide setup, wiring, server, and firmware documentation for future reproduction.</w:t>
-      </w:r>
-    </w:p>
-    <w:p>
-      <w:pPr>
-        <w:pStyle w:val="Heading1"/>
-      </w:pPr>
-      <w:r>
-        <w:t>System Overview</w:t>
-      </w:r>
-    </w:p>
-    <w:p>
-      <w:r>
-        <w:t>The project is divided into three main parts:</w:t>
-      </w:r>
-    </w:p>
-    <w:tbl>
-      <w:tblPr>
-        <w:tblStyle w:val="TableGrid"/>
-        <w:tblW w:type="auto" w:w="0"/>
-        <w:jc w:val="center"/>
-        <w:tblLook w:firstColumn="1" w:firstRow="1" w:lastColumn="0" w:lastRow="0" w:noHBand="0" w:noVBand="1" w:val="04A0"/>
-      </w:tblPr>
-      <w:tblGrid>
-        <w:gridCol w:w="4968"/>
-        <w:gridCol w:w="4968"/>
-      </w:tblGrid>
-      <w:tr>
-        <w:tc>
-          <w:tcPr>
-            <w:tcW w:type="dxa" w:w="4968"/>
-            <w:vAlign w:val="center"/>
-            <w:shd w:fill="D9EAF7"/>
-          </w:tcPr>
-          <w:p>
-            <w:r/>
-            <w:r>
-              <w:rPr>
-                <w:rFonts w:ascii="Calibri" w:hAnsi="Calibri"/>
-                <w:b/>
-                <w:sz w:val="19"/>
-              </w:rPr>
-              <w:t>Part</w:t>
-            </w:r>
-          </w:p>
-        </w:tc>
-        <w:tc>
-          <w:tcPr>
-            <w:tcW w:type="dxa" w:w="4968"/>
-            <w:vAlign w:val="center"/>
-            <w:shd w:fill="D9EAF7"/>
-          </w:tcPr>
-          <w:p>
-            <w:r/>
-            <w:r>
-              <w:rPr>
-                <w:rFonts w:ascii="Calibri" w:hAnsi="Calibri"/>
-                <w:b/>
-                <w:sz w:val="19"/>
-              </w:rPr>
-              <w:t>Description</w:t>
-            </w:r>
-          </w:p>
-        </w:tc>
-      </w:tr>
-      <w:tr>
-        <w:tc>
-          <w:tcPr>
-            <w:tcW w:type="dxa" w:w="4968"/>
-            <w:vAlign w:val="center"/>
-          </w:tcPr>
-          <w:p>
-            <w:r/>
-            <w:r>
-              <w:rPr>
-                <w:rFonts w:ascii="Calibri" w:hAnsi="Calibri"/>
-                <w:b w:val="0"/>
-                <w:sz w:val="19"/>
-              </w:rPr>
-              <w:t>ESP32-S3 Device</w:t>
-            </w:r>
-          </w:p>
-        </w:tc>
-        <w:tc>
-          <w:tcPr>
-            <w:tcW w:type="dxa" w:w="4968"/>
-            <w:vAlign w:val="center"/>
-          </w:tcPr>
-          <w:p>
-            <w:r/>
-            <w:r>
-              <w:rPr>
-                <w:rFonts w:ascii="Calibri" w:hAnsi="Calibri"/>
-                <w:b w:val="0"/>
-                <w:sz w:val="19"/>
-              </w:rPr>
-              <w:t>Handles display UI, input controls, recording, Wi-Fi, and speaker playback</w:t>
-            </w:r>
-          </w:p>
-        </w:tc>
-      </w:tr>
-      <w:tr>
-        <w:tc>
-          <w:tcPr>
-            <w:tcW w:type="dxa" w:w="4968"/>
-            <w:vAlign w:val="center"/>
-          </w:tcPr>
-          <w:p>
-            <w:r/>
-            <w:r>
-              <w:rPr>
-                <w:rFonts w:ascii="Calibri" w:hAnsi="Calibri"/>
-                <w:b w:val="0"/>
-                <w:sz w:val="19"/>
-              </w:rPr>
-              <w:t>Windows AI Server</w:t>
-            </w:r>
-          </w:p>
-        </w:tc>
-        <w:tc>
-          <w:tcPr>
-            <w:tcW w:type="dxa" w:w="4968"/>
-            <w:vAlign w:val="center"/>
-          </w:tcPr>
-          <w:p>
-            <w:r/>
-            <w:r>
-              <w:rPr>
-                <w:rFonts w:ascii="Calibri" w:hAnsi="Calibri"/>
-                <w:b w:val="0"/>
-                <w:sz w:val="19"/>
-              </w:rPr>
-              <w:t>Receives audio, calls AI APIs, converts audio, and returns responses</w:t>
-            </w:r>
-          </w:p>
-        </w:tc>
-      </w:tr>
-      <w:tr>
-        <w:tc>
-          <w:tcPr>
-            <w:tcW w:type="dxa" w:w="4968"/>
-            <w:vAlign w:val="center"/>
-          </w:tcPr>
-          <w:p>
-            <w:r/>
-            <w:r>
-              <w:rPr>
-                <w:rFonts w:ascii="Calibri" w:hAnsi="Calibri"/>
-                <w:b w:val="0"/>
-                <w:sz w:val="19"/>
-              </w:rPr>
-              <w:t>Android AI Provider</w:t>
-            </w:r>
-          </w:p>
-        </w:tc>
-        <w:tc>
-          <w:tcPr>
-            <w:tcW w:type="dxa" w:w="4968"/>
-            <w:vAlign w:val="center"/>
-          </w:tcPr>
-          <w:p>
-            <w:r/>
-            <w:r>
-              <w:rPr>
-                <w:rFonts w:ascii="Calibri" w:hAnsi="Calibri"/>
-                <w:b w:val="0"/>
-                <w:sz w:val="19"/>
-              </w:rPr>
-              <w:t>Runs Tool Neuron or another OpenAI-compatible AI/STT/TTS backend</w:t>
-            </w:r>
-          </w:p>
-        </w:tc>
-      </w:tr>
-    </w:tbl>
-    <w:p/>
-    <w:p>
-      <w:pPr>
-        <w:pStyle w:val="Heading1"/>
-      </w:pPr>
-      <w:r>
-        <w:t>Hardware Components</w:t>
-      </w:r>
-    </w:p>
-    <w:tbl>
-      <w:tblPr>
-        <w:tblStyle w:val="TableGrid"/>
-        <w:tblW w:type="auto" w:w="0"/>
-        <w:jc w:val="center"/>
-        <w:tblLook w:firstColumn="1" w:firstRow="1" w:lastColumn="0" w:lastRow="0" w:noHBand="0" w:noVBand="1" w:val="04A0"/>
-      </w:tblPr>
-      <w:tblGrid>
-        <w:gridCol w:w="4968"/>
-        <w:gridCol w:w="4968"/>
-      </w:tblGrid>
-      <w:tr>
-        <w:tc>
-          <w:tcPr>
-            <w:tcW w:type="dxa" w:w="4968"/>
-            <w:vAlign w:val="center"/>
-            <w:shd w:fill="D9EAF7"/>
-          </w:tcPr>
-          <w:p>
-            <w:r/>
-            <w:r>
-              <w:rPr>
-                <w:rFonts w:ascii="Calibri" w:hAnsi="Calibri"/>
-                <w:b/>
+                <w:i w:val="0"/>
                 <w:sz w:val="19"/>
               </w:rPr>
               <w:t>Component</w:t>
@@ -517,16 +899,56 @@
         </w:tc>
         <w:tc>
           <w:tcPr>
-            <w:tcW w:type="dxa" w:w="4968"/>
+            <w:tcW w:type="dxa" w:w="1296"/>
             <w:vAlign w:val="center"/>
-            <w:shd w:fill="D9EAF7"/>
+            <w:shd w:fill="E8EEF5"/>
+            <w:tcMar>
+              <w:top w:w="90" w:type="dxa"/>
+              <w:bottom w:w="90" w:type="dxa"/>
+              <w:start w:w="120" w:type="dxa"/>
+              <w:end w:w="120" w:type="dxa"/>
+            </w:tcMar>
           </w:tcPr>
           <w:p>
+            <w:pPr>
+              <w:spacing w:before="0" w:after="0" w:line="252" w:lineRule="auto"/>
+              <w:jc w:val="center"/>
+            </w:pPr>
             <w:r/>
             <w:r>
               <w:rPr>
-                <w:rFonts w:ascii="Calibri" w:hAnsi="Calibri"/>
+                <w:rFonts w:ascii="Times New Roman" w:hAnsi="Times New Roman"/>
                 <w:b/>
+                <w:i w:val="0"/>
+                <w:sz w:val="19"/>
+              </w:rPr>
+              <w:t>Quantity</w:t>
+            </w:r>
+          </w:p>
+        </w:tc>
+        <w:tc>
+          <w:tcPr>
+            <w:tcW w:type="dxa" w:w="4031"/>
+            <w:vAlign w:val="center"/>
+            <w:shd w:fill="E8EEF5"/>
+            <w:tcMar>
+              <w:top w:w="90" w:type="dxa"/>
+              <w:bottom w:w="90" w:type="dxa"/>
+              <w:start w:w="120" w:type="dxa"/>
+              <w:end w:w="120" w:type="dxa"/>
+            </w:tcMar>
+          </w:tcPr>
+          <w:p>
+            <w:pPr>
+              <w:spacing w:before="0" w:after="0" w:line="252" w:lineRule="auto"/>
+              <w:jc w:val="center"/>
+            </w:pPr>
+            <w:r/>
+            <w:r>
+              <w:rPr>
+                <w:rFonts w:ascii="Times New Roman" w:hAnsi="Times New Roman"/>
+                <w:b/>
+                <w:i w:val="0"/>
                 <w:sz w:val="19"/>
               </w:rPr>
               <w:t>Purpose</w:t>
@@ -537,15 +959,54 @@
       <w:tr>
         <w:tc>
           <w:tcPr>
-            <w:tcW w:type="dxa" w:w="4968"/>
+            <w:tcW w:type="dxa" w:w="648"/>
             <w:vAlign w:val="center"/>
+            <w:tcMar>
+              <w:top w:w="90" w:type="dxa"/>
+              <w:bottom w:w="90" w:type="dxa"/>
+              <w:start w:w="120" w:type="dxa"/>
+              <w:end w:w="120" w:type="dxa"/>
+            </w:tcMar>
           </w:tcPr>
           <w:p>
+            <w:pPr>
+              <w:spacing w:before="0" w:after="0" w:line="252" w:lineRule="auto"/>
+              <w:jc w:val="center"/>
+            </w:pPr>
             <w:r/>
             <w:r>
               <w:rPr>
-                <w:rFonts w:ascii="Calibri" w:hAnsi="Calibri"/>
+                <w:rFonts w:ascii="Times New Roman" w:hAnsi="Times New Roman"/>
                 <w:b w:val="0"/>
+                <w:i w:val="0"/>
+                <w:sz w:val="19"/>
+              </w:rPr>
+              <w:t>1</w:t>
+            </w:r>
+          </w:p>
+        </w:tc>
+        <w:tc>
+          <w:tcPr>
+            <w:tcW w:type="dxa" w:w="3384"/>
+            <w:vAlign w:val="center"/>
+            <w:tcMar>
+              <w:top w:w="90" w:type="dxa"/>
+              <w:bottom w:w="90" w:type="dxa"/>
+              <w:start w:w="120" w:type="dxa"/>
+              <w:end w:w="120" w:type="dxa"/>
+            </w:tcMar>
+          </w:tcPr>
+          <w:p>
+            <w:pPr>
+              <w:spacing w:before="0" w:after="0" w:line="252" w:lineRule="auto"/>
+              <w:jc w:val="left"/>
+            </w:pPr>
+            <w:r/>
+            <w:r>
+              <w:rPr>
+                <w:rFonts w:ascii="Times New Roman" w:hAnsi="Times New Roman"/>
+                <w:b w:val="0"/>
+                <w:i w:val="0"/>
                 <w:sz w:val="19"/>
               </w:rPr>
               <w:t>ESP32-S3</w:t>
@@ -554,18 +1015,57 @@
         </w:tc>
         <w:tc>
           <w:tcPr>
-            <w:tcW w:type="dxa" w:w="4968"/>
+            <w:tcW w:type="dxa" w:w="1296"/>
             <w:vAlign w:val="center"/>
+            <w:tcMar>
+              <w:top w:w="90" w:type="dxa"/>
+              <w:bottom w:w="90" w:type="dxa"/>
+              <w:start w:w="120" w:type="dxa"/>
+              <w:end w:w="120" w:type="dxa"/>
+            </w:tcMar>
           </w:tcPr>
           <w:p>
+            <w:pPr>
+              <w:spacing w:before="0" w:after="0" w:line="252" w:lineRule="auto"/>
+              <w:jc w:val="center"/>
+            </w:pPr>
             <w:r/>
             <w:r>
               <w:rPr>
-                <w:rFonts w:ascii="Calibri" w:hAnsi="Calibri"/>
+                <w:rFonts w:ascii="Times New Roman" w:hAnsi="Times New Roman"/>
                 <w:b w:val="0"/>
+                <w:i w:val="0"/>
                 <w:sz w:val="19"/>
               </w:rPr>
-              <w:t>Main microcontroller</w:t>
+              <w:t>1</w:t>
+            </w:r>
+          </w:p>
+        </w:tc>
+        <w:tc>
+          <w:tcPr>
+            <w:tcW w:type="dxa" w:w="4031"/>
+            <w:vAlign w:val="center"/>
+            <w:tcMar>
+              <w:top w:w="90" w:type="dxa"/>
+              <w:bottom w:w="90" w:type="dxa"/>
+              <w:start w:w="120" w:type="dxa"/>
+              <w:end w:w="120" w:type="dxa"/>
+            </w:tcMar>
+          </w:tcPr>
+          <w:p>
+            <w:pPr>
+              <w:spacing w:before="0" w:after="0" w:line="252" w:lineRule="auto"/>
+              <w:jc w:val="left"/>
+            </w:pPr>
+            <w:r/>
+            <w:r>
+              <w:rPr>
+                <w:rFonts w:ascii="Times New Roman" w:hAnsi="Times New Roman"/>
+                <w:b w:val="0"/>
+                <w:i w:val="0"/>
+                <w:sz w:val="19"/>
+              </w:rPr>
+              <w:t>Main microcontroller for UI, Wi-Fi, audio capture, and playback control</w:t>
             </w:r>
           </w:p>
         </w:tc>
@@ -573,15 +1073,54 @@
       <w:tr>
         <w:tc>
           <w:tcPr>
-            <w:tcW w:type="dxa" w:w="4968"/>
+            <w:tcW w:type="dxa" w:w="648"/>
             <w:vAlign w:val="center"/>
+            <w:tcMar>
+              <w:top w:w="90" w:type="dxa"/>
+              <w:bottom w:w="90" w:type="dxa"/>
+              <w:start w:w="120" w:type="dxa"/>
+              <w:end w:w="120" w:type="dxa"/>
+            </w:tcMar>
           </w:tcPr>
           <w:p>
+            <w:pPr>
+              <w:spacing w:before="0" w:after="0" w:line="252" w:lineRule="auto"/>
+              <w:jc w:val="center"/>
+            </w:pPr>
             <w:r/>
             <w:r>
               <w:rPr>
-                <w:rFonts w:ascii="Calibri" w:hAnsi="Calibri"/>
+                <w:rFonts w:ascii="Times New Roman" w:hAnsi="Times New Roman"/>
                 <w:b w:val="0"/>
+                <w:i w:val="0"/>
+                <w:sz w:val="19"/>
+              </w:rPr>
+              <w:t>2</w:t>
+            </w:r>
+          </w:p>
+        </w:tc>
+        <w:tc>
+          <w:tcPr>
+            <w:tcW w:type="dxa" w:w="3384"/>
+            <w:vAlign w:val="center"/>
+            <w:tcMar>
+              <w:top w:w="90" w:type="dxa"/>
+              <w:bottom w:w="90" w:type="dxa"/>
+              <w:start w:w="120" w:type="dxa"/>
+              <w:end w:w="120" w:type="dxa"/>
+            </w:tcMar>
+          </w:tcPr>
+          <w:p>
+            <w:pPr>
+              <w:spacing w:before="0" w:after="0" w:line="252" w:lineRule="auto"/>
+              <w:jc w:val="left"/>
+            </w:pPr>
+            <w:r/>
+            <w:r>
+              <w:rPr>
+                <w:rFonts w:ascii="Times New Roman" w:hAnsi="Times New Roman"/>
+                <w:b w:val="0"/>
+                <w:i w:val="0"/>
                 <w:sz w:val="19"/>
               </w:rPr>
               <w:t>ST7789 240x240 TFT Display</w:t>
@@ -590,18 +1129,57 @@
         </w:tc>
         <w:tc>
           <w:tcPr>
-            <w:tcW w:type="dxa" w:w="4968"/>
+            <w:tcW w:type="dxa" w:w="1296"/>
             <w:vAlign w:val="center"/>
+            <w:tcMar>
+              <w:top w:w="90" w:type="dxa"/>
+              <w:bottom w:w="90" w:type="dxa"/>
+              <w:start w:w="120" w:type="dxa"/>
+              <w:end w:w="120" w:type="dxa"/>
+            </w:tcMar>
           </w:tcPr>
           <w:p>
+            <w:pPr>
+              <w:spacing w:before="0" w:after="0" w:line="252" w:lineRule="auto"/>
+              <w:jc w:val="center"/>
+            </w:pPr>
             <w:r/>
             <w:r>
               <w:rPr>
-                <w:rFonts w:ascii="Calibri" w:hAnsi="Calibri"/>
+                <w:rFonts w:ascii="Times New Roman" w:hAnsi="Times New Roman"/>
                 <w:b w:val="0"/>
+                <w:i w:val="0"/>
                 <w:sz w:val="19"/>
               </w:rPr>
-              <w:t>Visual user interface</w:t>
+              <w:t>1</w:t>
+            </w:r>
+          </w:p>
+        </w:tc>
+        <w:tc>
+          <w:tcPr>
+            <w:tcW w:type="dxa" w:w="4031"/>
+            <w:vAlign w:val="center"/>
+            <w:tcMar>
+              <w:top w:w="90" w:type="dxa"/>
+              <w:bottom w:w="90" w:type="dxa"/>
+              <w:start w:w="120" w:type="dxa"/>
+              <w:end w:w="120" w:type="dxa"/>
+            </w:tcMar>
+          </w:tcPr>
+          <w:p>
+            <w:pPr>
+              <w:spacing w:before="0" w:after="0" w:line="252" w:lineRule="auto"/>
+              <w:jc w:val="left"/>
+            </w:pPr>
+            <w:r/>
+            <w:r>
+              <w:rPr>
+                <w:rFonts w:ascii="Times New Roman" w:hAnsi="Times New Roman"/>
+                <w:b w:val="0"/>
+                <w:i w:val="0"/>
+                <w:sz w:val="19"/>
+              </w:rPr>
+              <w:t>Main visual interface for clock, weather, system, and AI pages</w:t>
             </w:r>
           </w:p>
         </w:tc>
@@ -609,15 +1187,54 @@
       <w:tr>
         <w:tc>
           <w:tcPr>
-            <w:tcW w:type="dxa" w:w="4968"/>
+            <w:tcW w:type="dxa" w:w="648"/>
             <w:vAlign w:val="center"/>
+            <w:tcMar>
+              <w:top w:w="90" w:type="dxa"/>
+              <w:bottom w:w="90" w:type="dxa"/>
+              <w:start w:w="120" w:type="dxa"/>
+              <w:end w:w="120" w:type="dxa"/>
+            </w:tcMar>
           </w:tcPr>
           <w:p>
+            <w:pPr>
+              <w:spacing w:before="0" w:after="0" w:line="252" w:lineRule="auto"/>
+              <w:jc w:val="center"/>
+            </w:pPr>
             <w:r/>
             <w:r>
               <w:rPr>
-                <w:rFonts w:ascii="Calibri" w:hAnsi="Calibri"/>
+                <w:rFonts w:ascii="Times New Roman" w:hAnsi="Times New Roman"/>
                 <w:b w:val="0"/>
+                <w:i w:val="0"/>
+                <w:sz w:val="19"/>
+              </w:rPr>
+              <w:t>3</w:t>
+            </w:r>
+          </w:p>
+        </w:tc>
+        <w:tc>
+          <w:tcPr>
+            <w:tcW w:type="dxa" w:w="3384"/>
+            <w:vAlign w:val="center"/>
+            <w:tcMar>
+              <w:top w:w="90" w:type="dxa"/>
+              <w:bottom w:w="90" w:type="dxa"/>
+              <w:start w:w="120" w:type="dxa"/>
+              <w:end w:w="120" w:type="dxa"/>
+            </w:tcMar>
+          </w:tcPr>
+          <w:p>
+            <w:pPr>
+              <w:spacing w:before="0" w:after="0" w:line="252" w:lineRule="auto"/>
+              <w:jc w:val="left"/>
+            </w:pPr>
+            <w:r/>
+            <w:r>
+              <w:rPr>
+                <w:rFonts w:ascii="Times New Roman" w:hAnsi="Times New Roman"/>
+                <w:b w:val="0"/>
+                <w:i w:val="0"/>
                 <w:sz w:val="19"/>
               </w:rPr>
               <w:t>MAX4466 Microphone Module</w:t>
@@ -626,18 +1243,57 @@
         </w:tc>
         <w:tc>
           <w:tcPr>
-            <w:tcW w:type="dxa" w:w="4968"/>
+            <w:tcW w:type="dxa" w:w="1296"/>
             <w:vAlign w:val="center"/>
+            <w:tcMar>
+              <w:top w:w="90" w:type="dxa"/>
+              <w:bottom w:w="90" w:type="dxa"/>
+              <w:start w:w="120" w:type="dxa"/>
+              <w:end w:w="120" w:type="dxa"/>
+            </w:tcMar>
           </w:tcPr>
           <w:p>
+            <w:pPr>
+              <w:spacing w:before="0" w:after="0" w:line="252" w:lineRule="auto"/>
+              <w:jc w:val="center"/>
+            </w:pPr>
             <w:r/>
             <w:r>
               <w:rPr>
-                <w:rFonts w:ascii="Calibri" w:hAnsi="Calibri"/>
+                <w:rFonts w:ascii="Times New Roman" w:hAnsi="Times New Roman"/>
                 <w:b w:val="0"/>
+                <w:i w:val="0"/>
                 <w:sz w:val="19"/>
               </w:rPr>
-              <w:t>Voice input</w:t>
+              <w:t>1</w:t>
+            </w:r>
+          </w:p>
+        </w:tc>
+        <w:tc>
+          <w:tcPr>
+            <w:tcW w:type="dxa" w:w="4031"/>
+            <w:vAlign w:val="center"/>
+            <w:tcMar>
+              <w:top w:w="90" w:type="dxa"/>
+              <w:bottom w:w="90" w:type="dxa"/>
+              <w:start w:w="120" w:type="dxa"/>
+              <w:end w:w="120" w:type="dxa"/>
+            </w:tcMar>
+          </w:tcPr>
+          <w:p>
+            <w:pPr>
+              <w:spacing w:before="0" w:after="0" w:line="252" w:lineRule="auto"/>
+              <w:jc w:val="left"/>
+            </w:pPr>
+            <w:r/>
+            <w:r>
+              <w:rPr>
+                <w:rFonts w:ascii="Times New Roman" w:hAnsi="Times New Roman"/>
+                <w:b w:val="0"/>
+                <w:i w:val="0"/>
+                <w:sz w:val="19"/>
+              </w:rPr>
+              <w:t>Voice input capture from the user</w:t>
             </w:r>
           </w:p>
         </w:tc>
@@ -645,15 +1301,54 @@
       <w:tr>
         <w:tc>
           <w:tcPr>
-            <w:tcW w:type="dxa" w:w="4968"/>
+            <w:tcW w:type="dxa" w:w="648"/>
             <w:vAlign w:val="center"/>
+            <w:tcMar>
+              <w:top w:w="90" w:type="dxa"/>
+              <w:bottom w:w="90" w:type="dxa"/>
+              <w:start w:w="120" w:type="dxa"/>
+              <w:end w:w="120" w:type="dxa"/>
+            </w:tcMar>
           </w:tcPr>
           <w:p>
+            <w:pPr>
+              <w:spacing w:before="0" w:after="0" w:line="252" w:lineRule="auto"/>
+              <w:jc w:val="center"/>
+            </w:pPr>
             <w:r/>
             <w:r>
               <w:rPr>
-                <w:rFonts w:ascii="Calibri" w:hAnsi="Calibri"/>
+                <w:rFonts w:ascii="Times New Roman" w:hAnsi="Times New Roman"/>
                 <w:b w:val="0"/>
+                <w:i w:val="0"/>
+                <w:sz w:val="19"/>
+              </w:rPr>
+              <w:t>4</w:t>
+            </w:r>
+          </w:p>
+        </w:tc>
+        <w:tc>
+          <w:tcPr>
+            <w:tcW w:type="dxa" w:w="3384"/>
+            <w:vAlign w:val="center"/>
+            <w:tcMar>
+              <w:top w:w="90" w:type="dxa"/>
+              <w:bottom w:w="90" w:type="dxa"/>
+              <w:start w:w="120" w:type="dxa"/>
+              <w:end w:w="120" w:type="dxa"/>
+            </w:tcMar>
+          </w:tcPr>
+          <w:p>
+            <w:pPr>
+              <w:spacing w:before="0" w:after="0" w:line="252" w:lineRule="auto"/>
+              <w:jc w:val="left"/>
+            </w:pPr>
+            <w:r/>
+            <w:r>
+              <w:rPr>
+                <w:rFonts w:ascii="Times New Roman" w:hAnsi="Times New Roman"/>
+                <w:b w:val="0"/>
+                <w:i w:val="0"/>
                 <w:sz w:val="19"/>
               </w:rPr>
               <w:t>TTP223 Touch Sensor</w:t>
@@ -662,18 +1357,57 @@
         </w:tc>
         <w:tc>
           <w:tcPr>
-            <w:tcW w:type="dxa" w:w="4968"/>
+            <w:tcW w:type="dxa" w:w="1296"/>
             <w:vAlign w:val="center"/>
+            <w:tcMar>
+              <w:top w:w="90" w:type="dxa"/>
+              <w:bottom w:w="90" w:type="dxa"/>
+              <w:start w:w="120" w:type="dxa"/>
+              <w:end w:w="120" w:type="dxa"/>
+            </w:tcMar>
           </w:tcPr>
           <w:p>
+            <w:pPr>
+              <w:spacing w:before="0" w:after="0" w:line="252" w:lineRule="auto"/>
+              <w:jc w:val="center"/>
+            </w:pPr>
             <w:r/>
             <w:r>
               <w:rPr>
-                <w:rFonts w:ascii="Calibri" w:hAnsi="Calibri"/>
+                <w:rFonts w:ascii="Times New Roman" w:hAnsi="Times New Roman"/>
                 <w:b w:val="0"/>
+                <w:i w:val="0"/>
                 <w:sz w:val="19"/>
               </w:rPr>
-              <w:t>Page navigation</w:t>
+              <w:t>1</w:t>
+            </w:r>
+          </w:p>
+        </w:tc>
+        <w:tc>
+          <w:tcPr>
+            <w:tcW w:type="dxa" w:w="4031"/>
+            <w:vAlign w:val="center"/>
+            <w:tcMar>
+              <w:top w:w="90" w:type="dxa"/>
+              <w:bottom w:w="90" w:type="dxa"/>
+              <w:start w:w="120" w:type="dxa"/>
+              <w:end w:w="120" w:type="dxa"/>
+            </w:tcMar>
+          </w:tcPr>
+          <w:p>
+            <w:pPr>
+              <w:spacing w:before="0" w:after="0" w:line="252" w:lineRule="auto"/>
+              <w:jc w:val="left"/>
+            </w:pPr>
+            <w:r/>
+            <w:r>
+              <w:rPr>
+                <w:rFonts w:ascii="Times New Roman" w:hAnsi="Times New Roman"/>
+                <w:b w:val="0"/>
+                <w:i w:val="0"/>
+                <w:sz w:val="19"/>
+              </w:rPr>
+              <w:t>Touch input for cycling pages</w:t>
             </w:r>
           </w:p>
         </w:tc>
@@ -681,15 +1415,54 @@
       <w:tr>
         <w:tc>
           <w:tcPr>
-            <w:tcW w:type="dxa" w:w="4968"/>
+            <w:tcW w:type="dxa" w:w="648"/>
             <w:vAlign w:val="center"/>
+            <w:tcMar>
+              <w:top w:w="90" w:type="dxa"/>
+              <w:bottom w:w="90" w:type="dxa"/>
+              <w:start w:w="120" w:type="dxa"/>
+              <w:end w:w="120" w:type="dxa"/>
+            </w:tcMar>
           </w:tcPr>
           <w:p>
+            <w:pPr>
+              <w:spacing w:before="0" w:after="0" w:line="252" w:lineRule="auto"/>
+              <w:jc w:val="center"/>
+            </w:pPr>
             <w:r/>
             <w:r>
               <w:rPr>
-                <w:rFonts w:ascii="Calibri" w:hAnsi="Calibri"/>
+                <w:rFonts w:ascii="Times New Roman" w:hAnsi="Times New Roman"/>
                 <w:b w:val="0"/>
+                <w:i w:val="0"/>
+                <w:sz w:val="19"/>
+              </w:rPr>
+              <w:t>5</w:t>
+            </w:r>
+          </w:p>
+        </w:tc>
+        <w:tc>
+          <w:tcPr>
+            <w:tcW w:type="dxa" w:w="3384"/>
+            <w:vAlign w:val="center"/>
+            <w:tcMar>
+              <w:top w:w="90" w:type="dxa"/>
+              <w:bottom w:w="90" w:type="dxa"/>
+              <w:start w:w="120" w:type="dxa"/>
+              <w:end w:w="120" w:type="dxa"/>
+            </w:tcMar>
+          </w:tcPr>
+          <w:p>
+            <w:pPr>
+              <w:spacing w:before="0" w:after="0" w:line="252" w:lineRule="auto"/>
+              <w:jc w:val="left"/>
+            </w:pPr>
+            <w:r/>
+            <w:r>
+              <w:rPr>
+                <w:rFonts w:ascii="Times New Roman" w:hAnsi="Times New Roman"/>
+                <w:b w:val="0"/>
+                <w:i w:val="0"/>
                 <w:sz w:val="19"/>
               </w:rPr>
               <w:t>Push Button</w:t>
@@ -698,18 +1471,57 @@
         </w:tc>
         <w:tc>
           <w:tcPr>
-            <w:tcW w:type="dxa" w:w="4968"/>
+            <w:tcW w:type="dxa" w:w="1296"/>
             <w:vAlign w:val="center"/>
+            <w:tcMar>
+              <w:top w:w="90" w:type="dxa"/>
+              <w:bottom w:w="90" w:type="dxa"/>
+              <w:start w:w="120" w:type="dxa"/>
+              <w:end w:w="120" w:type="dxa"/>
+            </w:tcMar>
           </w:tcPr>
           <w:p>
+            <w:pPr>
+              <w:spacing w:before="0" w:after="0" w:line="252" w:lineRule="auto"/>
+              <w:jc w:val="center"/>
+            </w:pPr>
             <w:r/>
             <w:r>
               <w:rPr>
-                <w:rFonts w:ascii="Calibri" w:hAnsi="Calibri"/>
+                <w:rFonts w:ascii="Times New Roman" w:hAnsi="Times New Roman"/>
                 <w:b w:val="0"/>
+                <w:i w:val="0"/>
                 <w:sz w:val="19"/>
               </w:rPr>
-              <w:t>AI mode and recording control</w:t>
+              <w:t>1</w:t>
+            </w:r>
+          </w:p>
+        </w:tc>
+        <w:tc>
+          <w:tcPr>
+            <w:tcW w:type="dxa" w:w="4031"/>
+            <w:vAlign w:val="center"/>
+            <w:tcMar>
+              <w:top w:w="90" w:type="dxa"/>
+              <w:bottom w:w="90" w:type="dxa"/>
+              <w:start w:w="120" w:type="dxa"/>
+              <w:end w:w="120" w:type="dxa"/>
+            </w:tcMar>
+          </w:tcPr>
+          <w:p>
+            <w:pPr>
+              <w:spacing w:before="0" w:after="0" w:line="252" w:lineRule="auto"/>
+              <w:jc w:val="left"/>
+            </w:pPr>
+            <w:r/>
+            <w:r>
+              <w:rPr>
+                <w:rFonts w:ascii="Times New Roman" w:hAnsi="Times New Roman"/>
+                <w:b w:val="0"/>
+                <w:i w:val="0"/>
+                <w:sz w:val="19"/>
+              </w:rPr>
+              <w:t>AI mode entry and recording control</w:t>
             </w:r>
           </w:p>
         </w:tc>
@@ -717,15 +1529,54 @@
       <w:tr>
         <w:tc>
           <w:tcPr>
-            <w:tcW w:type="dxa" w:w="4968"/>
+            <w:tcW w:type="dxa" w:w="648"/>
             <w:vAlign w:val="center"/>
+            <w:tcMar>
+              <w:top w:w="90" w:type="dxa"/>
+              <w:bottom w:w="90" w:type="dxa"/>
+              <w:start w:w="120" w:type="dxa"/>
+              <w:end w:w="120" w:type="dxa"/>
+            </w:tcMar>
           </w:tcPr>
           <w:p>
+            <w:pPr>
+              <w:spacing w:before="0" w:after="0" w:line="252" w:lineRule="auto"/>
+              <w:jc w:val="center"/>
+            </w:pPr>
             <w:r/>
             <w:r>
               <w:rPr>
-                <w:rFonts w:ascii="Calibri" w:hAnsi="Calibri"/>
+                <w:rFonts w:ascii="Times New Roman" w:hAnsi="Times New Roman"/>
                 <w:b w:val="0"/>
+                <w:i w:val="0"/>
+                <w:sz w:val="19"/>
+              </w:rPr>
+              <w:t>6</w:t>
+            </w:r>
+          </w:p>
+        </w:tc>
+        <w:tc>
+          <w:tcPr>
+            <w:tcW w:type="dxa" w:w="3384"/>
+            <w:vAlign w:val="center"/>
+            <w:tcMar>
+              <w:top w:w="90" w:type="dxa"/>
+              <w:bottom w:w="90" w:type="dxa"/>
+              <w:start w:w="120" w:type="dxa"/>
+              <w:end w:w="120" w:type="dxa"/>
+            </w:tcMar>
+          </w:tcPr>
+          <w:p>
+            <w:pPr>
+              <w:spacing w:before="0" w:after="0" w:line="252" w:lineRule="auto"/>
+              <w:jc w:val="left"/>
+            </w:pPr>
+            <w:r/>
+            <w:r>
+              <w:rPr>
+                <w:rFonts w:ascii="Times New Roman" w:hAnsi="Times New Roman"/>
+                <w:b w:val="0"/>
+                <w:i w:val="0"/>
                 <w:sz w:val="19"/>
               </w:rPr>
               <w:t>HW-104 Audio Amplifier</w:t>
@@ -734,18 +1585,57 @@
         </w:tc>
         <w:tc>
           <w:tcPr>
-            <w:tcW w:type="dxa" w:w="4968"/>
+            <w:tcW w:type="dxa" w:w="1296"/>
             <w:vAlign w:val="center"/>
+            <w:tcMar>
+              <w:top w:w="90" w:type="dxa"/>
+              <w:bottom w:w="90" w:type="dxa"/>
+              <w:start w:w="120" w:type="dxa"/>
+              <w:end w:w="120" w:type="dxa"/>
+            </w:tcMar>
           </w:tcPr>
           <w:p>
+            <w:pPr>
+              <w:spacing w:before="0" w:after="0" w:line="252" w:lineRule="auto"/>
+              <w:jc w:val="center"/>
+            </w:pPr>
             <w:r/>
             <w:r>
               <w:rPr>
-                <w:rFonts w:ascii="Calibri" w:hAnsi="Calibri"/>
+                <w:rFonts w:ascii="Times New Roman" w:hAnsi="Times New Roman"/>
                 <w:b w:val="0"/>
+                <w:i w:val="0"/>
                 <w:sz w:val="19"/>
               </w:rPr>
-              <w:t>Speaker amplification</w:t>
+              <w:t>1</w:t>
+            </w:r>
+          </w:p>
+        </w:tc>
+        <w:tc>
+          <w:tcPr>
+            <w:tcW w:type="dxa" w:w="4031"/>
+            <w:vAlign w:val="center"/>
+            <w:tcMar>
+              <w:top w:w="90" w:type="dxa"/>
+              <w:bottom w:w="90" w:type="dxa"/>
+              <w:start w:w="120" w:type="dxa"/>
+              <w:end w:w="120" w:type="dxa"/>
+            </w:tcMar>
+          </w:tcPr>
+          <w:p>
+            <w:pPr>
+              <w:spacing w:before="0" w:after="0" w:line="252" w:lineRule="auto"/>
+              <w:jc w:val="left"/>
+            </w:pPr>
+            <w:r/>
+            <w:r>
+              <w:rPr>
+                <w:rFonts w:ascii="Times New Roman" w:hAnsi="Times New Roman"/>
+                <w:b w:val="0"/>
+                <w:i w:val="0"/>
+                <w:sz w:val="19"/>
+              </w:rPr>
+              <w:t>Amplifies ESP32 audio output for the speaker</w:t>
             </w:r>
           </w:p>
         </w:tc>
@@ -753,15 +1643,54 @@
       <w:tr>
         <w:tc>
           <w:tcPr>
-            <w:tcW w:type="dxa" w:w="4968"/>
+            <w:tcW w:type="dxa" w:w="648"/>
             <w:vAlign w:val="center"/>
+            <w:tcMar>
+              <w:top w:w="90" w:type="dxa"/>
+              <w:bottom w:w="90" w:type="dxa"/>
+              <w:start w:w="120" w:type="dxa"/>
+              <w:end w:w="120" w:type="dxa"/>
+            </w:tcMar>
           </w:tcPr>
           <w:p>
+            <w:pPr>
+              <w:spacing w:before="0" w:after="0" w:line="252" w:lineRule="auto"/>
+              <w:jc w:val="center"/>
+            </w:pPr>
             <w:r/>
             <w:r>
               <w:rPr>
-                <w:rFonts w:ascii="Calibri" w:hAnsi="Calibri"/>
+                <w:rFonts w:ascii="Times New Roman" w:hAnsi="Times New Roman"/>
                 <w:b w:val="0"/>
+                <w:i w:val="0"/>
+                <w:sz w:val="19"/>
+              </w:rPr>
+              <w:t>7</w:t>
+            </w:r>
+          </w:p>
+        </w:tc>
+        <w:tc>
+          <w:tcPr>
+            <w:tcW w:type="dxa" w:w="3384"/>
+            <w:vAlign w:val="center"/>
+            <w:tcMar>
+              <w:top w:w="90" w:type="dxa"/>
+              <w:bottom w:w="90" w:type="dxa"/>
+              <w:start w:w="120" w:type="dxa"/>
+              <w:end w:w="120" w:type="dxa"/>
+            </w:tcMar>
+          </w:tcPr>
+          <w:p>
+            <w:pPr>
+              <w:spacing w:before="0" w:after="0" w:line="252" w:lineRule="auto"/>
+              <w:jc w:val="left"/>
+            </w:pPr>
+            <w:r/>
+            <w:r>
+              <w:rPr>
+                <w:rFonts w:ascii="Times New Roman" w:hAnsi="Times New Roman"/>
+                <w:b w:val="0"/>
+                <w:i w:val="0"/>
                 <w:sz w:val="19"/>
               </w:rPr>
               <w:t>XL6009 Booster Module</w:t>
@@ -770,18 +1699,57 @@
         </w:tc>
         <w:tc>
           <w:tcPr>
-            <w:tcW w:type="dxa" w:w="4968"/>
+            <w:tcW w:type="dxa" w:w="1296"/>
             <w:vAlign w:val="center"/>
+            <w:tcMar>
+              <w:top w:w="90" w:type="dxa"/>
+              <w:bottom w:w="90" w:type="dxa"/>
+              <w:start w:w="120" w:type="dxa"/>
+              <w:end w:w="120" w:type="dxa"/>
+            </w:tcMar>
           </w:tcPr>
           <w:p>
+            <w:pPr>
+              <w:spacing w:before="0" w:after="0" w:line="252" w:lineRule="auto"/>
+              <w:jc w:val="center"/>
+            </w:pPr>
             <w:r/>
             <w:r>
               <w:rPr>
-                <w:rFonts w:ascii="Calibri" w:hAnsi="Calibri"/>
+                <w:rFonts w:ascii="Times New Roman" w:hAnsi="Times New Roman"/>
                 <w:b w:val="0"/>
+                <w:i w:val="0"/>
                 <w:sz w:val="19"/>
               </w:rPr>
-              <w:t>Amplifier power supply</w:t>
+              <w:t>1</w:t>
+            </w:r>
+          </w:p>
+        </w:tc>
+        <w:tc>
+          <w:tcPr>
+            <w:tcW w:type="dxa" w:w="4031"/>
+            <w:vAlign w:val="center"/>
+            <w:tcMar>
+              <w:top w:w="90" w:type="dxa"/>
+              <w:bottom w:w="90" w:type="dxa"/>
+              <w:start w:w="120" w:type="dxa"/>
+              <w:end w:w="120" w:type="dxa"/>
+            </w:tcMar>
+          </w:tcPr>
+          <w:p>
+            <w:pPr>
+              <w:spacing w:before="0" w:after="0" w:line="252" w:lineRule="auto"/>
+              <w:jc w:val="left"/>
+            </w:pPr>
+            <w:r/>
+            <w:r>
+              <w:rPr>
+                <w:rFonts w:ascii="Times New Roman" w:hAnsi="Times New Roman"/>
+                <w:b w:val="0"/>
+                <w:i w:val="0"/>
+                <w:sz w:val="19"/>
+              </w:rPr>
+              <w:t>Provides boosted amplifier power</w:t>
             </w:r>
           </w:p>
         </w:tc>
@@ -789,15 +1757,54 @@
       <w:tr>
         <w:tc>
           <w:tcPr>
-            <w:tcW w:type="dxa" w:w="4968"/>
+            <w:tcW w:type="dxa" w:w="648"/>
             <w:vAlign w:val="center"/>
+            <w:tcMar>
+              <w:top w:w="90" w:type="dxa"/>
+              <w:bottom w:w="90" w:type="dxa"/>
+              <w:start w:w="120" w:type="dxa"/>
+              <w:end w:w="120" w:type="dxa"/>
+            </w:tcMar>
           </w:tcPr>
           <w:p>
+            <w:pPr>
+              <w:spacing w:before="0" w:after="0" w:line="252" w:lineRule="auto"/>
+              <w:jc w:val="center"/>
+            </w:pPr>
             <w:r/>
             <w:r>
               <w:rPr>
-                <w:rFonts w:ascii="Calibri" w:hAnsi="Calibri"/>
+                <w:rFonts w:ascii="Times New Roman" w:hAnsi="Times New Roman"/>
                 <w:b w:val="0"/>
+                <w:i w:val="0"/>
+                <w:sz w:val="19"/>
+              </w:rPr>
+              <w:t>8</w:t>
+            </w:r>
+          </w:p>
+        </w:tc>
+        <w:tc>
+          <w:tcPr>
+            <w:tcW w:type="dxa" w:w="3384"/>
+            <w:vAlign w:val="center"/>
+            <w:tcMar>
+              <w:top w:w="90" w:type="dxa"/>
+              <w:bottom w:w="90" w:type="dxa"/>
+              <w:start w:w="120" w:type="dxa"/>
+              <w:end w:w="120" w:type="dxa"/>
+            </w:tcMar>
+          </w:tcPr>
+          <w:p>
+            <w:pPr>
+              <w:spacing w:before="0" w:after="0" w:line="252" w:lineRule="auto"/>
+              <w:jc w:val="left"/>
+            </w:pPr>
+            <w:r/>
+            <w:r>
+              <w:rPr>
+                <w:rFonts w:ascii="Times New Roman" w:hAnsi="Times New Roman"/>
+                <w:b w:val="0"/>
+                <w:i w:val="0"/>
                 <w:sz w:val="19"/>
               </w:rPr>
               <w:t>Speaker</w:t>
@@ -806,18 +1813,57 @@
         </w:tc>
         <w:tc>
           <w:tcPr>
-            <w:tcW w:type="dxa" w:w="4968"/>
+            <w:tcW w:type="dxa" w:w="1296"/>
             <w:vAlign w:val="center"/>
+            <w:tcMar>
+              <w:top w:w="90" w:type="dxa"/>
+              <w:bottom w:w="90" w:type="dxa"/>
+              <w:start w:w="120" w:type="dxa"/>
+              <w:end w:w="120" w:type="dxa"/>
+            </w:tcMar>
           </w:tcPr>
           <w:p>
+            <w:pPr>
+              <w:spacing w:before="0" w:after="0" w:line="252" w:lineRule="auto"/>
+              <w:jc w:val="center"/>
+            </w:pPr>
             <w:r/>
             <w:r>
               <w:rPr>
-                <w:rFonts w:ascii="Calibri" w:hAnsi="Calibri"/>
+                <w:rFonts w:ascii="Times New Roman" w:hAnsi="Times New Roman"/>
                 <w:b w:val="0"/>
+                <w:i w:val="0"/>
                 <w:sz w:val="19"/>
               </w:rPr>
-              <w:t>Voice output</w:t>
+              <w:t>1</w:t>
+            </w:r>
+          </w:p>
+        </w:tc>
+        <w:tc>
+          <w:tcPr>
+            <w:tcW w:type="dxa" w:w="4031"/>
+            <w:vAlign w:val="center"/>
+            <w:tcMar>
+              <w:top w:w="90" w:type="dxa"/>
+              <w:bottom w:w="90" w:type="dxa"/>
+              <w:start w:w="120" w:type="dxa"/>
+              <w:end w:w="120" w:type="dxa"/>
+            </w:tcMar>
+          </w:tcPr>
+          <w:p>
+            <w:pPr>
+              <w:spacing w:before="0" w:after="0" w:line="252" w:lineRule="auto"/>
+              <w:jc w:val="left"/>
+            </w:pPr>
+            <w:r/>
+            <w:r>
+              <w:rPr>
+                <w:rFonts w:ascii="Times New Roman" w:hAnsi="Times New Roman"/>
+                <w:b w:val="0"/>
+                <w:i w:val="0"/>
+                <w:sz w:val="19"/>
+              </w:rPr>
+              <w:t>Plays generated TTS response audio</w:t>
             </w:r>
           </w:p>
         </w:tc>
@@ -825,35 +1871,113 @@
       <w:tr>
         <w:tc>
           <w:tcPr>
-            <w:tcW w:type="dxa" w:w="4968"/>
+            <w:tcW w:type="dxa" w:w="648"/>
             <w:vAlign w:val="center"/>
+            <w:tcMar>
+              <w:top w:w="90" w:type="dxa"/>
+              <w:bottom w:w="90" w:type="dxa"/>
+              <w:start w:w="120" w:type="dxa"/>
+              <w:end w:w="120" w:type="dxa"/>
+            </w:tcMar>
           </w:tcPr>
           <w:p>
+            <w:pPr>
+              <w:spacing w:before="0" w:after="0" w:line="252" w:lineRule="auto"/>
+              <w:jc w:val="center"/>
+            </w:pPr>
             <w:r/>
             <w:r>
               <w:rPr>
-                <w:rFonts w:ascii="Calibri" w:hAnsi="Calibri"/>
+                <w:rFonts w:ascii="Times New Roman" w:hAnsi="Times New Roman"/>
                 <w:b w:val="0"/>
+                <w:i w:val="0"/>
                 <w:sz w:val="19"/>
               </w:rPr>
-              <w:t>LED</w:t>
+              <w:t>9</w:t>
             </w:r>
           </w:p>
         </w:tc>
         <w:tc>
           <w:tcPr>
-            <w:tcW w:type="dxa" w:w="4968"/>
+            <w:tcW w:type="dxa" w:w="3384"/>
             <w:vAlign w:val="center"/>
+            <w:tcMar>
+              <w:top w:w="90" w:type="dxa"/>
+              <w:bottom w:w="90" w:type="dxa"/>
+              <w:start w:w="120" w:type="dxa"/>
+              <w:end w:w="120" w:type="dxa"/>
+            </w:tcMar>
           </w:tcPr>
           <w:p>
+            <w:pPr>
+              <w:spacing w:before="0" w:after="0" w:line="252" w:lineRule="auto"/>
+              <w:jc w:val="left"/>
+            </w:pPr>
             <w:r/>
             <w:r>
               <w:rPr>
-                <w:rFonts w:ascii="Calibri" w:hAnsi="Calibri"/>
+                <w:rFonts w:ascii="Times New Roman" w:hAnsi="Times New Roman"/>
                 <w:b w:val="0"/>
+                <w:i w:val="0"/>
                 <w:sz w:val="19"/>
               </w:rPr>
-              <w:t>Status/testing indicator</w:t>
+              <w:t>Windows PC/Laptop</w:t>
+            </w:r>
+          </w:p>
+        </w:tc>
+        <w:tc>
+          <w:tcPr>
+            <w:tcW w:type="dxa" w:w="1296"/>
+            <w:vAlign w:val="center"/>
+            <w:tcMar>
+              <w:top w:w="90" w:type="dxa"/>
+              <w:bottom w:w="90" w:type="dxa"/>
+              <w:start w:w="120" w:type="dxa"/>
+              <w:end w:w="120" w:type="dxa"/>
+            </w:tcMar>
+          </w:tcPr>
+          <w:p>
+            <w:pPr>
+              <w:spacing w:before="0" w:after="0" w:line="252" w:lineRule="auto"/>
+              <w:jc w:val="center"/>
+            </w:pPr>
+            <w:r/>
+            <w:r>
+              <w:rPr>
+                <w:rFonts w:ascii="Times New Roman" w:hAnsi="Times New Roman"/>
+                <w:b w:val="0"/>
+                <w:i w:val="0"/>
+                <w:sz w:val="19"/>
+              </w:rPr>
+              <w:t>1</w:t>
+            </w:r>
+          </w:p>
+        </w:tc>
+        <w:tc>
+          <w:tcPr>
+            <w:tcW w:type="dxa" w:w="4031"/>
+            <w:vAlign w:val="center"/>
+            <w:tcMar>
+              <w:top w:w="90" w:type="dxa"/>
+              <w:bottom w:w="90" w:type="dxa"/>
+              <w:start w:w="120" w:type="dxa"/>
+              <w:end w:w="120" w:type="dxa"/>
+            </w:tcMar>
+          </w:tcPr>
+          <w:p>
+            <w:pPr>
+              <w:spacing w:before="0" w:after="0" w:line="252" w:lineRule="auto"/>
+              <w:jc w:val="left"/>
+            </w:pPr>
+            <w:r/>
+            <w:r>
+              <w:rPr>
+                <w:rFonts w:ascii="Times New Roman" w:hAnsi="Times New Roman"/>
+                <w:b w:val="0"/>
+                <w:i w:val="0"/>
+                <w:sz w:val="19"/>
+              </w:rPr>
+              <w:t>Runs the local FastAPI bridge server</w:t>
             </w:r>
           </w:p>
         </w:tc>
@@ -861,15 +1985,168 @@
       <w:tr>
         <w:tc>
           <w:tcPr>
-            <w:tcW w:type="dxa" w:w="4968"/>
+            <w:tcW w:type="dxa" w:w="648"/>
             <w:vAlign w:val="center"/>
+            <w:tcMar>
+              <w:top w:w="90" w:type="dxa"/>
+              <w:bottom w:w="90" w:type="dxa"/>
+              <w:start w:w="120" w:type="dxa"/>
+              <w:end w:w="120" w:type="dxa"/>
+            </w:tcMar>
           </w:tcPr>
           <w:p>
+            <w:pPr>
+              <w:spacing w:before="0" w:after="0" w:line="252" w:lineRule="auto"/>
+              <w:jc w:val="center"/>
+            </w:pPr>
             <w:r/>
             <w:r>
               <w:rPr>
-                <w:rFonts w:ascii="Calibri" w:hAnsi="Calibri"/>
+                <w:rFonts w:ascii="Times New Roman" w:hAnsi="Times New Roman"/>
                 <w:b w:val="0"/>
+                <w:i w:val="0"/>
+                <w:sz w:val="19"/>
+              </w:rPr>
+              <w:t>10</w:t>
+            </w:r>
+          </w:p>
+        </w:tc>
+        <w:tc>
+          <w:tcPr>
+            <w:tcW w:type="dxa" w:w="3384"/>
+            <w:vAlign w:val="center"/>
+            <w:tcMar>
+              <w:top w:w="90" w:type="dxa"/>
+              <w:bottom w:w="90" w:type="dxa"/>
+              <w:start w:w="120" w:type="dxa"/>
+              <w:end w:w="120" w:type="dxa"/>
+            </w:tcMar>
+          </w:tcPr>
+          <w:p>
+            <w:pPr>
+              <w:spacing w:before="0" w:after="0" w:line="252" w:lineRule="auto"/>
+              <w:jc w:val="left"/>
+            </w:pPr>
+            <w:r/>
+            <w:r>
+              <w:rPr>
+                <w:rFonts w:ascii="Times New Roman" w:hAnsi="Times New Roman"/>
+                <w:b w:val="0"/>
+                <w:i w:val="0"/>
+                <w:sz w:val="19"/>
+              </w:rPr>
+              <w:t>Android Phone with Tool Neuron</w:t>
+            </w:r>
+          </w:p>
+        </w:tc>
+        <w:tc>
+          <w:tcPr>
+            <w:tcW w:type="dxa" w:w="1296"/>
+            <w:vAlign w:val="center"/>
+            <w:tcMar>
+              <w:top w:w="90" w:type="dxa"/>
+              <w:bottom w:w="90" w:type="dxa"/>
+              <w:start w:w="120" w:type="dxa"/>
+              <w:end w:w="120" w:type="dxa"/>
+            </w:tcMar>
+          </w:tcPr>
+          <w:p>
+            <w:pPr>
+              <w:spacing w:before="0" w:after="0" w:line="252" w:lineRule="auto"/>
+              <w:jc w:val="center"/>
+            </w:pPr>
+            <w:r/>
+            <w:r>
+              <w:rPr>
+                <w:rFonts w:ascii="Times New Roman" w:hAnsi="Times New Roman"/>
+                <w:b w:val="0"/>
+                <w:i w:val="0"/>
+                <w:sz w:val="19"/>
+              </w:rPr>
+              <w:t>1</w:t>
+            </w:r>
+          </w:p>
+        </w:tc>
+        <w:tc>
+          <w:tcPr>
+            <w:tcW w:type="dxa" w:w="4031"/>
+            <w:vAlign w:val="center"/>
+            <w:tcMar>
+              <w:top w:w="90" w:type="dxa"/>
+              <w:bottom w:w="90" w:type="dxa"/>
+              <w:start w:w="120" w:type="dxa"/>
+              <w:end w:w="120" w:type="dxa"/>
+            </w:tcMar>
+          </w:tcPr>
+          <w:p>
+            <w:pPr>
+              <w:spacing w:before="0" w:after="0" w:line="252" w:lineRule="auto"/>
+              <w:jc w:val="left"/>
+            </w:pPr>
+            <w:r/>
+            <w:r>
+              <w:rPr>
+                <w:rFonts w:ascii="Times New Roman" w:hAnsi="Times New Roman"/>
+                <w:b w:val="0"/>
+                <w:i w:val="0"/>
+                <w:sz w:val="19"/>
+              </w:rPr>
+              <w:t>Hosts OpenAI-compatible STT, chat, and TTS services</w:t>
+            </w:r>
+          </w:p>
+        </w:tc>
+      </w:tr>
+      <w:tr>
+        <w:tc>
+          <w:tcPr>
+            <w:tcW w:type="dxa" w:w="648"/>
+            <w:vAlign w:val="center"/>
+            <w:tcMar>
+              <w:top w:w="90" w:type="dxa"/>
+              <w:bottom w:w="90" w:type="dxa"/>
+              <w:start w:w="120" w:type="dxa"/>
+              <w:end w:w="120" w:type="dxa"/>
+            </w:tcMar>
+          </w:tcPr>
+          <w:p>
+            <w:pPr>
+              <w:spacing w:before="0" w:after="0" w:line="252" w:lineRule="auto"/>
+              <w:jc w:val="center"/>
+            </w:pPr>
+            <w:r/>
+            <w:r>
+              <w:rPr>
+                <w:rFonts w:ascii="Times New Roman" w:hAnsi="Times New Roman"/>
+                <w:b w:val="0"/>
+                <w:i w:val="0"/>
+                <w:sz w:val="19"/>
+              </w:rPr>
+              <w:t>11</w:t>
+            </w:r>
+          </w:p>
+        </w:tc>
+        <w:tc>
+          <w:tcPr>
+            <w:tcW w:type="dxa" w:w="3384"/>
+            <w:vAlign w:val="center"/>
+            <w:tcMar>
+              <w:top w:w="90" w:type="dxa"/>
+              <w:bottom w:w="90" w:type="dxa"/>
+              <w:start w:w="120" w:type="dxa"/>
+              <w:end w:w="120" w:type="dxa"/>
+            </w:tcMar>
+          </w:tcPr>
+          <w:p>
+            <w:pPr>
+              <w:spacing w:before="0" w:after="0" w:line="252" w:lineRule="auto"/>
+              <w:jc w:val="left"/>
+            </w:pPr>
+            <w:r/>
+            <w:r>
+              <w:rPr>
+                <w:rFonts w:ascii="Times New Roman" w:hAnsi="Times New Roman"/>
+                <w:b w:val="0"/>
+                <w:i w:val="0"/>
                 <w:sz w:val="19"/>
               </w:rPr>
               <w:t>Breadboard and Jumper Wires</w:t>
@@ -878,18 +2155,185 @@
         </w:tc>
         <w:tc>
           <w:tcPr>
-            <w:tcW w:type="dxa" w:w="4968"/>
+            <w:tcW w:type="dxa" w:w="1296"/>
             <w:vAlign w:val="center"/>
+            <w:tcMar>
+              <w:top w:w="90" w:type="dxa"/>
+              <w:bottom w:w="90" w:type="dxa"/>
+              <w:start w:w="120" w:type="dxa"/>
+              <w:end w:w="120" w:type="dxa"/>
+            </w:tcMar>
           </w:tcPr>
           <w:p>
+            <w:pPr>
+              <w:spacing w:before="0" w:after="0" w:line="252" w:lineRule="auto"/>
+              <w:jc w:val="center"/>
+            </w:pPr>
             <w:r/>
             <w:r>
               <w:rPr>
-                <w:rFonts w:ascii="Calibri" w:hAnsi="Calibri"/>
+                <w:rFonts w:ascii="Times New Roman" w:hAnsi="Times New Roman"/>
                 <w:b w:val="0"/>
+                <w:i w:val="0"/>
                 <w:sz w:val="19"/>
               </w:rPr>
-              <w:t>Circuit connection</w:t>
+              <w:t>As required</w:t>
+            </w:r>
+          </w:p>
+        </w:tc>
+        <w:tc>
+          <w:tcPr>
+            <w:tcW w:type="dxa" w:w="4031"/>
+            <w:vAlign w:val="center"/>
+            <w:tcMar>
+              <w:top w:w="90" w:type="dxa"/>
+              <w:bottom w:w="90" w:type="dxa"/>
+              <w:start w:w="120" w:type="dxa"/>
+              <w:end w:w="120" w:type="dxa"/>
+            </w:tcMar>
+          </w:tcPr>
+          <w:p>
+            <w:pPr>
+              <w:spacing w:before="0" w:after="0" w:line="252" w:lineRule="auto"/>
+              <w:jc w:val="left"/>
+            </w:pPr>
+            <w:r/>
+            <w:r>
+              <w:rPr>
+                <w:rFonts w:ascii="Times New Roman" w:hAnsi="Times New Roman"/>
+                <w:b w:val="0"/>
+                <w:i w:val="0"/>
+                <w:sz w:val="19"/>
+              </w:rPr>
+              <w:t>Circuit assembly and testing</w:t>
+            </w:r>
+          </w:p>
+        </w:tc>
+      </w:tr>
+    </w:tbl>
+    <w:p>
+      <w:pPr>
+        <w:spacing w:before="0" w:after="80" w:line="259" w:lineRule="auto"/>
+      </w:pPr>
+    </w:p>
+    <w:p>
+      <w:r>
+        <w:br w:type="page"/>
+      </w:r>
+    </w:p>
+    <w:p>
+      <w:pPr>
+        <w:pStyle w:val="Heading1"/>
+        <w:spacing w:before="0" w:after="160"/>
+      </w:pPr>
+      <w:r>
+        <w:rPr>
+          <w:rFonts w:ascii="Times New Roman" w:hAnsi="Times New Roman"/>
+          <w:b/>
+          <w:i w:val="0"/>
+          <w:sz w:val="30"/>
+        </w:rPr>
+        <w:t>4. Team Role</w:t>
+      </w:r>
+    </w:p>
+    <w:tbl>
+      <w:tblPr>
+        <w:tblStyle w:val="TableGrid"/>
+        <w:tblW w:type="auto" w:w="0"/>
+        <w:jc w:val="center"/>
+        <w:tblLayout w:type="fixed"/>
+        <w:tblLook w:firstColumn="1" w:firstRow="1" w:lastColumn="0" w:lastRow="0" w:noHBand="0" w:noVBand="1" w:val="04A0"/>
+      </w:tblPr>
+      <w:tblGrid>
+        <w:gridCol w:w="3264"/>
+        <w:gridCol w:w="3264"/>
+        <w:gridCol w:w="3264"/>
+      </w:tblGrid>
+      <w:tr>
+        <w:tc>
+          <w:tcPr>
+            <w:tcW w:type="dxa" w:w="2520"/>
+            <w:vAlign w:val="center"/>
+            <w:shd w:fill="E8EEF5"/>
+            <w:tcMar>
+              <w:top w:w="90" w:type="dxa"/>
+              <w:bottom w:w="90" w:type="dxa"/>
+              <w:start w:w="120" w:type="dxa"/>
+              <w:end w:w="120" w:type="dxa"/>
+            </w:tcMar>
+          </w:tcPr>
+          <w:p>
+            <w:pPr>
+              <w:spacing w:before="0" w:after="0" w:line="252" w:lineRule="auto"/>
+              <w:jc w:val="center"/>
+            </w:pPr>
+            <w:r/>
+            <w:r>
+              <w:rPr>
+                <w:rFonts w:ascii="Times New Roman" w:hAnsi="Times New Roman"/>
+                <w:b/>
+                <w:i w:val="0"/>
+                <w:sz w:val="19"/>
+              </w:rPr>
+              <w:t>Name</w:t>
+            </w:r>
+          </w:p>
+        </w:tc>
+        <w:tc>
+          <w:tcPr>
+            <w:tcW w:type="dxa" w:w="1224"/>
+            <w:vAlign w:val="center"/>
+            <w:shd w:fill="E8EEF5"/>
+            <w:tcMar>
+              <w:top w:w="90" w:type="dxa"/>
+              <w:bottom w:w="90" w:type="dxa"/>
+              <w:start w:w="120" w:type="dxa"/>
+              <w:end w:w="120" w:type="dxa"/>
+            </w:tcMar>
+          </w:tcPr>
+          <w:p>
+            <w:pPr>
+              <w:spacing w:before="0" w:after="0" w:line="252" w:lineRule="auto"/>
+              <w:jc w:val="center"/>
+            </w:pPr>
+            <w:r/>
+            <w:r>
+              <w:rPr>
+                <w:rFonts w:ascii="Times New Roman" w:hAnsi="Times New Roman"/>
+                <w:b/>
+                <w:i w:val="0"/>
+                <w:sz w:val="19"/>
+              </w:rPr>
+              <w:t>ID</w:t>
+            </w:r>
+          </w:p>
+        </w:tc>
+        <w:tc>
+          <w:tcPr>
+            <w:tcW w:type="dxa" w:w="5616"/>
+            <w:vAlign w:val="center"/>
+            <w:shd w:fill="E8EEF5"/>
+            <w:tcMar>
+              <w:top w:w="90" w:type="dxa"/>
+              <w:bottom w:w="90" w:type="dxa"/>
+              <w:start w:w="120" w:type="dxa"/>
+              <w:end w:w="120" w:type="dxa"/>
+            </w:tcMar>
+          </w:tcPr>
+          <w:p>
+            <w:pPr>
+              <w:spacing w:before="0" w:after="0" w:line="252" w:lineRule="auto"/>
+              <w:jc w:val="center"/>
+            </w:pPr>
+            <w:r/>
+            <w:r>
+              <w:rPr>
+                <w:rFonts w:ascii="Times New Roman" w:hAnsi="Times New Roman"/>
+                <w:b/>
+                <w:i w:val="0"/>
+                <w:sz w:val="19"/>
+              </w:rPr>
+              <w:t>Main Contribution</w:t>
             </w:r>
           </w:p>
         </w:tc>
@@ -897,35 +2341,85 @@
       <w:tr>
         <w:tc>
           <w:tcPr>
-            <w:tcW w:type="dxa" w:w="4968"/>
+            <w:tcW w:type="dxa" w:w="2520"/>
             <w:vAlign w:val="center"/>
+            <w:tcMar>
+              <w:top w:w="90" w:type="dxa"/>
+              <w:bottom w:w="90" w:type="dxa"/>
+              <w:start w:w="120" w:type="dxa"/>
+              <w:end w:w="120" w:type="dxa"/>
+            </w:tcMar>
           </w:tcPr>
           <w:p>
+            <w:pPr>
+              <w:spacing w:before="0" w:after="0" w:line="252" w:lineRule="auto"/>
+              <w:jc w:val="center"/>
+            </w:pPr>
             <w:r/>
             <w:r>
               <w:rPr>
-                <w:rFonts w:ascii="Calibri" w:hAnsi="Calibri"/>
+                <w:rFonts w:ascii="Times New Roman" w:hAnsi="Times New Roman"/>
                 <w:b w:val="0"/>
+                <w:i w:val="0"/>
                 <w:sz w:val="19"/>
               </w:rPr>
-              <w:t>Windows PC</w:t>
+              <w:t>Sheikh Tawsif Bin Aftab</w:t>
             </w:r>
           </w:p>
         </w:tc>
         <w:tc>
           <w:tcPr>
-            <w:tcW w:type="dxa" w:w="4968"/>
+            <w:tcW w:type="dxa" w:w="1224"/>
             <w:vAlign w:val="center"/>
+            <w:tcMar>
+              <w:top w:w="90" w:type="dxa"/>
+              <w:bottom w:w="90" w:type="dxa"/>
+              <w:start w:w="120" w:type="dxa"/>
+              <w:end w:w="120" w:type="dxa"/>
+            </w:tcMar>
           </w:tcPr>
           <w:p>
+            <w:pPr>
+              <w:spacing w:before="0" w:after="0" w:line="252" w:lineRule="auto"/>
+              <w:jc w:val="center"/>
+            </w:pPr>
             <w:r/>
             <w:r>
               <w:rPr>
-                <w:rFonts w:ascii="Calibri" w:hAnsi="Calibri"/>
+                <w:rFonts w:ascii="Times New Roman" w:hAnsi="Times New Roman"/>
                 <w:b w:val="0"/>
+                <w:i w:val="0"/>
                 <w:sz w:val="19"/>
               </w:rPr>
-              <w:t>Runs the local bridge server</w:t>
+              <w:t>24701026</w:t>
+            </w:r>
+          </w:p>
+        </w:tc>
+        <w:tc>
+          <w:tcPr>
+            <w:tcW w:type="dxa" w:w="5616"/>
+            <w:vAlign w:val="center"/>
+            <w:tcMar>
+              <w:top w:w="90" w:type="dxa"/>
+              <w:bottom w:w="90" w:type="dxa"/>
+              <w:start w:w="120" w:type="dxa"/>
+              <w:end w:w="120" w:type="dxa"/>
+            </w:tcMar>
+          </w:tcPr>
+          <w:p>
+            <w:pPr>
+              <w:spacing w:before="0" w:after="0" w:line="252" w:lineRule="auto"/>
+              <w:jc w:val="left"/>
+            </w:pPr>
+            <w:r/>
+            <w:r>
+              <w:rPr>
+                <w:rFonts w:ascii="Times New Roman" w:hAnsi="Times New Roman"/>
+                <w:b w:val="0"/>
+                <w:i w:val="0"/>
+                <w:sz w:val="19"/>
+              </w:rPr>
+              <w:t>Project lead and primary implementation contributor. Responsible for core system architecture, ESP32-S3 firmware integration, local AI server workflow, Android AI connectivity, UI behavior planning, debugging, testing coordination, and final documentation organization.</w:t>
             </w:r>
           </w:p>
         </w:tc>
@@ -933,47 +2427,310 @@
       <w:tr>
         <w:tc>
           <w:tcPr>
-            <w:tcW w:type="dxa" w:w="4968"/>
+            <w:tcW w:type="dxa" w:w="2520"/>
             <w:vAlign w:val="center"/>
+            <w:tcMar>
+              <w:top w:w="90" w:type="dxa"/>
+              <w:bottom w:w="90" w:type="dxa"/>
+              <w:start w:w="120" w:type="dxa"/>
+              <w:end w:w="120" w:type="dxa"/>
+            </w:tcMar>
           </w:tcPr>
           <w:p>
+            <w:pPr>
+              <w:spacing w:before="0" w:after="0" w:line="252" w:lineRule="auto"/>
+              <w:jc w:val="center"/>
+            </w:pPr>
             <w:r/>
             <w:r>
               <w:rPr>
-                <w:rFonts w:ascii="Calibri" w:hAnsi="Calibri"/>
+                <w:rFonts w:ascii="Times New Roman" w:hAnsi="Times New Roman"/>
                 <w:b w:val="0"/>
+                <w:i w:val="0"/>
                 <w:sz w:val="19"/>
               </w:rPr>
-              <w:t>Android Phone</w:t>
+              <w:t>Safwan Ahmed Rayed</w:t>
             </w:r>
           </w:p>
         </w:tc>
         <w:tc>
           <w:tcPr>
-            <w:tcW w:type="dxa" w:w="4968"/>
+            <w:tcW w:type="dxa" w:w="1224"/>
             <w:vAlign w:val="center"/>
+            <w:tcMar>
+              <w:top w:w="90" w:type="dxa"/>
+              <w:bottom w:w="90" w:type="dxa"/>
+              <w:start w:w="120" w:type="dxa"/>
+              <w:end w:w="120" w:type="dxa"/>
+            </w:tcMar>
           </w:tcPr>
           <w:p>
+            <w:pPr>
+              <w:spacing w:before="0" w:after="0" w:line="252" w:lineRule="auto"/>
+              <w:jc w:val="center"/>
+            </w:pPr>
             <w:r/>
             <w:r>
               <w:rPr>
-                <w:rFonts w:ascii="Calibri" w:hAnsi="Calibri"/>
+                <w:rFonts w:ascii="Times New Roman" w:hAnsi="Times New Roman"/>
                 <w:b w:val="0"/>
+                <w:i w:val="0"/>
                 <w:sz w:val="19"/>
               </w:rPr>
-              <w:t>Runs Tool Neuron AI service</w:t>
+              <w:t>24701066</w:t>
+            </w:r>
+          </w:p>
+        </w:tc>
+        <w:tc>
+          <w:tcPr>
+            <w:tcW w:type="dxa" w:w="5616"/>
+            <w:vAlign w:val="center"/>
+            <w:tcMar>
+              <w:top w:w="90" w:type="dxa"/>
+              <w:bottom w:w="90" w:type="dxa"/>
+              <w:start w:w="120" w:type="dxa"/>
+              <w:end w:w="120" w:type="dxa"/>
+            </w:tcMar>
+          </w:tcPr>
+          <w:p>
+            <w:pPr>
+              <w:spacing w:before="0" w:after="0" w:line="252" w:lineRule="auto"/>
+              <w:jc w:val="left"/>
+            </w:pPr>
+            <w:r/>
+            <w:r>
+              <w:rPr>
+                <w:rFonts w:ascii="Times New Roman" w:hAnsi="Times New Roman"/>
+                <w:b w:val="0"/>
+                <w:i w:val="0"/>
+                <w:sz w:val="19"/>
+              </w:rPr>
+              <w:t>Supported hardware setup, component arrangement, circuit preparation, practical testing, and final report review.</w:t>
+            </w:r>
+          </w:p>
+        </w:tc>
+      </w:tr>
+      <w:tr>
+        <w:tc>
+          <w:tcPr>
+            <w:tcW w:type="dxa" w:w="2520"/>
+            <w:vAlign w:val="center"/>
+            <w:tcMar>
+              <w:top w:w="90" w:type="dxa"/>
+              <w:bottom w:w="90" w:type="dxa"/>
+              <w:start w:w="120" w:type="dxa"/>
+              <w:end w:w="120" w:type="dxa"/>
+            </w:tcMar>
+          </w:tcPr>
+          <w:p>
+            <w:pPr>
+              <w:spacing w:before="0" w:after="0" w:line="252" w:lineRule="auto"/>
+              <w:jc w:val="center"/>
+            </w:pPr>
+            <w:r/>
+            <w:r>
+              <w:rPr>
+                <w:rFonts w:ascii="Times New Roman" w:hAnsi="Times New Roman"/>
+                <w:b w:val="0"/>
+                <w:i w:val="0"/>
+                <w:sz w:val="19"/>
+              </w:rPr>
+              <w:t>Syed Mehraz Monwar</w:t>
+            </w:r>
+          </w:p>
+        </w:tc>
+        <w:tc>
+          <w:tcPr>
+            <w:tcW w:type="dxa" w:w="1224"/>
+            <w:vAlign w:val="center"/>
+            <w:tcMar>
+              <w:top w:w="90" w:type="dxa"/>
+              <w:bottom w:w="90" w:type="dxa"/>
+              <w:start w:w="120" w:type="dxa"/>
+              <w:end w:w="120" w:type="dxa"/>
+            </w:tcMar>
+          </w:tcPr>
+          <w:p>
+            <w:pPr>
+              <w:spacing w:before="0" w:after="0" w:line="252" w:lineRule="auto"/>
+              <w:jc w:val="center"/>
+            </w:pPr>
+            <w:r/>
+            <w:r>
+              <w:rPr>
+                <w:rFonts w:ascii="Times New Roman" w:hAnsi="Times New Roman"/>
+                <w:b w:val="0"/>
+                <w:i w:val="0"/>
+                <w:sz w:val="19"/>
+              </w:rPr>
+              <w:t>24701042</w:t>
+            </w:r>
+          </w:p>
+        </w:tc>
+        <w:tc>
+          <w:tcPr>
+            <w:tcW w:type="dxa" w:w="5616"/>
+            <w:vAlign w:val="center"/>
+            <w:tcMar>
+              <w:top w:w="90" w:type="dxa"/>
+              <w:bottom w:w="90" w:type="dxa"/>
+              <w:start w:w="120" w:type="dxa"/>
+              <w:end w:w="120" w:type="dxa"/>
+            </w:tcMar>
+          </w:tcPr>
+          <w:p>
+            <w:pPr>
+              <w:spacing w:before="0" w:after="0" w:line="252" w:lineRule="auto"/>
+              <w:jc w:val="left"/>
+            </w:pPr>
+            <w:r/>
+            <w:r>
+              <w:rPr>
+                <w:rFonts w:ascii="Times New Roman" w:hAnsi="Times New Roman"/>
+                <w:b w:val="0"/>
+                <w:i w:val="0"/>
+                <w:sz w:val="19"/>
+              </w:rPr>
+              <w:t>Supported project discussion, feature planning, documentation organization, presentation preparation, and testing participation.</w:t>
+            </w:r>
+          </w:p>
+        </w:tc>
+      </w:tr>
+      <w:tr>
+        <w:tc>
+          <w:tcPr>
+            <w:tcW w:type="dxa" w:w="2520"/>
+            <w:vAlign w:val="center"/>
+            <w:tcMar>
+              <w:top w:w="90" w:type="dxa"/>
+              <w:bottom w:w="90" w:type="dxa"/>
+              <w:start w:w="120" w:type="dxa"/>
+              <w:end w:w="120" w:type="dxa"/>
+            </w:tcMar>
+          </w:tcPr>
+          <w:p>
+            <w:pPr>
+              <w:spacing w:before="0" w:after="0" w:line="252" w:lineRule="auto"/>
+              <w:jc w:val="center"/>
+            </w:pPr>
+            <w:r/>
+            <w:r>
+              <w:rPr>
+                <w:rFonts w:ascii="Times New Roman" w:hAnsi="Times New Roman"/>
+                <w:b w:val="0"/>
+                <w:i w:val="0"/>
+                <w:sz w:val="19"/>
+              </w:rPr>
+              <w:t>Sanjida Mahi</w:t>
+            </w:r>
+          </w:p>
+        </w:tc>
+        <w:tc>
+          <w:tcPr>
+            <w:tcW w:type="dxa" w:w="1224"/>
+            <w:vAlign w:val="center"/>
+            <w:tcMar>
+              <w:top w:w="90" w:type="dxa"/>
+              <w:bottom w:w="90" w:type="dxa"/>
+              <w:start w:w="120" w:type="dxa"/>
+              <w:end w:w="120" w:type="dxa"/>
+            </w:tcMar>
+          </w:tcPr>
+          <w:p>
+            <w:pPr>
+              <w:spacing w:before="0" w:after="0" w:line="252" w:lineRule="auto"/>
+              <w:jc w:val="center"/>
+            </w:pPr>
+            <w:r/>
+            <w:r>
+              <w:rPr>
+                <w:rFonts w:ascii="Times New Roman" w:hAnsi="Times New Roman"/>
+                <w:b w:val="0"/>
+                <w:i w:val="0"/>
+                <w:sz w:val="19"/>
+              </w:rPr>
+              <w:t>24701009</w:t>
+            </w:r>
+          </w:p>
+        </w:tc>
+        <w:tc>
+          <w:tcPr>
+            <w:tcW w:type="dxa" w:w="5616"/>
+            <w:vAlign w:val="center"/>
+            <w:tcMar>
+              <w:top w:w="90" w:type="dxa"/>
+              <w:bottom w:w="90" w:type="dxa"/>
+              <w:start w:w="120" w:type="dxa"/>
+              <w:end w:w="120" w:type="dxa"/>
+            </w:tcMar>
+          </w:tcPr>
+          <w:p>
+            <w:pPr>
+              <w:spacing w:before="0" w:after="0" w:line="252" w:lineRule="auto"/>
+              <w:jc w:val="left"/>
+            </w:pPr>
+            <w:r/>
+            <w:r>
+              <w:rPr>
+                <w:rFonts w:ascii="Times New Roman" w:hAnsi="Times New Roman"/>
+                <w:b w:val="0"/>
+                <w:i w:val="0"/>
+                <w:sz w:val="19"/>
+              </w:rPr>
+              <w:t>Supported documentation preparation, equipment listing, report formatting, and final presentation support.</w:t>
             </w:r>
           </w:p>
         </w:tc>
       </w:tr>
     </w:tbl>
-    <w:p/>
+    <w:p>
+      <w:pPr>
+        <w:spacing w:before="0" w:after="80" w:line="259" w:lineRule="auto"/>
+      </w:pPr>
+    </w:p>
+    <w:p>
+      <w:pPr>
+        <w:spacing w:before="0" w:after="120" w:line="259" w:lineRule="auto"/>
+      </w:pPr>
+      <w:r>
+        <w:rPr>
+          <w:rFonts w:ascii="Times New Roman" w:hAnsi="Times New Roman"/>
+        </w:rPr>
+        <w:t>The development required close coordination because hardware, firmware, server, and AI behavior had to work together as one system.</w:t>
+      </w:r>
+    </w:p>
+    <w:p>
+      <w:r>
+        <w:br w:type="page"/>
+      </w:r>
+    </w:p>
     <w:p>
       <w:pPr>
         <w:pStyle w:val="Heading1"/>
+        <w:spacing w:before="0" w:after="160"/>
       </w:pPr>
       <w:r>
-        <w:t>Important Wiring Summary</w:t>
+        <w:rPr>
+          <w:rFonts w:ascii="Times New Roman" w:hAnsi="Times New Roman"/>
+          <w:b/>
+          <w:i w:val="0"/>
+          <w:sz w:val="30"/>
+        </w:rPr>
+        <w:t>5. System Architecture</w:t>
+      </w:r>
+    </w:p>
+    <w:p>
+      <w:pPr>
+        <w:spacing w:before="0" w:after="120" w:line="259" w:lineRule="auto"/>
+      </w:pPr>
+      <w:r>
+        <w:rPr>
+          <w:rFonts w:ascii="Times New Roman" w:hAnsi="Times New Roman"/>
+          <w:b w:val="0"/>
+          <w:i w:val="0"/>
+          <w:sz w:val="22"/>
+        </w:rPr>
+        <w:t>The system uses a three-part architecture: embedded device, local bridge server, and Android AI provider. This design keeps the ESP32-S3 workload manageable while allowing the project to use modern AI features.</w:t>
       </w:r>
     </w:p>
     <w:tbl>
@@ -981,26 +2738,452 @@
         <w:tblStyle w:val="TableGrid"/>
         <w:tblW w:type="auto" w:w="0"/>
         <w:jc w:val="center"/>
+        <w:tblLayout w:type="fixed"/>
         <w:tblLook w:firstColumn="1" w:firstRow="1" w:lastColumn="0" w:lastRow="0" w:noHBand="0" w:noVBand="1" w:val="04A0"/>
       </w:tblPr>
       <w:tblGrid>
-        <w:gridCol w:w="3312"/>
-        <w:gridCol w:w="3312"/>
-        <w:gridCol w:w="3312"/>
+        <w:gridCol w:w="3264"/>
+        <w:gridCol w:w="3264"/>
+        <w:gridCol w:w="3264"/>
       </w:tblGrid>
       <w:tr>
         <w:tc>
           <w:tcPr>
-            <w:tcW w:type="dxa" w:w="3312"/>
+            <w:tcW w:type="dxa" w:w="2088"/>
             <w:vAlign w:val="center"/>
-            <w:shd w:fill="D9EAF7"/>
+            <w:shd w:fill="E8EEF5"/>
+            <w:tcMar>
+              <w:top w:w="90" w:type="dxa"/>
+              <w:bottom w:w="90" w:type="dxa"/>
+              <w:start w:w="120" w:type="dxa"/>
+              <w:end w:w="120" w:type="dxa"/>
+            </w:tcMar>
           </w:tcPr>
           <w:p>
+            <w:pPr>
+              <w:spacing w:before="0" w:after="0" w:line="252" w:lineRule="auto"/>
+              <w:jc w:val="center"/>
+            </w:pPr>
             <w:r/>
             <w:r>
               <w:rPr>
-                <w:rFonts w:ascii="Calibri" w:hAnsi="Calibri"/>
+                <w:rFonts w:ascii="Times New Roman" w:hAnsi="Times New Roman"/>
                 <w:b/>
+                <w:i w:val="0"/>
+                <w:sz w:val="19"/>
+              </w:rPr>
+              <w:t>Layer</w:t>
+            </w:r>
+          </w:p>
+        </w:tc>
+        <w:tc>
+          <w:tcPr>
+            <w:tcW w:type="dxa" w:w="4608"/>
+            <w:vAlign w:val="center"/>
+            <w:shd w:fill="E8EEF5"/>
+            <w:tcMar>
+              <w:top w:w="90" w:type="dxa"/>
+              <w:bottom w:w="90" w:type="dxa"/>
+              <w:start w:w="120" w:type="dxa"/>
+              <w:end w:w="120" w:type="dxa"/>
+            </w:tcMar>
+          </w:tcPr>
+          <w:p>
+            <w:pPr>
+              <w:spacing w:before="0" w:after="0" w:line="252" w:lineRule="auto"/>
+              <w:jc w:val="center"/>
+            </w:pPr>
+            <w:r/>
+            <w:r>
+              <w:rPr>
+                <w:rFonts w:ascii="Times New Roman" w:hAnsi="Times New Roman"/>
+                <w:b/>
+                <w:i w:val="0"/>
+                <w:sz w:val="19"/>
+              </w:rPr>
+              <w:t>Main Task</w:t>
+            </w:r>
+          </w:p>
+        </w:tc>
+        <w:tc>
+          <w:tcPr>
+            <w:tcW w:type="dxa" w:w="2664"/>
+            <w:vAlign w:val="center"/>
+            <w:shd w:fill="E8EEF5"/>
+            <w:tcMar>
+              <w:top w:w="90" w:type="dxa"/>
+              <w:bottom w:w="90" w:type="dxa"/>
+              <w:start w:w="120" w:type="dxa"/>
+              <w:end w:w="120" w:type="dxa"/>
+            </w:tcMar>
+          </w:tcPr>
+          <w:p>
+            <w:pPr>
+              <w:spacing w:before="0" w:after="0" w:line="252" w:lineRule="auto"/>
+              <w:jc w:val="center"/>
+            </w:pPr>
+            <w:r/>
+            <w:r>
+              <w:rPr>
+                <w:rFonts w:ascii="Times New Roman" w:hAnsi="Times New Roman"/>
+                <w:b/>
+                <w:i w:val="0"/>
+                <w:sz w:val="19"/>
+              </w:rPr>
+              <w:t>Technology Used</w:t>
+            </w:r>
+          </w:p>
+        </w:tc>
+      </w:tr>
+      <w:tr>
+        <w:tc>
+          <w:tcPr>
+            <w:tcW w:type="dxa" w:w="2088"/>
+            <w:vAlign w:val="center"/>
+            <w:tcMar>
+              <w:top w:w="90" w:type="dxa"/>
+              <w:bottom w:w="90" w:type="dxa"/>
+              <w:start w:w="120" w:type="dxa"/>
+              <w:end w:w="120" w:type="dxa"/>
+            </w:tcMar>
+          </w:tcPr>
+          <w:p>
+            <w:pPr>
+              <w:spacing w:before="0" w:after="0" w:line="252" w:lineRule="auto"/>
+              <w:jc w:val="center"/>
+            </w:pPr>
+            <w:r/>
+            <w:r>
+              <w:rPr>
+                <w:rFonts w:ascii="Times New Roman" w:hAnsi="Times New Roman"/>
+                <w:b w:val="0"/>
+                <w:i w:val="0"/>
+                <w:sz w:val="19"/>
+              </w:rPr>
+              <w:t>ESP32-S3 Device</w:t>
+            </w:r>
+          </w:p>
+        </w:tc>
+        <w:tc>
+          <w:tcPr>
+            <w:tcW w:type="dxa" w:w="4608"/>
+            <w:vAlign w:val="center"/>
+            <w:tcMar>
+              <w:top w:w="90" w:type="dxa"/>
+              <w:bottom w:w="90" w:type="dxa"/>
+              <w:start w:w="120" w:type="dxa"/>
+              <w:end w:w="120" w:type="dxa"/>
+            </w:tcMar>
+          </w:tcPr>
+          <w:p>
+            <w:pPr>
+              <w:spacing w:before="0" w:after="0" w:line="252" w:lineRule="auto"/>
+              <w:jc w:val="left"/>
+            </w:pPr>
+            <w:r/>
+            <w:r>
+              <w:rPr>
+                <w:rFonts w:ascii="Times New Roman" w:hAnsi="Times New Roman"/>
+                <w:b w:val="0"/>
+                <w:i w:val="0"/>
+                <w:sz w:val="19"/>
+              </w:rPr>
+              <w:t>Display UI, input handling, voice recording, Wi-Fi upload, response playback</w:t>
+            </w:r>
+          </w:p>
+        </w:tc>
+        <w:tc>
+          <w:tcPr>
+            <w:tcW w:type="dxa" w:w="2664"/>
+            <w:vAlign w:val="center"/>
+            <w:tcMar>
+              <w:top w:w="90" w:type="dxa"/>
+              <w:bottom w:w="90" w:type="dxa"/>
+              <w:start w:w="120" w:type="dxa"/>
+              <w:end w:w="120" w:type="dxa"/>
+            </w:tcMar>
+          </w:tcPr>
+          <w:p>
+            <w:pPr>
+              <w:spacing w:before="0" w:after="0" w:line="252" w:lineRule="auto"/>
+              <w:jc w:val="left"/>
+            </w:pPr>
+            <w:r/>
+            <w:r>
+              <w:rPr>
+                <w:rFonts w:ascii="Times New Roman" w:hAnsi="Times New Roman"/>
+                <w:b w:val="0"/>
+                <w:i w:val="0"/>
+                <w:sz w:val="19"/>
+              </w:rPr>
+              <w:t>Arduino C++, ESP32 Wi-Fi, Arduino_GFX</w:t>
+            </w:r>
+          </w:p>
+        </w:tc>
+      </w:tr>
+      <w:tr>
+        <w:tc>
+          <w:tcPr>
+            <w:tcW w:type="dxa" w:w="2088"/>
+            <w:vAlign w:val="center"/>
+            <w:tcMar>
+              <w:top w:w="90" w:type="dxa"/>
+              <w:bottom w:w="90" w:type="dxa"/>
+              <w:start w:w="120" w:type="dxa"/>
+              <w:end w:w="120" w:type="dxa"/>
+            </w:tcMar>
+          </w:tcPr>
+          <w:p>
+            <w:pPr>
+              <w:spacing w:before="0" w:after="0" w:line="252" w:lineRule="auto"/>
+              <w:jc w:val="center"/>
+            </w:pPr>
+            <w:r/>
+            <w:r>
+              <w:rPr>
+                <w:rFonts w:ascii="Times New Roman" w:hAnsi="Times New Roman"/>
+                <w:b w:val="0"/>
+                <w:i w:val="0"/>
+                <w:sz w:val="19"/>
+              </w:rPr>
+              <w:t>Windows Server</w:t>
+            </w:r>
+          </w:p>
+        </w:tc>
+        <w:tc>
+          <w:tcPr>
+            <w:tcW w:type="dxa" w:w="4608"/>
+            <w:vAlign w:val="center"/>
+            <w:tcMar>
+              <w:top w:w="90" w:type="dxa"/>
+              <w:bottom w:w="90" w:type="dxa"/>
+              <w:start w:w="120" w:type="dxa"/>
+              <w:end w:w="120" w:type="dxa"/>
+            </w:tcMar>
+          </w:tcPr>
+          <w:p>
+            <w:pPr>
+              <w:spacing w:before="0" w:after="0" w:line="252" w:lineRule="auto"/>
+              <w:jc w:val="left"/>
+            </w:pPr>
+            <w:r/>
+            <w:r>
+              <w:rPr>
+                <w:rFonts w:ascii="Times New Roman" w:hAnsi="Times New Roman"/>
+                <w:b w:val="0"/>
+                <w:i w:val="0"/>
+                <w:sz w:val="19"/>
+              </w:rPr>
+              <w:t>Receives audio, converts WAV, calls AI APIs, serves generated audio</w:t>
+            </w:r>
+          </w:p>
+        </w:tc>
+        <w:tc>
+          <w:tcPr>
+            <w:tcW w:type="dxa" w:w="2664"/>
+            <w:vAlign w:val="center"/>
+            <w:tcMar>
+              <w:top w:w="90" w:type="dxa"/>
+              <w:bottom w:w="90" w:type="dxa"/>
+              <w:start w:w="120" w:type="dxa"/>
+              <w:end w:w="120" w:type="dxa"/>
+            </w:tcMar>
+          </w:tcPr>
+          <w:p>
+            <w:pPr>
+              <w:spacing w:before="0" w:after="0" w:line="252" w:lineRule="auto"/>
+              <w:jc w:val="left"/>
+            </w:pPr>
+            <w:r/>
+            <w:r>
+              <w:rPr>
+                <w:rFonts w:ascii="Times New Roman" w:hAnsi="Times New Roman"/>
+                <w:b w:val="0"/>
+                <w:i w:val="0"/>
+                <w:sz w:val="19"/>
+              </w:rPr>
+              <w:t>Python, FastAPI, Uvicorn</w:t>
+            </w:r>
+          </w:p>
+        </w:tc>
+      </w:tr>
+      <w:tr>
+        <w:tc>
+          <w:tcPr>
+            <w:tcW w:type="dxa" w:w="2088"/>
+            <w:vAlign w:val="center"/>
+            <w:tcMar>
+              <w:top w:w="90" w:type="dxa"/>
+              <w:bottom w:w="90" w:type="dxa"/>
+              <w:start w:w="120" w:type="dxa"/>
+              <w:end w:w="120" w:type="dxa"/>
+            </w:tcMar>
+          </w:tcPr>
+          <w:p>
+            <w:pPr>
+              <w:spacing w:before="0" w:after="0" w:line="252" w:lineRule="auto"/>
+              <w:jc w:val="center"/>
+            </w:pPr>
+            <w:r/>
+            <w:r>
+              <w:rPr>
+                <w:rFonts w:ascii="Times New Roman" w:hAnsi="Times New Roman"/>
+                <w:b w:val="0"/>
+                <w:i w:val="0"/>
+                <w:sz w:val="19"/>
+              </w:rPr>
+              <w:t>Android AI Provider</w:t>
+            </w:r>
+          </w:p>
+        </w:tc>
+        <w:tc>
+          <w:tcPr>
+            <w:tcW w:type="dxa" w:w="4608"/>
+            <w:vAlign w:val="center"/>
+            <w:tcMar>
+              <w:top w:w="90" w:type="dxa"/>
+              <w:bottom w:w="90" w:type="dxa"/>
+              <w:start w:w="120" w:type="dxa"/>
+              <w:end w:w="120" w:type="dxa"/>
+            </w:tcMar>
+          </w:tcPr>
+          <w:p>
+            <w:pPr>
+              <w:spacing w:before="0" w:after="0" w:line="252" w:lineRule="auto"/>
+              <w:jc w:val="left"/>
+            </w:pPr>
+            <w:r/>
+            <w:r>
+              <w:rPr>
+                <w:rFonts w:ascii="Times New Roman" w:hAnsi="Times New Roman"/>
+                <w:b w:val="0"/>
+                <w:i w:val="0"/>
+                <w:sz w:val="19"/>
+              </w:rPr>
+              <w:t>Speech-to-text, chat response, text-to-speech</w:t>
+            </w:r>
+          </w:p>
+        </w:tc>
+        <w:tc>
+          <w:tcPr>
+            <w:tcW w:type="dxa" w:w="2664"/>
+            <w:vAlign w:val="center"/>
+            <w:tcMar>
+              <w:top w:w="90" w:type="dxa"/>
+              <w:bottom w:w="90" w:type="dxa"/>
+              <w:start w:w="120" w:type="dxa"/>
+              <w:end w:w="120" w:type="dxa"/>
+            </w:tcMar>
+          </w:tcPr>
+          <w:p>
+            <w:pPr>
+              <w:spacing w:before="0" w:after="0" w:line="252" w:lineRule="auto"/>
+              <w:jc w:val="left"/>
+            </w:pPr>
+            <w:r/>
+            <w:r>
+              <w:rPr>
+                <w:rFonts w:ascii="Times New Roman" w:hAnsi="Times New Roman"/>
+                <w:b w:val="0"/>
+                <w:i w:val="0"/>
+                <w:sz w:val="19"/>
+              </w:rPr>
+              <w:t>Tool Neuron / OpenAI-compatible API</w:t>
+            </w:r>
+          </w:p>
+        </w:tc>
+      </w:tr>
+    </w:tbl>
+    <w:p>
+      <w:pPr>
+        <w:spacing w:before="0" w:after="80" w:line="259" w:lineRule="auto"/>
+      </w:pPr>
+    </w:p>
+    <w:p>
+      <w:pPr>
+        <w:spacing w:before="0" w:after="120" w:line="259" w:lineRule="auto"/>
+      </w:pPr>
+      <w:r>
+        <w:rPr>
+          <w:rFonts w:ascii="Times New Roman" w:hAnsi="Times New Roman"/>
+          <w:b w:val="0"/>
+          <w:i w:val="0"/>
+          <w:sz w:val="22"/>
+        </w:rPr>
+        <w:t>Basic data flow: user voice -&gt; ESP32-S3 recording -&gt; FastAPI server -&gt; Android AI service -&gt; generated text and audio -&gt; ESP32-S3 playback.</w:t>
+      </w:r>
+    </w:p>
+    <w:p>
+      <w:r>
+        <w:br w:type="page"/>
+      </w:r>
+    </w:p>
+    <w:p>
+      <w:pPr>
+        <w:pStyle w:val="Heading1"/>
+        <w:spacing w:before="0" w:after="160"/>
+      </w:pPr>
+      <w:r>
+        <w:rPr>
+          <w:rFonts w:ascii="Times New Roman" w:hAnsi="Times New Roman"/>
+          <w:b/>
+          <w:i w:val="0"/>
+          <w:sz w:val="30"/>
+        </w:rPr>
+        <w:t>6. Hardware Design and Wiring</w:t>
+      </w:r>
+    </w:p>
+    <w:p>
+      <w:pPr>
+        <w:spacing w:before="0" w:after="120" w:line="259" w:lineRule="auto"/>
+      </w:pPr>
+      <w:r>
+        <w:rPr>
+          <w:rFonts w:ascii="Times New Roman" w:hAnsi="Times New Roman"/>
+          <w:b w:val="0"/>
+          <w:i w:val="0"/>
+          <w:sz w:val="22"/>
+        </w:rPr>
+        <w:t>The hardware design connects microphone input, touch input, button input, display output, and amplified audio output around the ESP32-S3. A shared ground is required between all modules to keep the signal references stable.</w:t>
+      </w:r>
+    </w:p>
+    <w:tbl>
+      <w:tblPr>
+        <w:tblStyle w:val="TableGrid"/>
+        <w:tblW w:type="auto" w:w="0"/>
+        <w:jc w:val="center"/>
+        <w:tblLayout w:type="fixed"/>
+        <w:tblLook w:firstColumn="1" w:firstRow="1" w:lastColumn="0" w:lastRow="0" w:noHBand="0" w:noVBand="1" w:val="04A0"/>
+      </w:tblPr>
+      <w:tblGrid>
+        <w:gridCol w:w="3264"/>
+        <w:gridCol w:w="3264"/>
+        <w:gridCol w:w="3264"/>
+      </w:tblGrid>
+      <w:tr>
+        <w:tc>
+          <w:tcPr>
+            <w:tcW w:type="dxa" w:w="2880"/>
+            <w:vAlign w:val="center"/>
+            <w:shd w:fill="E8EEF5"/>
+            <w:tcMar>
+              <w:top w:w="90" w:type="dxa"/>
+              <w:bottom w:w="90" w:type="dxa"/>
+              <w:start w:w="120" w:type="dxa"/>
+              <w:end w:w="120" w:type="dxa"/>
+            </w:tcMar>
+          </w:tcPr>
+          <w:p>
+            <w:pPr>
+              <w:spacing w:before="0" w:after="0" w:line="252" w:lineRule="auto"/>
+              <w:jc w:val="center"/>
+            </w:pPr>
+            <w:r/>
+            <w:r>
+              <w:rPr>
+                <w:rFonts w:ascii="Times New Roman" w:hAnsi="Times New Roman"/>
+                <w:b/>
+                <w:i w:val="0"/>
                 <w:sz w:val="19"/>
               </w:rPr>
               <w:t>Module</w:t>
@@ -1009,16 +3192,27 @@
         </w:tc>
         <w:tc>
           <w:tcPr>
-            <w:tcW w:type="dxa" w:w="3312"/>
+            <w:tcW w:type="dxa" w:w="1944"/>
             <w:vAlign w:val="center"/>
-            <w:shd w:fill="D9EAF7"/>
+            <w:shd w:fill="E8EEF5"/>
+            <w:tcMar>
+              <w:top w:w="90" w:type="dxa"/>
+              <w:bottom w:w="90" w:type="dxa"/>
+              <w:start w:w="120" w:type="dxa"/>
+              <w:end w:w="120" w:type="dxa"/>
+            </w:tcMar>
           </w:tcPr>
           <w:p>
+            <w:pPr>
+              <w:spacing w:before="0" w:after="0" w:line="252" w:lineRule="auto"/>
+              <w:jc w:val="center"/>
+            </w:pPr>
             <w:r/>
             <w:r>
               <w:rPr>
-                <w:rFonts w:ascii="Calibri" w:hAnsi="Calibri"/>
+                <w:rFonts w:ascii="Times New Roman" w:hAnsi="Times New Roman"/>
                 <w:b/>
+                <w:i w:val="0"/>
                 <w:sz w:val="19"/>
               </w:rPr>
               <w:t>Pin/Terminal</w:t>
@@ -1027,16 +3221,27 @@
         </w:tc>
         <w:tc>
           <w:tcPr>
-            <w:tcW w:type="dxa" w:w="3312"/>
+            <w:tcW w:type="dxa" w:w="4536"/>
             <w:vAlign w:val="center"/>
-            <w:shd w:fill="D9EAF7"/>
+            <w:shd w:fill="E8EEF5"/>
+            <w:tcMar>
+              <w:top w:w="90" w:type="dxa"/>
+              <w:bottom w:w="90" w:type="dxa"/>
+              <w:start w:w="120" w:type="dxa"/>
+              <w:end w:w="120" w:type="dxa"/>
+            </w:tcMar>
           </w:tcPr>
           <w:p>
+            <w:pPr>
+              <w:spacing w:before="0" w:after="0" w:line="252" w:lineRule="auto"/>
+              <w:jc w:val="center"/>
+            </w:pPr>
             <w:r/>
             <w:r>
               <w:rPr>
-                <w:rFonts w:ascii="Calibri" w:hAnsi="Calibri"/>
+                <w:rFonts w:ascii="Times New Roman" w:hAnsi="Times New Roman"/>
                 <w:b/>
+                <w:i w:val="0"/>
                 <w:sz w:val="19"/>
               </w:rPr>
               <w:t>Connection</w:t>
@@ -1047,15 +3252,26 @@
       <w:tr>
         <w:tc>
           <w:tcPr>
-            <w:tcW w:type="dxa" w:w="3312"/>
+            <w:tcW w:type="dxa" w:w="2880"/>
             <w:vAlign w:val="center"/>
+            <w:tcMar>
+              <w:top w:w="90" w:type="dxa"/>
+              <w:bottom w:w="90" w:type="dxa"/>
+              <w:start w:w="120" w:type="dxa"/>
+              <w:end w:w="120" w:type="dxa"/>
+            </w:tcMar>
           </w:tcPr>
           <w:p>
+            <w:pPr>
+              <w:spacing w:before="0" w:after="0" w:line="252" w:lineRule="auto"/>
+              <w:jc w:val="center"/>
+            </w:pPr>
             <w:r/>
             <w:r>
               <w:rPr>
-                <w:rFonts w:ascii="Calibri" w:hAnsi="Calibri"/>
+                <w:rFonts w:ascii="Times New Roman" w:hAnsi="Times New Roman"/>
                 <w:b w:val="0"/>
+                <w:i w:val="0"/>
                 <w:sz w:val="19"/>
               </w:rPr>
               <w:t>MAX4466 Microphone</w:t>
@@ -1064,15 +3280,26 @@
         </w:tc>
         <w:tc>
           <w:tcPr>
-            <w:tcW w:type="dxa" w:w="3312"/>
+            <w:tcW w:type="dxa" w:w="1944"/>
             <w:vAlign w:val="center"/>
+            <w:tcMar>
+              <w:top w:w="90" w:type="dxa"/>
+              <w:bottom w:w="90" w:type="dxa"/>
+              <w:start w:w="120" w:type="dxa"/>
+              <w:end w:w="120" w:type="dxa"/>
+            </w:tcMar>
           </w:tcPr>
           <w:p>
+            <w:pPr>
+              <w:spacing w:before="0" w:after="0" w:line="252" w:lineRule="auto"/>
+              <w:jc w:val="left"/>
+            </w:pPr>
             <w:r/>
             <w:r>
               <w:rPr>
-                <w:rFonts w:ascii="Calibri" w:hAnsi="Calibri"/>
+                <w:rFonts w:ascii="Times New Roman" w:hAnsi="Times New Roman"/>
                 <w:b w:val="0"/>
+                <w:i w:val="0"/>
                 <w:sz w:val="19"/>
               </w:rPr>
               <w:t>OUT</w:t>
@@ -1081,15 +3308,26 @@
         </w:tc>
         <w:tc>
           <w:tcPr>
-            <w:tcW w:type="dxa" w:w="3312"/>
+            <w:tcW w:type="dxa" w:w="4536"/>
             <w:vAlign w:val="center"/>
+            <w:tcMar>
+              <w:top w:w="90" w:type="dxa"/>
+              <w:bottom w:w="90" w:type="dxa"/>
+              <w:start w:w="120" w:type="dxa"/>
+              <w:end w:w="120" w:type="dxa"/>
+            </w:tcMar>
           </w:tcPr>
           <w:p>
+            <w:pPr>
+              <w:spacing w:before="0" w:after="0" w:line="252" w:lineRule="auto"/>
+              <w:jc w:val="left"/>
+            </w:pPr>
             <w:r/>
             <w:r>
               <w:rPr>
-                <w:rFonts w:ascii="Calibri" w:hAnsi="Calibri"/>
+                <w:rFonts w:ascii="Times New Roman" w:hAnsi="Times New Roman"/>
                 <w:b w:val="0"/>
+                <w:i w:val="0"/>
                 <w:sz w:val="19"/>
               </w:rPr>
               <w:t>ESP32-S3 GPIO1</w:t>
@@ -1100,15 +3338,26 @@
       <w:tr>
         <w:tc>
           <w:tcPr>
-            <w:tcW w:type="dxa" w:w="3312"/>
+            <w:tcW w:type="dxa" w:w="2880"/>
             <w:vAlign w:val="center"/>
+            <w:tcMar>
+              <w:top w:w="90" w:type="dxa"/>
+              <w:bottom w:w="90" w:type="dxa"/>
+              <w:start w:w="120" w:type="dxa"/>
+              <w:end w:w="120" w:type="dxa"/>
+            </w:tcMar>
           </w:tcPr>
           <w:p>
+            <w:pPr>
+              <w:spacing w:before="0" w:after="0" w:line="252" w:lineRule="auto"/>
+              <w:jc w:val="center"/>
+            </w:pPr>
             <w:r/>
             <w:r>
               <w:rPr>
-                <w:rFonts w:ascii="Calibri" w:hAnsi="Calibri"/>
+                <w:rFonts w:ascii="Times New Roman" w:hAnsi="Times New Roman"/>
                 <w:b w:val="0"/>
+                <w:i w:val="0"/>
                 <w:sz w:val="19"/>
               </w:rPr>
               <w:t>TTP223 Touch Sensor</w:t>
@@ -1117,15 +3366,26 @@
         </w:tc>
         <w:tc>
           <w:tcPr>
-            <w:tcW w:type="dxa" w:w="3312"/>
+            <w:tcW w:type="dxa" w:w="1944"/>
             <w:vAlign w:val="center"/>
+            <w:tcMar>
+              <w:top w:w="90" w:type="dxa"/>
+              <w:bottom w:w="90" w:type="dxa"/>
+              <w:start w:w="120" w:type="dxa"/>
+              <w:end w:w="120" w:type="dxa"/>
+            </w:tcMar>
           </w:tcPr>
           <w:p>
+            <w:pPr>
+              <w:spacing w:before="0" w:after="0" w:line="252" w:lineRule="auto"/>
+              <w:jc w:val="left"/>
+            </w:pPr>
             <w:r/>
             <w:r>
               <w:rPr>
-                <w:rFonts w:ascii="Calibri" w:hAnsi="Calibri"/>
+                <w:rFonts w:ascii="Times New Roman" w:hAnsi="Times New Roman"/>
                 <w:b w:val="0"/>
+                <w:i w:val="0"/>
                 <w:sz w:val="19"/>
               </w:rPr>
               <w:t>OUT</w:t>
@@ -1134,15 +3394,26 @@
         </w:tc>
         <w:tc>
           <w:tcPr>
-            <w:tcW w:type="dxa" w:w="3312"/>
+            <w:tcW w:type="dxa" w:w="4536"/>
             <w:vAlign w:val="center"/>
+            <w:tcMar>
+              <w:top w:w="90" w:type="dxa"/>
+              <w:bottom w:w="90" w:type="dxa"/>
+              <w:start w:w="120" w:type="dxa"/>
+              <w:end w:w="120" w:type="dxa"/>
+            </w:tcMar>
           </w:tcPr>
           <w:p>
+            <w:pPr>
+              <w:spacing w:before="0" w:after="0" w:line="252" w:lineRule="auto"/>
+              <w:jc w:val="left"/>
+            </w:pPr>
             <w:r/>
             <w:r>
               <w:rPr>
-                <w:rFonts w:ascii="Calibri" w:hAnsi="Calibri"/>
+                <w:rFonts w:ascii="Times New Roman" w:hAnsi="Times New Roman"/>
                 <w:b w:val="0"/>
+                <w:i w:val="0"/>
                 <w:sz w:val="19"/>
               </w:rPr>
               <w:t>ESP32-S3 GPIO5</w:t>
@@ -1153,15 +3424,26 @@
       <w:tr>
         <w:tc>
           <w:tcPr>
-            <w:tcW w:type="dxa" w:w="3312"/>
+            <w:tcW w:type="dxa" w:w="2880"/>
             <w:vAlign w:val="center"/>
+            <w:tcMar>
+              <w:top w:w="90" w:type="dxa"/>
+              <w:bottom w:w="90" w:type="dxa"/>
+              <w:start w:w="120" w:type="dxa"/>
+              <w:end w:w="120" w:type="dxa"/>
+            </w:tcMar>
           </w:tcPr>
           <w:p>
+            <w:pPr>
+              <w:spacing w:before="0" w:after="0" w:line="252" w:lineRule="auto"/>
+              <w:jc w:val="center"/>
+            </w:pPr>
             <w:r/>
             <w:r>
               <w:rPr>
-                <w:rFonts w:ascii="Calibri" w:hAnsi="Calibri"/>
+                <w:rFonts w:ascii="Times New Roman" w:hAnsi="Times New Roman"/>
                 <w:b w:val="0"/>
+                <w:i w:val="0"/>
                 <w:sz w:val="19"/>
               </w:rPr>
               <w:t>Push Button</w:t>
@@ -1170,15 +3452,26 @@
         </w:tc>
         <w:tc>
           <w:tcPr>
-            <w:tcW w:type="dxa" w:w="3312"/>
+            <w:tcW w:type="dxa" w:w="1944"/>
             <w:vAlign w:val="center"/>
+            <w:tcMar>
+              <w:top w:w="90" w:type="dxa"/>
+              <w:bottom w:w="90" w:type="dxa"/>
+              <w:start w:w="120" w:type="dxa"/>
+              <w:end w:w="120" w:type="dxa"/>
+            </w:tcMar>
           </w:tcPr>
           <w:p>
+            <w:pPr>
+              <w:spacing w:before="0" w:after="0" w:line="252" w:lineRule="auto"/>
+              <w:jc w:val="left"/>
+            </w:pPr>
             <w:r/>
             <w:r>
               <w:rPr>
-                <w:rFonts w:ascii="Calibri" w:hAnsi="Calibri"/>
+                <w:rFonts w:ascii="Times New Roman" w:hAnsi="Times New Roman"/>
                 <w:b w:val="0"/>
+                <w:i w:val="0"/>
                 <w:sz w:val="19"/>
               </w:rPr>
               <w:t>Signal</w:t>
@@ -1187,15 +3480,26 @@
         </w:tc>
         <w:tc>
           <w:tcPr>
-            <w:tcW w:type="dxa" w:w="3312"/>
+            <w:tcW w:type="dxa" w:w="4536"/>
             <w:vAlign w:val="center"/>
+            <w:tcMar>
+              <w:top w:w="90" w:type="dxa"/>
+              <w:bottom w:w="90" w:type="dxa"/>
+              <w:start w:w="120" w:type="dxa"/>
+              <w:end w:w="120" w:type="dxa"/>
+            </w:tcMar>
           </w:tcPr>
           <w:p>
+            <w:pPr>
+              <w:spacing w:before="0" w:after="0" w:line="252" w:lineRule="auto"/>
+              <w:jc w:val="left"/>
+            </w:pPr>
             <w:r/>
             <w:r>
               <w:rPr>
-                <w:rFonts w:ascii="Calibri" w:hAnsi="Calibri"/>
+                <w:rFonts w:ascii="Times New Roman" w:hAnsi="Times New Roman"/>
                 <w:b w:val="0"/>
+                <w:i w:val="0"/>
                 <w:sz w:val="19"/>
               </w:rPr>
               <w:t>ESP32-S3 GPIO6</w:t>
@@ -1206,15 +3510,112 @@
       <w:tr>
         <w:tc>
           <w:tcPr>
-            <w:tcW w:type="dxa" w:w="3312"/>
+            <w:tcW w:type="dxa" w:w="2880"/>
             <w:vAlign w:val="center"/>
+            <w:tcMar>
+              <w:top w:w="90" w:type="dxa"/>
+              <w:bottom w:w="90" w:type="dxa"/>
+              <w:start w:w="120" w:type="dxa"/>
+              <w:end w:w="120" w:type="dxa"/>
+            </w:tcMar>
           </w:tcPr>
           <w:p>
+            <w:pPr>
+              <w:spacing w:before="0" w:after="0" w:line="252" w:lineRule="auto"/>
+              <w:jc w:val="center"/>
+            </w:pPr>
             <w:r/>
             <w:r>
               <w:rPr>
-                <w:rFonts w:ascii="Calibri" w:hAnsi="Calibri"/>
+                <w:rFonts w:ascii="Times New Roman" w:hAnsi="Times New Roman"/>
                 <w:b w:val="0"/>
+                <w:i w:val="0"/>
+                <w:sz w:val="19"/>
+              </w:rPr>
+              <w:t>ST7789 Display</w:t>
+            </w:r>
+          </w:p>
+        </w:tc>
+        <w:tc>
+          <w:tcPr>
+            <w:tcW w:type="dxa" w:w="1944"/>
+            <w:vAlign w:val="center"/>
+            <w:tcMar>
+              <w:top w:w="90" w:type="dxa"/>
+              <w:bottom w:w="90" w:type="dxa"/>
+              <w:start w:w="120" w:type="dxa"/>
+              <w:end w:w="120" w:type="dxa"/>
+            </w:tcMar>
+          </w:tcPr>
+          <w:p>
+            <w:pPr>
+              <w:spacing w:before="0" w:after="0" w:line="252" w:lineRule="auto"/>
+              <w:jc w:val="left"/>
+            </w:pPr>
+            <w:r/>
+            <w:r>
+              <w:rPr>
+                <w:rFonts w:ascii="Times New Roman" w:hAnsi="Times New Roman"/>
+                <w:b w:val="0"/>
+                <w:i w:val="0"/>
+                <w:sz w:val="19"/>
+              </w:rPr>
+              <w:t>SCK / MOSI / DC</w:t>
+            </w:r>
+          </w:p>
+        </w:tc>
+        <w:tc>
+          <w:tcPr>
+            <w:tcW w:type="dxa" w:w="4536"/>
+            <w:vAlign w:val="center"/>
+            <w:tcMar>
+              <w:top w:w="90" w:type="dxa"/>
+              <w:bottom w:w="90" w:type="dxa"/>
+              <w:start w:w="120" w:type="dxa"/>
+              <w:end w:w="120" w:type="dxa"/>
+            </w:tcMar>
+          </w:tcPr>
+          <w:p>
+            <w:pPr>
+              <w:spacing w:before="0" w:after="0" w:line="252" w:lineRule="auto"/>
+              <w:jc w:val="left"/>
+            </w:pPr>
+            <w:r/>
+            <w:r>
+              <w:rPr>
+                <w:rFonts w:ascii="Times New Roman" w:hAnsi="Times New Roman"/>
+                <w:b w:val="0"/>
+                <w:i w:val="0"/>
+                <w:sz w:val="19"/>
+              </w:rPr>
+              <w:t>GPIO12 / GPIO11 / GPIO9</w:t>
+            </w:r>
+          </w:p>
+        </w:tc>
+      </w:tr>
+      <w:tr>
+        <w:tc>
+          <w:tcPr>
+            <w:tcW w:type="dxa" w:w="2880"/>
+            <w:vAlign w:val="center"/>
+            <w:tcMar>
+              <w:top w:w="90" w:type="dxa"/>
+              <w:bottom w:w="90" w:type="dxa"/>
+              <w:start w:w="120" w:type="dxa"/>
+              <w:end w:w="120" w:type="dxa"/>
+            </w:tcMar>
+          </w:tcPr>
+          <w:p>
+            <w:pPr>
+              <w:spacing w:before="0" w:after="0" w:line="252" w:lineRule="auto"/>
+              <w:jc w:val="center"/>
+            </w:pPr>
+            <w:r/>
+            <w:r>
+              <w:rPr>
+                <w:rFonts w:ascii="Times New Roman" w:hAnsi="Times New Roman"/>
+                <w:b w:val="0"/>
+                <w:i w:val="0"/>
                 <w:sz w:val="19"/>
               </w:rPr>
               <w:t>HW-104 Amplifier</w:t>
@@ -1223,15 +3624,26 @@
         </w:tc>
         <w:tc>
           <w:tcPr>
-            <w:tcW w:type="dxa" w:w="3312"/>
+            <w:tcW w:type="dxa" w:w="1944"/>
             <w:vAlign w:val="center"/>
+            <w:tcMar>
+              <w:top w:w="90" w:type="dxa"/>
+              <w:bottom w:w="90" w:type="dxa"/>
+              <w:start w:w="120" w:type="dxa"/>
+              <w:end w:w="120" w:type="dxa"/>
+            </w:tcMar>
           </w:tcPr>
           <w:p>
+            <w:pPr>
+              <w:spacing w:before="0" w:after="0" w:line="252" w:lineRule="auto"/>
+              <w:jc w:val="left"/>
+            </w:pPr>
             <w:r/>
             <w:r>
               <w:rPr>
-                <w:rFonts w:ascii="Calibri" w:hAnsi="Calibri"/>
+                <w:rFonts w:ascii="Times New Roman" w:hAnsi="Times New Roman"/>
                 <w:b w:val="0"/>
+                <w:i w:val="0"/>
                 <w:sz w:val="19"/>
               </w:rPr>
               <w:t>R</w:t>
@@ -1240,18 +3652,29 @@
         </w:tc>
         <w:tc>
           <w:tcPr>
-            <w:tcW w:type="dxa" w:w="3312"/>
+            <w:tcW w:type="dxa" w:w="4536"/>
             <w:vAlign w:val="center"/>
+            <w:tcMar>
+              <w:top w:w="90" w:type="dxa"/>
+              <w:bottom w:w="90" w:type="dxa"/>
+              <w:start w:w="120" w:type="dxa"/>
+              <w:end w:w="120" w:type="dxa"/>
+            </w:tcMar>
           </w:tcPr>
           <w:p>
+            <w:pPr>
+              <w:spacing w:before="0" w:after="0" w:line="252" w:lineRule="auto"/>
+              <w:jc w:val="left"/>
+            </w:pPr>
             <w:r/>
             <w:r>
               <w:rPr>
-                <w:rFonts w:ascii="Calibri" w:hAnsi="Calibri"/>
+                <w:rFonts w:ascii="Times New Roman" w:hAnsi="Times New Roman"/>
                 <w:b w:val="0"/>
+                <w:i w:val="0"/>
                 <w:sz w:val="19"/>
               </w:rPr>
-              <w:t>ESP32-S3 GPIO4</w:t>
+              <w:t>ESP32-S3 GPIO4 audio output</w:t>
             </w:r>
           </w:p>
         </w:tc>
@@ -1259,15 +3682,26 @@
       <w:tr>
         <w:tc>
           <w:tcPr>
-            <w:tcW w:type="dxa" w:w="3312"/>
+            <w:tcW w:type="dxa" w:w="2880"/>
             <w:vAlign w:val="center"/>
+            <w:tcMar>
+              <w:top w:w="90" w:type="dxa"/>
+              <w:bottom w:w="90" w:type="dxa"/>
+              <w:start w:w="120" w:type="dxa"/>
+              <w:end w:w="120" w:type="dxa"/>
+            </w:tcMar>
           </w:tcPr>
           <w:p>
+            <w:pPr>
+              <w:spacing w:before="0" w:after="0" w:line="252" w:lineRule="auto"/>
+              <w:jc w:val="center"/>
+            </w:pPr>
             <w:r/>
             <w:r>
               <w:rPr>
-                <w:rFonts w:ascii="Calibri" w:hAnsi="Calibri"/>
+                <w:rFonts w:ascii="Times New Roman" w:hAnsi="Times New Roman"/>
                 <w:b w:val="0"/>
+                <w:i w:val="0"/>
                 <w:sz w:val="19"/>
               </w:rPr>
               <w:t>HW-104 Amplifier</w:t>
@@ -1276,15 +3710,26 @@
         </w:tc>
         <w:tc>
           <w:tcPr>
-            <w:tcW w:type="dxa" w:w="3312"/>
+            <w:tcW w:type="dxa" w:w="1944"/>
             <w:vAlign w:val="center"/>
+            <w:tcMar>
+              <w:top w:w="90" w:type="dxa"/>
+              <w:bottom w:w="90" w:type="dxa"/>
+              <w:start w:w="120" w:type="dxa"/>
+              <w:end w:w="120" w:type="dxa"/>
+            </w:tcMar>
           </w:tcPr>
           <w:p>
+            <w:pPr>
+              <w:spacing w:before="0" w:after="0" w:line="252" w:lineRule="auto"/>
+              <w:jc w:val="left"/>
+            </w:pPr>
             <w:r/>
             <w:r>
               <w:rPr>
-                <w:rFonts w:ascii="Calibri" w:hAnsi="Calibri"/>
+                <w:rFonts w:ascii="Times New Roman" w:hAnsi="Times New Roman"/>
                 <w:b w:val="0"/>
+                <w:i w:val="0"/>
                 <w:sz w:val="19"/>
               </w:rPr>
               <w:t>G</w:t>
@@ -1293,15 +3738,26 @@
         </w:tc>
         <w:tc>
           <w:tcPr>
-            <w:tcW w:type="dxa" w:w="3312"/>
+            <w:tcW w:type="dxa" w:w="4536"/>
             <w:vAlign w:val="center"/>
+            <w:tcMar>
+              <w:top w:w="90" w:type="dxa"/>
+              <w:bottom w:w="90" w:type="dxa"/>
+              <w:start w:w="120" w:type="dxa"/>
+              <w:end w:w="120" w:type="dxa"/>
+            </w:tcMar>
           </w:tcPr>
           <w:p>
+            <w:pPr>
+              <w:spacing w:before="0" w:after="0" w:line="252" w:lineRule="auto"/>
+              <w:jc w:val="left"/>
+            </w:pPr>
             <w:r/>
             <w:r>
               <w:rPr>
-                <w:rFonts w:ascii="Calibri" w:hAnsi="Calibri"/>
+                <w:rFonts w:ascii="Times New Roman" w:hAnsi="Times New Roman"/>
                 <w:b w:val="0"/>
+                <w:i w:val="0"/>
                 <w:sz w:val="19"/>
               </w:rPr>
               <w:t>Shared GND</w:t>
@@ -1312,15 +3768,26 @@
       <w:tr>
         <w:tc>
           <w:tcPr>
-            <w:tcW w:type="dxa" w:w="3312"/>
+            <w:tcW w:type="dxa" w:w="2880"/>
             <w:vAlign w:val="center"/>
+            <w:tcMar>
+              <w:top w:w="90" w:type="dxa"/>
+              <w:bottom w:w="90" w:type="dxa"/>
+              <w:start w:w="120" w:type="dxa"/>
+              <w:end w:w="120" w:type="dxa"/>
+            </w:tcMar>
           </w:tcPr>
           <w:p>
+            <w:pPr>
+              <w:spacing w:before="0" w:after="0" w:line="252" w:lineRule="auto"/>
+              <w:jc w:val="center"/>
+            </w:pPr>
             <w:r/>
             <w:r>
               <w:rPr>
-                <w:rFonts w:ascii="Calibri" w:hAnsi="Calibri"/>
+                <w:rFonts w:ascii="Times New Roman" w:hAnsi="Times New Roman"/>
                 <w:b w:val="0"/>
+                <w:i w:val="0"/>
                 <w:sz w:val="19"/>
               </w:rPr>
               <w:t>HW-104 Amplifier</w:t>
@@ -1329,15 +3796,26 @@
         </w:tc>
         <w:tc>
           <w:tcPr>
-            <w:tcW w:type="dxa" w:w="3312"/>
+            <w:tcW w:type="dxa" w:w="1944"/>
             <w:vAlign w:val="center"/>
+            <w:tcMar>
+              <w:top w:w="90" w:type="dxa"/>
+              <w:bottom w:w="90" w:type="dxa"/>
+              <w:start w:w="120" w:type="dxa"/>
+              <w:end w:w="120" w:type="dxa"/>
+            </w:tcMar>
           </w:tcPr>
           <w:p>
+            <w:pPr>
+              <w:spacing w:before="0" w:after="0" w:line="252" w:lineRule="auto"/>
+              <w:jc w:val="left"/>
+            </w:pPr>
             <w:r/>
             <w:r>
               <w:rPr>
-                <w:rFonts w:ascii="Calibri" w:hAnsi="Calibri"/>
+                <w:rFonts w:ascii="Times New Roman" w:hAnsi="Times New Roman"/>
                 <w:b w:val="0"/>
+                <w:i w:val="0"/>
                 <w:sz w:val="19"/>
               </w:rPr>
               <w:t>L</w:t>
@@ -1346,15 +3824,26 @@
         </w:tc>
         <w:tc>
           <w:tcPr>
-            <w:tcW w:type="dxa" w:w="3312"/>
+            <w:tcW w:type="dxa" w:w="4536"/>
             <w:vAlign w:val="center"/>
+            <w:tcMar>
+              <w:top w:w="90" w:type="dxa"/>
+              <w:bottom w:w="90" w:type="dxa"/>
+              <w:start w:w="120" w:type="dxa"/>
+              <w:end w:w="120" w:type="dxa"/>
+            </w:tcMar>
           </w:tcPr>
           <w:p>
+            <w:pPr>
+              <w:spacing w:before="0" w:after="0" w:line="252" w:lineRule="auto"/>
+              <w:jc w:val="left"/>
+            </w:pPr>
             <w:r/>
             <w:r>
               <w:rPr>
-                <w:rFonts w:ascii="Calibri" w:hAnsi="Calibri"/>
+                <w:rFonts w:ascii="Times New Roman" w:hAnsi="Times New Roman"/>
                 <w:b w:val="0"/>
+                <w:i w:val="0"/>
                 <w:sz w:val="19"/>
               </w:rPr>
               <w:t>Disconnected</w:t>
@@ -1365,52 +3854,85 @@
       <w:tr>
         <w:tc>
           <w:tcPr>
-            <w:tcW w:type="dxa" w:w="3312"/>
+            <w:tcW w:type="dxa" w:w="2880"/>
             <w:vAlign w:val="center"/>
+            <w:tcMar>
+              <w:top w:w="90" w:type="dxa"/>
+              <w:bottom w:w="90" w:type="dxa"/>
+              <w:start w:w="120" w:type="dxa"/>
+              <w:end w:w="120" w:type="dxa"/>
+            </w:tcMar>
           </w:tcPr>
           <w:p>
+            <w:pPr>
+              <w:spacing w:before="0" w:after="0" w:line="252" w:lineRule="auto"/>
+              <w:jc w:val="center"/>
+            </w:pPr>
             <w:r/>
             <w:r>
               <w:rPr>
-                <w:rFonts w:ascii="Calibri" w:hAnsi="Calibri"/>
+                <w:rFonts w:ascii="Times New Roman" w:hAnsi="Times New Roman"/>
                 <w:b w:val="0"/>
+                <w:i w:val="0"/>
                 <w:sz w:val="19"/>
               </w:rPr>
-              <w:t>HW-104 Amplifier</w:t>
+              <w:t>Speaker</w:t>
             </w:r>
           </w:p>
         </w:tc>
         <w:tc>
           <w:tcPr>
-            <w:tcW w:type="dxa" w:w="3312"/>
+            <w:tcW w:type="dxa" w:w="1944"/>
             <w:vAlign w:val="center"/>
+            <w:tcMar>
+              <w:top w:w="90" w:type="dxa"/>
+              <w:bottom w:w="90" w:type="dxa"/>
+              <w:start w:w="120" w:type="dxa"/>
+              <w:end w:w="120" w:type="dxa"/>
+            </w:tcMar>
           </w:tcPr>
           <w:p>
+            <w:pPr>
+              <w:spacing w:before="0" w:after="0" w:line="252" w:lineRule="auto"/>
+              <w:jc w:val="left"/>
+            </w:pPr>
             <w:r/>
             <w:r>
               <w:rPr>
-                <w:rFonts w:ascii="Calibri" w:hAnsi="Calibri"/>
+                <w:rFonts w:ascii="Times New Roman" w:hAnsi="Times New Roman"/>
                 <w:b w:val="0"/>
+                <w:i w:val="0"/>
                 <w:sz w:val="19"/>
               </w:rPr>
-              <w:t>R+ / R-</w:t>
+              <w:t>Positive / Negative</w:t>
             </w:r>
           </w:p>
         </w:tc>
         <w:tc>
           <w:tcPr>
-            <w:tcW w:type="dxa" w:w="3312"/>
+            <w:tcW w:type="dxa" w:w="4536"/>
             <w:vAlign w:val="center"/>
+            <w:tcMar>
+              <w:top w:w="90" w:type="dxa"/>
+              <w:bottom w:w="90" w:type="dxa"/>
+              <w:start w:w="120" w:type="dxa"/>
+              <w:end w:w="120" w:type="dxa"/>
+            </w:tcMar>
           </w:tcPr>
           <w:p>
+            <w:pPr>
+              <w:spacing w:before="0" w:after="0" w:line="252" w:lineRule="auto"/>
+              <w:jc w:val="left"/>
+            </w:pPr>
             <w:r/>
             <w:r>
               <w:rPr>
-                <w:rFonts w:ascii="Calibri" w:hAnsi="Calibri"/>
+                <w:rFonts w:ascii="Times New Roman" w:hAnsi="Times New Roman"/>
                 <w:b w:val="0"/>
+                <w:i w:val="0"/>
                 <w:sz w:val="19"/>
               </w:rPr>
-              <w:t>Speaker terminals</w:t>
+              <w:t>HW-104 R+ / R-</w:t>
             </w:r>
           </w:p>
         </w:tc>
@@ -1418,15 +3940,26 @@
       <w:tr>
         <w:tc>
           <w:tcPr>
-            <w:tcW w:type="dxa" w:w="3312"/>
+            <w:tcW w:type="dxa" w:w="2880"/>
             <w:vAlign w:val="center"/>
+            <w:tcMar>
+              <w:top w:w="90" w:type="dxa"/>
+              <w:bottom w:w="90" w:type="dxa"/>
+              <w:start w:w="120" w:type="dxa"/>
+              <w:end w:w="120" w:type="dxa"/>
+            </w:tcMar>
           </w:tcPr>
           <w:p>
+            <w:pPr>
+              <w:spacing w:before="0" w:after="0" w:line="252" w:lineRule="auto"/>
+              <w:jc w:val="center"/>
+            </w:pPr>
             <w:r/>
             <w:r>
               <w:rPr>
-                <w:rFonts w:ascii="Calibri" w:hAnsi="Calibri"/>
+                <w:rFonts w:ascii="Times New Roman" w:hAnsi="Times New Roman"/>
                 <w:b w:val="0"/>
+                <w:i w:val="0"/>
                 <w:sz w:val="19"/>
               </w:rPr>
               <w:t>XL6009 Booster</w:t>
@@ -1435,15 +3968,26 @@
         </w:tc>
         <w:tc>
           <w:tcPr>
-            <w:tcW w:type="dxa" w:w="3312"/>
+            <w:tcW w:type="dxa" w:w="1944"/>
             <w:vAlign w:val="center"/>
+            <w:tcMar>
+              <w:top w:w="90" w:type="dxa"/>
+              <w:bottom w:w="90" w:type="dxa"/>
+              <w:start w:w="120" w:type="dxa"/>
+              <w:end w:w="120" w:type="dxa"/>
+            </w:tcMar>
           </w:tcPr>
           <w:p>
+            <w:pPr>
+              <w:spacing w:before="0" w:after="0" w:line="252" w:lineRule="auto"/>
+              <w:jc w:val="left"/>
+            </w:pPr>
             <w:r/>
             <w:r>
               <w:rPr>
-                <w:rFonts w:ascii="Calibri" w:hAnsi="Calibri"/>
+                <w:rFonts w:ascii="Times New Roman" w:hAnsi="Times New Roman"/>
                 <w:b w:val="0"/>
+                <w:i w:val="0"/>
                 <w:sz w:val="19"/>
               </w:rPr>
               <w:t>OUT+ / OUT-</w:t>
@@ -1452,15 +3996,26 @@
         </w:tc>
         <w:tc>
           <w:tcPr>
-            <w:tcW w:type="dxa" w:w="3312"/>
+            <w:tcW w:type="dxa" w:w="4536"/>
             <w:vAlign w:val="center"/>
+            <w:tcMar>
+              <w:top w:w="90" w:type="dxa"/>
+              <w:bottom w:w="90" w:type="dxa"/>
+              <w:start w:w="120" w:type="dxa"/>
+              <w:end w:w="120" w:type="dxa"/>
+            </w:tcMar>
           </w:tcPr>
           <w:p>
+            <w:pPr>
+              <w:spacing w:before="0" w:after="0" w:line="252" w:lineRule="auto"/>
+              <w:jc w:val="left"/>
+            </w:pPr>
             <w:r/>
             <w:r>
               <w:rPr>
-                <w:rFonts w:ascii="Calibri" w:hAnsi="Calibri"/>
+                <w:rFonts w:ascii="Times New Roman" w:hAnsi="Times New Roman"/>
                 <w:b w:val="0"/>
+                <w:i w:val="0"/>
                 <w:sz w:val="19"/>
               </w:rPr>
               <w:t>Amplifier power input</w:t>
@@ -1468,55 +4023,272 @@
           </w:p>
         </w:tc>
       </w:tr>
+    </w:tbl>
+    <w:p>
+      <w:pPr>
+        <w:spacing w:before="0" w:after="80" w:line="259" w:lineRule="auto"/>
+      </w:pPr>
+    </w:p>
+    <w:p>
+      <w:r>
+        <w:br w:type="page"/>
+      </w:r>
+    </w:p>
+    <w:p>
+      <w:pPr>
+        <w:pStyle w:val="Heading1"/>
+        <w:spacing w:before="0" w:after="160"/>
+      </w:pPr>
+      <w:r>
+        <w:rPr>
+          <w:rFonts w:ascii="Times New Roman" w:hAnsi="Times New Roman"/>
+          <w:b/>
+          <w:i w:val="0"/>
+          <w:sz w:val="30"/>
+        </w:rPr>
+        <w:t>7. Software Design</w:t>
+      </w:r>
+    </w:p>
+    <w:p>
+      <w:pPr>
+        <w:spacing w:before="0" w:after="120" w:line="259" w:lineRule="auto"/>
+      </w:pPr>
+      <w:r>
+        <w:rPr>
+          <w:rFonts w:ascii="Times New Roman" w:hAnsi="Times New Roman"/>
+          <w:b w:val="0"/>
+          <w:i w:val="0"/>
+          <w:sz w:val="22"/>
+        </w:rPr>
+        <w:t>The software design separates embedded interaction from AI processing. The ESP32-S3 firmware is responsible for real-time device behavior, while the server handles AI communication and audio conversion.</w:t>
+      </w:r>
+    </w:p>
+    <w:p>
+      <w:pPr>
+        <w:pStyle w:val="Heading2"/>
+        <w:spacing w:before="80" w:after="80"/>
+      </w:pPr>
+      <w:r>
+        <w:rPr>
+          <w:rFonts w:ascii="Times New Roman" w:hAnsi="Times New Roman"/>
+          <w:b/>
+          <w:i w:val="0"/>
+          <w:sz w:val="24"/>
+        </w:rPr>
+        <w:t>7.1 Local AI Server</w:t>
+      </w:r>
+    </w:p>
+    <w:p>
+      <w:pPr>
+        <w:pStyle w:val="ListBullet"/>
+        <w:spacing w:after="60" w:line="252" w:lineRule="auto"/>
+        <w:ind w:left="461" w:hanging="202"/>
+      </w:pPr>
+      <w:r>
+        <w:rPr>
+          <w:rFonts w:ascii="Times New Roman" w:hAnsi="Times New Roman"/>
+          <w:b w:val="0"/>
+          <w:i w:val="0"/>
+          <w:sz w:val="21"/>
+        </w:rPr>
+        <w:t>Receives the voice recording from the ESP32-S3 through an HTTP endpoint.</w:t>
+      </w:r>
+    </w:p>
+    <w:p>
+      <w:pPr>
+        <w:pStyle w:val="ListBullet"/>
+        <w:spacing w:after="60" w:line="252" w:lineRule="auto"/>
+        <w:ind w:left="461" w:hanging="202"/>
+      </w:pPr>
+      <w:r>
+        <w:rPr>
+          <w:rFonts w:ascii="Times New Roman" w:hAnsi="Times New Roman"/>
+          <w:b w:val="0"/>
+          <w:i w:val="0"/>
+          <w:sz w:val="21"/>
+        </w:rPr>
+        <w:t>Converts ESP32-friendly raw audio into WAV format for speech-to-text.</w:t>
+      </w:r>
+    </w:p>
+    <w:p>
+      <w:pPr>
+        <w:pStyle w:val="ListBullet"/>
+        <w:spacing w:after="60" w:line="252" w:lineRule="auto"/>
+        <w:ind w:left="461" w:hanging="202"/>
+      </w:pPr>
+      <w:r>
+        <w:rPr>
+          <w:rFonts w:ascii="Times New Roman" w:hAnsi="Times New Roman"/>
+          <w:b w:val="0"/>
+          <w:i w:val="0"/>
+          <w:sz w:val="21"/>
+        </w:rPr>
+        <w:t>Sends the transcript to a chat model using an OpenAI-compatible API.</w:t>
+      </w:r>
+    </w:p>
+    <w:p>
+      <w:pPr>
+        <w:pStyle w:val="ListBullet"/>
+        <w:spacing w:after="60" w:line="252" w:lineRule="auto"/>
+        <w:ind w:left="461" w:hanging="202"/>
+      </w:pPr>
+      <w:r>
+        <w:rPr>
+          <w:rFonts w:ascii="Times New Roman" w:hAnsi="Times New Roman"/>
+          <w:b w:val="0"/>
+          <w:i w:val="0"/>
+          <w:sz w:val="21"/>
+        </w:rPr>
+        <w:t>Requests text-to-speech output and converts the generated audio to 8 kHz unsigned 8-bit mono WAV.</w:t>
+      </w:r>
+    </w:p>
+    <w:p>
+      <w:pPr>
+        <w:pStyle w:val="ListBullet"/>
+        <w:spacing w:after="60" w:line="252" w:lineRule="auto"/>
+        <w:ind w:left="461" w:hanging="202"/>
+      </w:pPr>
+      <w:r>
+        <w:rPr>
+          <w:rFonts w:ascii="Times New Roman" w:hAnsi="Times New Roman"/>
+          <w:b w:val="0"/>
+          <w:i w:val="0"/>
+          <w:sz w:val="21"/>
+        </w:rPr>
+        <w:t>Returns response text and an audio URL that the ESP32-S3 can download and play.</w:t>
+      </w:r>
+    </w:p>
+    <w:p>
+      <w:pPr>
+        <w:pStyle w:val="Heading2"/>
+        <w:spacing w:before="80" w:after="80"/>
+      </w:pPr>
+      <w:r>
+        <w:rPr>
+          <w:rFonts w:ascii="Times New Roman" w:hAnsi="Times New Roman"/>
+          <w:b/>
+          <w:i w:val="0"/>
+          <w:sz w:val="24"/>
+        </w:rPr>
+        <w:t>7.2 Configuration</w:t>
+      </w:r>
+    </w:p>
+    <w:p>
+      <w:pPr>
+        <w:spacing w:before="0" w:after="120" w:line="259" w:lineRule="auto"/>
+      </w:pPr>
+      <w:r>
+        <w:rPr>
+          <w:rFonts w:ascii="Times New Roman" w:hAnsi="Times New Roman"/>
+          <w:b w:val="0"/>
+          <w:i w:val="0"/>
+          <w:sz w:val="22"/>
+        </w:rPr>
+        <w:t>The server uses an example environment file named AI Server/.env.example. A local .env file is created during setup to store the phone AI server URL, model IDs, public PC server URL, and optional API token.</w:t>
+      </w:r>
+    </w:p>
+    <w:p>
+      <w:r>
+        <w:br w:type="page"/>
+      </w:r>
+    </w:p>
+    <w:p>
+      <w:pPr>
+        <w:pStyle w:val="Heading1"/>
+        <w:spacing w:before="0" w:after="160"/>
+      </w:pPr>
+      <w:r>
+        <w:rPr>
+          <w:rFonts w:ascii="Times New Roman" w:hAnsi="Times New Roman"/>
+          <w:b/>
+          <w:i w:val="0"/>
+          <w:sz w:val="30"/>
+        </w:rPr>
+        <w:t>8. Firmware and User Interface</w:t>
+      </w:r>
+    </w:p>
+    <w:p>
+      <w:pPr>
+        <w:spacing w:before="0" w:after="120" w:line="259" w:lineRule="auto"/>
+      </w:pPr>
+      <w:r>
+        <w:rPr>
+          <w:rFonts w:ascii="Times New Roman" w:hAnsi="Times New Roman"/>
+          <w:b w:val="0"/>
+          <w:i w:val="0"/>
+          <w:sz w:val="22"/>
+        </w:rPr>
+        <w:t>The firmware is stored in AI Desk Assistant/AI Desk Assistant.ino. It controls the ST7789 display, Wi-Fi connection, setup portal, input buttons, microphone sampling, audio upload, response handling, and speaker playback.</w:t>
+      </w:r>
+    </w:p>
+    <w:tbl>
+      <w:tblPr>
+        <w:tblStyle w:val="TableGrid"/>
+        <w:tblW w:type="auto" w:w="0"/>
+        <w:jc w:val="center"/>
+        <w:tblLayout w:type="fixed"/>
+        <w:tblLook w:firstColumn="1" w:firstRow="1" w:lastColumn="0" w:lastRow="0" w:noHBand="0" w:noVBand="1" w:val="04A0"/>
+      </w:tblPr>
+      <w:tblGrid>
+        <w:gridCol w:w="4896"/>
+        <w:gridCol w:w="4896"/>
+      </w:tblGrid>
       <w:tr>
         <w:tc>
           <w:tcPr>
-            <w:tcW w:type="dxa" w:w="3312"/>
+            <w:tcW w:type="dxa" w:w="2880"/>
             <w:vAlign w:val="center"/>
+            <w:shd w:fill="E8EEF5"/>
+            <w:tcMar>
+              <w:top w:w="90" w:type="dxa"/>
+              <w:bottom w:w="90" w:type="dxa"/>
+              <w:start w:w="120" w:type="dxa"/>
+              <w:end w:w="120" w:type="dxa"/>
+            </w:tcMar>
           </w:tcPr>
           <w:p>
+            <w:pPr>
+              <w:spacing w:before="0" w:after="0" w:line="252" w:lineRule="auto"/>
+              <w:jc w:val="center"/>
+            </w:pPr>
             <w:r/>
             <w:r>
               <w:rPr>
-                <w:rFonts w:ascii="Calibri" w:hAnsi="Calibri"/>
-                <w:b w:val="0"/>
+                <w:rFonts w:ascii="Times New Roman" w:hAnsi="Times New Roman"/>
+                <w:b/>
+                <w:i w:val="0"/>
                 <w:sz w:val="19"/>
               </w:rPr>
-              <w:t>ST7789 TFT</w:t>
+              <w:t>Interaction</w:t>
             </w:r>
           </w:p>
         </w:tc>
         <w:tc>
           <w:tcPr>
-            <w:tcW w:type="dxa" w:w="3312"/>
+            <w:tcW w:type="dxa" w:w="6480"/>
             <w:vAlign w:val="center"/>
+            <w:shd w:fill="E8EEF5"/>
+            <w:tcMar>
+              <w:top w:w="90" w:type="dxa"/>
+              <w:bottom w:w="90" w:type="dxa"/>
+              <w:start w:w="120" w:type="dxa"/>
+              <w:end w:w="120" w:type="dxa"/>
+            </w:tcMar>
           </w:tcPr>
           <w:p>
+            <w:pPr>
+              <w:spacing w:before="0" w:after="0" w:line="252" w:lineRule="auto"/>
+              <w:jc w:val="center"/>
+            </w:pPr>
             <w:r/>
             <w:r>
               <w:rPr>
-                <w:rFonts w:ascii="Calibri" w:hAnsi="Calibri"/>
-                <w:b w:val="0"/>
+                <w:rFonts w:ascii="Times New Roman" w:hAnsi="Times New Roman"/>
+                <w:b/>
+                <w:i w:val="0"/>
                 <w:sz w:val="19"/>
               </w:rPr>
-              <w:t>DC</w:t>
-            </w:r>
-          </w:p>
-        </w:tc>
-        <w:tc>
-          <w:tcPr>
-            <w:tcW w:type="dxa" w:w="3312"/>
-            <w:vAlign w:val="center"/>
-          </w:tcPr>
-          <w:p>
-            <w:r/>
-            <w:r>
-              <w:rPr>
-                <w:rFonts w:ascii="Calibri" w:hAnsi="Calibri"/>
-                <w:b w:val="0"/>
-                <w:sz w:val="19"/>
-              </w:rPr>
-              <w:t>ESP32-S3 GPIO9</w:t>
+              <w:t>Device Behavior</w:t>
             </w:r>
           </w:p>
         </w:tc>
@@ -1524,532 +4296,26 @@
       <w:tr>
         <w:tc>
           <w:tcPr>
-            <w:tcW w:type="dxa" w:w="3312"/>
+            <w:tcW w:type="dxa" w:w="2880"/>
             <w:vAlign w:val="center"/>
+            <w:tcMar>
+              <w:top w:w="90" w:type="dxa"/>
+              <w:bottom w:w="90" w:type="dxa"/>
+              <w:start w:w="120" w:type="dxa"/>
+              <w:end w:w="120" w:type="dxa"/>
+            </w:tcMar>
           </w:tcPr>
           <w:p>
+            <w:pPr>
+              <w:spacing w:before="0" w:after="0" w:line="252" w:lineRule="auto"/>
+              <w:jc w:val="center"/>
+            </w:pPr>
             <w:r/>
             <w:r>
               <w:rPr>
-                <w:rFonts w:ascii="Calibri" w:hAnsi="Calibri"/>
+                <w:rFonts w:ascii="Times New Roman" w:hAnsi="Times New Roman"/>
                 <w:b w:val="0"/>
-                <w:sz w:val="19"/>
-              </w:rPr>
-              <w:t>ST7789 TFT</w:t>
-            </w:r>
-          </w:p>
-        </w:tc>
-        <w:tc>
-          <w:tcPr>
-            <w:tcW w:type="dxa" w:w="3312"/>
-            <w:vAlign w:val="center"/>
-          </w:tcPr>
-          <w:p>
-            <w:r/>
-            <w:r>
-              <w:rPr>
-                <w:rFonts w:ascii="Calibri" w:hAnsi="Calibri"/>
-                <w:b w:val="0"/>
-                <w:sz w:val="19"/>
-              </w:rPr>
-              <w:t>MOSI</w:t>
-            </w:r>
-          </w:p>
-        </w:tc>
-        <w:tc>
-          <w:tcPr>
-            <w:tcW w:type="dxa" w:w="3312"/>
-            <w:vAlign w:val="center"/>
-          </w:tcPr>
-          <w:p>
-            <w:r/>
-            <w:r>
-              <w:rPr>
-                <w:rFonts w:ascii="Calibri" w:hAnsi="Calibri"/>
-                <w:b w:val="0"/>
-                <w:sz w:val="19"/>
-              </w:rPr>
-              <w:t>ESP32-S3 GPIO11</w:t>
-            </w:r>
-          </w:p>
-        </w:tc>
-      </w:tr>
-      <w:tr>
-        <w:tc>
-          <w:tcPr>
-            <w:tcW w:type="dxa" w:w="3312"/>
-            <w:vAlign w:val="center"/>
-          </w:tcPr>
-          <w:p>
-            <w:r/>
-            <w:r>
-              <w:rPr>
-                <w:rFonts w:ascii="Calibri" w:hAnsi="Calibri"/>
-                <w:b w:val="0"/>
-                <w:sz w:val="19"/>
-              </w:rPr>
-              <w:t>ST7789 TFT</w:t>
-            </w:r>
-          </w:p>
-        </w:tc>
-        <w:tc>
-          <w:tcPr>
-            <w:tcW w:type="dxa" w:w="3312"/>
-            <w:vAlign w:val="center"/>
-          </w:tcPr>
-          <w:p>
-            <w:r/>
-            <w:r>
-              <w:rPr>
-                <w:rFonts w:ascii="Calibri" w:hAnsi="Calibri"/>
-                <w:b w:val="0"/>
-                <w:sz w:val="19"/>
-              </w:rPr>
-              <w:t>SCK</w:t>
-            </w:r>
-          </w:p>
-        </w:tc>
-        <w:tc>
-          <w:tcPr>
-            <w:tcW w:type="dxa" w:w="3312"/>
-            <w:vAlign w:val="center"/>
-          </w:tcPr>
-          <w:p>
-            <w:r/>
-            <w:r>
-              <w:rPr>
-                <w:rFonts w:ascii="Calibri" w:hAnsi="Calibri"/>
-                <w:b w:val="0"/>
-                <w:sz w:val="19"/>
-              </w:rPr>
-              <w:t>ESP32-S3 GPIO12</w:t>
-            </w:r>
-          </w:p>
-        </w:tc>
-      </w:tr>
-    </w:tbl>
-    <w:p/>
-    <w:p>
-      <w:r>
-        <w:t>A common ground is required between the ESP32-S3, microphone, touch sensor, amplifier, and booster module.</w:t>
-      </w:r>
-    </w:p>
-    <w:p>
-      <w:pPr>
-        <w:pStyle w:val="Heading1"/>
-      </w:pPr>
-      <w:r>
-        <w:t>Software Components</w:t>
-      </w:r>
-    </w:p>
-    <w:tbl>
-      <w:tblPr>
-        <w:tblStyle w:val="TableGrid"/>
-        <w:tblW w:type="auto" w:w="0"/>
-        <w:jc w:val="center"/>
-        <w:tblLook w:firstColumn="1" w:firstRow="1" w:lastColumn="0" w:lastRow="0" w:noHBand="0" w:noVBand="1" w:val="04A0"/>
-      </w:tblPr>
-      <w:tblGrid>
-        <w:gridCol w:w="4968"/>
-        <w:gridCol w:w="4968"/>
-      </w:tblGrid>
-      <w:tr>
-        <w:tc>
-          <w:tcPr>
-            <w:tcW w:type="dxa" w:w="4968"/>
-            <w:vAlign w:val="center"/>
-            <w:shd w:fill="D9EAF7"/>
-          </w:tcPr>
-          <w:p>
-            <w:r/>
-            <w:r>
-              <w:rPr>
-                <w:rFonts w:ascii="Calibri" w:hAnsi="Calibri"/>
-                <w:b/>
-                <w:sz w:val="19"/>
-              </w:rPr>
-              <w:t>Software</w:t>
-            </w:r>
-          </w:p>
-        </w:tc>
-        <w:tc>
-          <w:tcPr>
-            <w:tcW w:type="dxa" w:w="4968"/>
-            <w:vAlign w:val="center"/>
-            <w:shd w:fill="D9EAF7"/>
-          </w:tcPr>
-          <w:p>
-            <w:r/>
-            <w:r>
-              <w:rPr>
-                <w:rFonts w:ascii="Calibri" w:hAnsi="Calibri"/>
-                <w:b/>
-                <w:sz w:val="19"/>
-              </w:rPr>
-              <w:t>Purpose</w:t>
-            </w:r>
-          </w:p>
-        </w:tc>
-      </w:tr>
-      <w:tr>
-        <w:tc>
-          <w:tcPr>
-            <w:tcW w:type="dxa" w:w="4968"/>
-            <w:vAlign w:val="center"/>
-          </w:tcPr>
-          <w:p>
-            <w:r/>
-            <w:r>
-              <w:rPr>
-                <w:rFonts w:ascii="Calibri" w:hAnsi="Calibri"/>
-                <w:b w:val="0"/>
-                <w:sz w:val="19"/>
-              </w:rPr>
-              <w:t>Arduino IDE / Arduino CLI</w:t>
-            </w:r>
-          </w:p>
-        </w:tc>
-        <w:tc>
-          <w:tcPr>
-            <w:tcW w:type="dxa" w:w="4968"/>
-            <w:vAlign w:val="center"/>
-          </w:tcPr>
-          <w:p>
-            <w:r/>
-            <w:r>
-              <w:rPr>
-                <w:rFonts w:ascii="Calibri" w:hAnsi="Calibri"/>
-                <w:b w:val="0"/>
-                <w:sz w:val="19"/>
-              </w:rPr>
-              <w:t>Firmware build and upload</w:t>
-            </w:r>
-          </w:p>
-        </w:tc>
-      </w:tr>
-      <w:tr>
-        <w:tc>
-          <w:tcPr>
-            <w:tcW w:type="dxa" w:w="4968"/>
-            <w:vAlign w:val="center"/>
-          </w:tcPr>
-          <w:p>
-            <w:r/>
-            <w:r>
-              <w:rPr>
-                <w:rFonts w:ascii="Calibri" w:hAnsi="Calibri"/>
-                <w:b w:val="0"/>
-                <w:sz w:val="19"/>
-              </w:rPr>
-              <w:t>Arduino_GFX Library</w:t>
-            </w:r>
-          </w:p>
-        </w:tc>
-        <w:tc>
-          <w:tcPr>
-            <w:tcW w:type="dxa" w:w="4968"/>
-            <w:vAlign w:val="center"/>
-          </w:tcPr>
-          <w:p>
-            <w:r/>
-            <w:r>
-              <w:rPr>
-                <w:rFonts w:ascii="Calibri" w:hAnsi="Calibri"/>
-                <w:b w:val="0"/>
-                <w:sz w:val="19"/>
-              </w:rPr>
-              <w:t>ST7789 display control</w:t>
-            </w:r>
-          </w:p>
-        </w:tc>
-      </w:tr>
-      <w:tr>
-        <w:tc>
-          <w:tcPr>
-            <w:tcW w:type="dxa" w:w="4968"/>
-            <w:vAlign w:val="center"/>
-          </w:tcPr>
-          <w:p>
-            <w:r/>
-            <w:r>
-              <w:rPr>
-                <w:rFonts w:ascii="Calibri" w:hAnsi="Calibri"/>
-                <w:b w:val="0"/>
-                <w:sz w:val="19"/>
-              </w:rPr>
-              <w:t>ESP32 Arduino Core</w:t>
-            </w:r>
-          </w:p>
-        </w:tc>
-        <w:tc>
-          <w:tcPr>
-            <w:tcW w:type="dxa" w:w="4968"/>
-            <w:vAlign w:val="center"/>
-          </w:tcPr>
-          <w:p>
-            <w:r/>
-            <w:r>
-              <w:rPr>
-                <w:rFonts w:ascii="Calibri" w:hAnsi="Calibri"/>
-                <w:b w:val="0"/>
-                <w:sz w:val="19"/>
-              </w:rPr>
-              <w:t>Wi-Fi, web server, preferences, and hardware control</w:t>
-            </w:r>
-          </w:p>
-        </w:tc>
-      </w:tr>
-      <w:tr>
-        <w:tc>
-          <w:tcPr>
-            <w:tcW w:type="dxa" w:w="4968"/>
-            <w:vAlign w:val="center"/>
-          </w:tcPr>
-          <w:p>
-            <w:r/>
-            <w:r>
-              <w:rPr>
-                <w:rFonts w:ascii="Calibri" w:hAnsi="Calibri"/>
-                <w:b w:val="0"/>
-                <w:sz w:val="19"/>
-              </w:rPr>
-              <w:t>Python</w:t>
-            </w:r>
-          </w:p>
-        </w:tc>
-        <w:tc>
-          <w:tcPr>
-            <w:tcW w:type="dxa" w:w="4968"/>
-            <w:vAlign w:val="center"/>
-          </w:tcPr>
-          <w:p>
-            <w:r/>
-            <w:r>
-              <w:rPr>
-                <w:rFonts w:ascii="Calibri" w:hAnsi="Calibri"/>
-                <w:b w:val="0"/>
-                <w:sz w:val="19"/>
-              </w:rPr>
-              <w:t>Local server runtime</w:t>
-            </w:r>
-          </w:p>
-        </w:tc>
-      </w:tr>
-      <w:tr>
-        <w:tc>
-          <w:tcPr>
-            <w:tcW w:type="dxa" w:w="4968"/>
-            <w:vAlign w:val="center"/>
-          </w:tcPr>
-          <w:p>
-            <w:r/>
-            <w:r>
-              <w:rPr>
-                <w:rFonts w:ascii="Calibri" w:hAnsi="Calibri"/>
-                <w:b w:val="0"/>
-                <w:sz w:val="19"/>
-              </w:rPr>
-              <w:t>FastAPI</w:t>
-            </w:r>
-          </w:p>
-        </w:tc>
-        <w:tc>
-          <w:tcPr>
-            <w:tcW w:type="dxa" w:w="4968"/>
-            <w:vAlign w:val="center"/>
-          </w:tcPr>
-          <w:p>
-            <w:r/>
-            <w:r>
-              <w:rPr>
-                <w:rFonts w:ascii="Calibri" w:hAnsi="Calibri"/>
-                <w:b w:val="0"/>
-                <w:sz w:val="19"/>
-              </w:rPr>
-              <w:t>HTTP server framework</w:t>
-            </w:r>
-          </w:p>
-        </w:tc>
-      </w:tr>
-      <w:tr>
-        <w:tc>
-          <w:tcPr>
-            <w:tcW w:type="dxa" w:w="4968"/>
-            <w:vAlign w:val="center"/>
-          </w:tcPr>
-          <w:p>
-            <w:r/>
-            <w:r>
-              <w:rPr>
-                <w:rFonts w:ascii="Calibri" w:hAnsi="Calibri"/>
-                <w:b w:val="0"/>
-                <w:sz w:val="19"/>
-              </w:rPr>
-              <w:t>Uvicorn</w:t>
-            </w:r>
-          </w:p>
-        </w:tc>
-        <w:tc>
-          <w:tcPr>
-            <w:tcW w:type="dxa" w:w="4968"/>
-            <w:vAlign w:val="center"/>
-          </w:tcPr>
-          <w:p>
-            <w:r/>
-            <w:r>
-              <w:rPr>
-                <w:rFonts w:ascii="Calibri" w:hAnsi="Calibri"/>
-                <w:b w:val="0"/>
-                <w:sz w:val="19"/>
-              </w:rPr>
-              <w:t>ASGI server runner</w:t>
-            </w:r>
-          </w:p>
-        </w:tc>
-      </w:tr>
-      <w:tr>
-        <w:tc>
-          <w:tcPr>
-            <w:tcW w:type="dxa" w:w="4968"/>
-            <w:vAlign w:val="center"/>
-          </w:tcPr>
-          <w:p>
-            <w:r/>
-            <w:r>
-              <w:rPr>
-                <w:rFonts w:ascii="Calibri" w:hAnsi="Calibri"/>
-                <w:b w:val="0"/>
-                <w:sz w:val="19"/>
-              </w:rPr>
-              <w:t>Tool Neuron</w:t>
-            </w:r>
-          </w:p>
-        </w:tc>
-        <w:tc>
-          <w:tcPr>
-            <w:tcW w:type="dxa" w:w="4968"/>
-            <w:vAlign w:val="center"/>
-          </w:tcPr>
-          <w:p>
-            <w:r/>
-            <w:r>
-              <w:rPr>
-                <w:rFonts w:ascii="Calibri" w:hAnsi="Calibri"/>
-                <w:b w:val="0"/>
-                <w:sz w:val="19"/>
-              </w:rPr>
-              <w:t>Android AI/STT/TTS provider</w:t>
-            </w:r>
-          </w:p>
-        </w:tc>
-      </w:tr>
-      <w:tr>
-        <w:tc>
-          <w:tcPr>
-            <w:tcW w:type="dxa" w:w="4968"/>
-            <w:vAlign w:val="center"/>
-          </w:tcPr>
-          <w:p>
-            <w:r/>
-            <w:r>
-              <w:rPr>
-                <w:rFonts w:ascii="Calibri" w:hAnsi="Calibri"/>
-                <w:b w:val="0"/>
-                <w:sz w:val="19"/>
-              </w:rPr>
-              <w:t>OpenAI-compatible API</w:t>
-            </w:r>
-          </w:p>
-        </w:tc>
-        <w:tc>
-          <w:tcPr>
-            <w:tcW w:type="dxa" w:w="4968"/>
-            <w:vAlign w:val="center"/>
-          </w:tcPr>
-          <w:p>
-            <w:r/>
-            <w:r>
-              <w:rPr>
-                <w:rFonts w:ascii="Calibri" w:hAnsi="Calibri"/>
-                <w:b w:val="0"/>
-                <w:sz w:val="19"/>
-              </w:rPr>
-              <w:t>Standard API format for AI requests</w:t>
-            </w:r>
-          </w:p>
-        </w:tc>
-      </w:tr>
-    </w:tbl>
-    <w:p/>
-    <w:p>
-      <w:pPr>
-        <w:pStyle w:val="Heading1"/>
-      </w:pPr>
-      <w:r>
-        <w:t>User Interaction Flow</w:t>
-      </w:r>
-    </w:p>
-    <w:tbl>
-      <w:tblPr>
-        <w:tblStyle w:val="TableGrid"/>
-        <w:tblW w:type="auto" w:w="0"/>
-        <w:jc w:val="center"/>
-        <w:tblLook w:firstColumn="1" w:firstRow="1" w:lastColumn="0" w:lastRow="0" w:noHBand="0" w:noVBand="1" w:val="04A0"/>
-      </w:tblPr>
-      <w:tblGrid>
-        <w:gridCol w:w="4968"/>
-        <w:gridCol w:w="4968"/>
-      </w:tblGrid>
-      <w:tr>
-        <w:tc>
-          <w:tcPr>
-            <w:tcW w:type="dxa" w:w="4968"/>
-            <w:vAlign w:val="center"/>
-            <w:shd w:fill="D9EAF7"/>
-          </w:tcPr>
-          <w:p>
-            <w:r/>
-            <w:r>
-              <w:rPr>
-                <w:rFonts w:ascii="Calibri" w:hAnsi="Calibri"/>
-                <w:b/>
-                <w:sz w:val="19"/>
-              </w:rPr>
-              <w:t>Action</w:t>
-            </w:r>
-          </w:p>
-        </w:tc>
-        <w:tc>
-          <w:tcPr>
-            <w:tcW w:type="dxa" w:w="4968"/>
-            <w:vAlign w:val="center"/>
-            <w:shd w:fill="D9EAF7"/>
-          </w:tcPr>
-          <w:p>
-            <w:r/>
-            <w:r>
-              <w:rPr>
-                <w:rFonts w:ascii="Calibri" w:hAnsi="Calibri"/>
-                <w:b/>
-                <w:sz w:val="19"/>
-              </w:rPr>
-              <w:t>Result</w:t>
-            </w:r>
-          </w:p>
-        </w:tc>
-      </w:tr>
-      <w:tr>
-        <w:tc>
-          <w:tcPr>
-            <w:tcW w:type="dxa" w:w="4968"/>
-            <w:vAlign w:val="center"/>
-          </w:tcPr>
-          <w:p>
-            <w:r/>
-            <w:r>
-              <w:rPr>
-                <w:rFonts w:ascii="Calibri" w:hAnsi="Calibri"/>
-                <w:b w:val="0"/>
+                <w:i w:val="0"/>
                 <w:sz w:val="19"/>
               </w:rPr>
               <w:t>Touch sensor tap</w:t>
@@ -2058,18 +4324,29 @@
         </w:tc>
         <w:tc>
           <w:tcPr>
-            <w:tcW w:type="dxa" w:w="4968"/>
+            <w:tcW w:type="dxa" w:w="6480"/>
             <w:vAlign w:val="center"/>
+            <w:tcMar>
+              <w:top w:w="90" w:type="dxa"/>
+              <w:bottom w:w="90" w:type="dxa"/>
+              <w:start w:w="120" w:type="dxa"/>
+              <w:end w:w="120" w:type="dxa"/>
+            </w:tcMar>
           </w:tcPr>
           <w:p>
+            <w:pPr>
+              <w:spacing w:before="0" w:after="0" w:line="252" w:lineRule="auto"/>
+              <w:jc w:val="left"/>
+            </w:pPr>
             <w:r/>
             <w:r>
               <w:rPr>
-                <w:rFonts w:ascii="Calibri" w:hAnsi="Calibri"/>
+                <w:rFonts w:ascii="Times New Roman" w:hAnsi="Times New Roman"/>
                 <w:b w:val="0"/>
+                <w:i w:val="0"/>
                 <w:sz w:val="19"/>
               </w:rPr>
-              <w:t>Cycles display pages</w:t>
+              <w:t>Cycles through display pages such as clock, weather, system information, and AI page</w:t>
             </w:r>
           </w:p>
         </w:tc>
@@ -2077,15 +4354,26 @@
       <w:tr>
         <w:tc>
           <w:tcPr>
-            <w:tcW w:type="dxa" w:w="4968"/>
+            <w:tcW w:type="dxa" w:w="2880"/>
             <w:vAlign w:val="center"/>
+            <w:tcMar>
+              <w:top w:w="90" w:type="dxa"/>
+              <w:bottom w:w="90" w:type="dxa"/>
+              <w:start w:w="120" w:type="dxa"/>
+              <w:end w:w="120" w:type="dxa"/>
+            </w:tcMar>
           </w:tcPr>
           <w:p>
+            <w:pPr>
+              <w:spacing w:before="0" w:after="0" w:line="252" w:lineRule="auto"/>
+              <w:jc w:val="center"/>
+            </w:pPr>
             <w:r/>
             <w:r>
               <w:rPr>
-                <w:rFonts w:ascii="Calibri" w:hAnsi="Calibri"/>
+                <w:rFonts w:ascii="Times New Roman" w:hAnsi="Times New Roman"/>
                 <w:b w:val="0"/>
+                <w:i w:val="0"/>
                 <w:sz w:val="19"/>
               </w:rPr>
               <w:t>First button press</w:t>
@@ -2094,15 +4382,26 @@
         </w:tc>
         <w:tc>
           <w:tcPr>
-            <w:tcW w:type="dxa" w:w="4968"/>
+            <w:tcW w:type="dxa" w:w="6480"/>
             <w:vAlign w:val="center"/>
+            <w:tcMar>
+              <w:top w:w="90" w:type="dxa"/>
+              <w:bottom w:w="90" w:type="dxa"/>
+              <w:start w:w="120" w:type="dxa"/>
+              <w:end w:w="120" w:type="dxa"/>
+            </w:tcMar>
           </w:tcPr>
           <w:p>
+            <w:pPr>
+              <w:spacing w:before="0" w:after="0" w:line="252" w:lineRule="auto"/>
+              <w:jc w:val="left"/>
+            </w:pPr>
             <w:r/>
             <w:r>
               <w:rPr>
-                <w:rFonts w:ascii="Calibri" w:hAnsi="Calibri"/>
+                <w:rFonts w:ascii="Times New Roman" w:hAnsi="Times New Roman"/>
                 <w:b w:val="0"/>
+                <w:i w:val="0"/>
                 <w:sz w:val="19"/>
               </w:rPr>
               <w:t>Enters AI mode</w:t>
@@ -2113,15 +4412,26 @@
       <w:tr>
         <w:tc>
           <w:tcPr>
-            <w:tcW w:type="dxa" w:w="4968"/>
+            <w:tcW w:type="dxa" w:w="2880"/>
             <w:vAlign w:val="center"/>
+            <w:tcMar>
+              <w:top w:w="90" w:type="dxa"/>
+              <w:bottom w:w="90" w:type="dxa"/>
+              <w:start w:w="120" w:type="dxa"/>
+              <w:end w:w="120" w:type="dxa"/>
+            </w:tcMar>
           </w:tcPr>
           <w:p>
+            <w:pPr>
+              <w:spacing w:before="0" w:after="0" w:line="252" w:lineRule="auto"/>
+              <w:jc w:val="center"/>
+            </w:pPr>
             <w:r/>
             <w:r>
               <w:rPr>
-                <w:rFonts w:ascii="Calibri" w:hAnsi="Calibri"/>
+                <w:rFonts w:ascii="Times New Roman" w:hAnsi="Times New Roman"/>
                 <w:b w:val="0"/>
+                <w:i w:val="0"/>
                 <w:sz w:val="19"/>
               </w:rPr>
               <w:t>Second button press</w:t>
@@ -2130,15 +4440,26 @@
         </w:tc>
         <w:tc>
           <w:tcPr>
-            <w:tcW w:type="dxa" w:w="4968"/>
+            <w:tcW w:type="dxa" w:w="6480"/>
             <w:vAlign w:val="center"/>
+            <w:tcMar>
+              <w:top w:w="90" w:type="dxa"/>
+              <w:bottom w:w="90" w:type="dxa"/>
+              <w:start w:w="120" w:type="dxa"/>
+              <w:end w:w="120" w:type="dxa"/>
+            </w:tcMar>
           </w:tcPr>
           <w:p>
+            <w:pPr>
+              <w:spacing w:before="0" w:after="0" w:line="252" w:lineRule="auto"/>
+              <w:jc w:val="left"/>
+            </w:pPr>
             <w:r/>
             <w:r>
               <w:rPr>
-                <w:rFonts w:ascii="Calibri" w:hAnsi="Calibri"/>
+                <w:rFonts w:ascii="Times New Roman" w:hAnsi="Times New Roman"/>
                 <w:b w:val="0"/>
+                <w:i w:val="0"/>
                 <w:sz w:val="19"/>
               </w:rPr>
               <w:t>Starts voice recording</w:t>
@@ -2149,15 +4470,26 @@
       <w:tr>
         <w:tc>
           <w:tcPr>
-            <w:tcW w:type="dxa" w:w="4968"/>
+            <w:tcW w:type="dxa" w:w="2880"/>
             <w:vAlign w:val="center"/>
+            <w:tcMar>
+              <w:top w:w="90" w:type="dxa"/>
+              <w:bottom w:w="90" w:type="dxa"/>
+              <w:start w:w="120" w:type="dxa"/>
+              <w:end w:w="120" w:type="dxa"/>
+            </w:tcMar>
           </w:tcPr>
           <w:p>
+            <w:pPr>
+              <w:spacing w:before="0" w:after="0" w:line="252" w:lineRule="auto"/>
+              <w:jc w:val="center"/>
+            </w:pPr>
             <w:r/>
             <w:r>
               <w:rPr>
-                <w:rFonts w:ascii="Calibri" w:hAnsi="Calibri"/>
+                <w:rFonts w:ascii="Times New Roman" w:hAnsi="Times New Roman"/>
                 <w:b w:val="0"/>
+                <w:i w:val="0"/>
                 <w:sz w:val="19"/>
               </w:rPr>
               <w:t>Third button press</w:t>
@@ -2166,18 +4498,29 @@
         </w:tc>
         <w:tc>
           <w:tcPr>
-            <w:tcW w:type="dxa" w:w="4968"/>
+            <w:tcW w:type="dxa" w:w="6480"/>
             <w:vAlign w:val="center"/>
+            <w:tcMar>
+              <w:top w:w="90" w:type="dxa"/>
+              <w:bottom w:w="90" w:type="dxa"/>
+              <w:start w:w="120" w:type="dxa"/>
+              <w:end w:w="120" w:type="dxa"/>
+            </w:tcMar>
           </w:tcPr>
           <w:p>
+            <w:pPr>
+              <w:spacing w:before="0" w:after="0" w:line="252" w:lineRule="auto"/>
+              <w:jc w:val="left"/>
+            </w:pPr>
             <w:r/>
             <w:r>
               <w:rPr>
-                <w:rFonts w:ascii="Calibri" w:hAnsi="Calibri"/>
+                <w:rFonts w:ascii="Times New Roman" w:hAnsi="Times New Roman"/>
                 <w:b w:val="0"/>
+                <w:i w:val="0"/>
                 <w:sz w:val="19"/>
               </w:rPr>
-              <w:t>Stops recording and sends audio</w:t>
+              <w:t>Stops recording and sends audio to the local server</w:t>
             </w:r>
           </w:p>
         </w:tc>
@@ -2185,594 +4528,321 @@
       <w:tr>
         <w:tc>
           <w:tcPr>
-            <w:tcW w:type="dxa" w:w="4968"/>
+            <w:tcW w:type="dxa" w:w="2880"/>
             <w:vAlign w:val="center"/>
+            <w:tcMar>
+              <w:top w:w="90" w:type="dxa"/>
+              <w:bottom w:w="90" w:type="dxa"/>
+              <w:start w:w="120" w:type="dxa"/>
+              <w:end w:w="120" w:type="dxa"/>
+            </w:tcMar>
           </w:tcPr>
           <w:p>
+            <w:pPr>
+              <w:spacing w:before="0" w:after="0" w:line="252" w:lineRule="auto"/>
+              <w:jc w:val="center"/>
+            </w:pPr>
             <w:r/>
             <w:r>
               <w:rPr>
-                <w:rFonts w:ascii="Calibri" w:hAnsi="Calibri"/>
+                <w:rFonts w:ascii="Times New Roman" w:hAnsi="Times New Roman"/>
                 <w:b w:val="0"/>
+                <w:i w:val="0"/>
                 <w:sz w:val="19"/>
               </w:rPr>
-              <w:t>Server response received</w:t>
+              <w:t>Server response</w:t>
             </w:r>
           </w:p>
         </w:tc>
         <w:tc>
           <w:tcPr>
-            <w:tcW w:type="dxa" w:w="4968"/>
+            <w:tcW w:type="dxa" w:w="6480"/>
             <w:vAlign w:val="center"/>
+            <w:tcMar>
+              <w:top w:w="90" w:type="dxa"/>
+              <w:bottom w:w="90" w:type="dxa"/>
+              <w:start w:w="120" w:type="dxa"/>
+              <w:end w:w="120" w:type="dxa"/>
+            </w:tcMar>
           </w:tcPr>
           <w:p>
+            <w:pPr>
+              <w:spacing w:before="0" w:after="0" w:line="252" w:lineRule="auto"/>
+              <w:jc w:val="left"/>
+            </w:pPr>
             <w:r/>
             <w:r>
               <w:rPr>
-                <w:rFonts w:ascii="Calibri" w:hAnsi="Calibri"/>
+                <w:rFonts w:ascii="Times New Roman" w:hAnsi="Times New Roman"/>
                 <w:b w:val="0"/>
+                <w:i w:val="0"/>
                 <w:sz w:val="19"/>
               </w:rPr>
-              <w:t>Device displays answer state and plays audio</w:t>
+              <w:t>Displays response state and downloads/plays generated audio</w:t>
+            </w:r>
+          </w:p>
+        </w:tc>
+      </w:tr>
+      <w:tr>
+        <w:tc>
+          <w:tcPr>
+            <w:tcW w:type="dxa" w:w="2880"/>
+            <w:vAlign w:val="center"/>
+            <w:tcMar>
+              <w:top w:w="90" w:type="dxa"/>
+              <w:bottom w:w="90" w:type="dxa"/>
+              <w:start w:w="120" w:type="dxa"/>
+              <w:end w:w="120" w:type="dxa"/>
+            </w:tcMar>
+          </w:tcPr>
+          <w:p>
+            <w:pPr>
+              <w:spacing w:before="0" w:after="0" w:line="252" w:lineRule="auto"/>
+              <w:jc w:val="center"/>
+            </w:pPr>
+            <w:r/>
+            <w:r>
+              <w:rPr>
+                <w:rFonts w:ascii="Times New Roman" w:hAnsi="Times New Roman"/>
+                <w:b w:val="0"/>
+                <w:i w:val="0"/>
+                <w:sz w:val="19"/>
+              </w:rPr>
+              <w:t>Setup mode</w:t>
+            </w:r>
+          </w:p>
+        </w:tc>
+        <w:tc>
+          <w:tcPr>
+            <w:tcW w:type="dxa" w:w="6480"/>
+            <w:vAlign w:val="center"/>
+            <w:tcMar>
+              <w:top w:w="90" w:type="dxa"/>
+              <w:bottom w:w="90" w:type="dxa"/>
+              <w:start w:w="120" w:type="dxa"/>
+              <w:end w:w="120" w:type="dxa"/>
+            </w:tcMar>
+          </w:tcPr>
+          <w:p>
+            <w:pPr>
+              <w:spacing w:before="0" w:after="0" w:line="252" w:lineRule="auto"/>
+              <w:jc w:val="left"/>
+            </w:pPr>
+            <w:r/>
+            <w:r>
+              <w:rPr>
+                <w:rFonts w:ascii="Times New Roman" w:hAnsi="Times New Roman"/>
+                <w:b w:val="0"/>
+                <w:i w:val="0"/>
+                <w:sz w:val="19"/>
+              </w:rPr>
+              <w:t>Starts AI_Buddy_Setup access point for Wi-Fi and server configuration</w:t>
             </w:r>
           </w:p>
         </w:tc>
       </w:tr>
     </w:tbl>
-    <w:p/>
+    <w:p>
+      <w:pPr>
+        <w:spacing w:before="0" w:after="80" w:line="259" w:lineRule="auto"/>
+      </w:pPr>
+    </w:p>
+    <w:p>
+      <w:pPr>
+        <w:spacing w:before="0" w:after="120" w:line="259" w:lineRule="auto"/>
+      </w:pPr>
+      <w:r>
+        <w:rPr>
+          <w:rFonts w:ascii="Times New Roman" w:hAnsi="Times New Roman"/>
+          <w:b w:val="0"/>
+          <w:i w:val="0"/>
+          <w:sz w:val="22"/>
+        </w:rPr>
+        <w:t>The interface was designed with animated AI states such as listening, sending, and speaking. This makes the device feel responsive while the server and AI model process the voice request.</w:t>
+      </w:r>
+    </w:p>
+    <w:p>
+      <w:r>
+        <w:br w:type="page"/>
+      </w:r>
+    </w:p>
     <w:p>
       <w:pPr>
         <w:pStyle w:val="Heading1"/>
+        <w:spacing w:before="0" w:after="160"/>
       </w:pPr>
       <w:r>
-        <w:t>Working Principle</w:t>
+        <w:rPr>
+          <w:rFonts w:ascii="Times New Roman" w:hAnsi="Times New Roman"/>
+          <w:b/>
+          <w:i w:val="0"/>
+          <w:sz w:val="30"/>
+        </w:rPr>
+        <w:t>9. Project Process</w:t>
       </w:r>
     </w:p>
     <w:p>
       <w:pPr>
         <w:pStyle w:val="ListNumber"/>
+        <w:spacing w:after="60" w:line="252" w:lineRule="auto"/>
+        <w:ind w:left="518" w:hanging="259"/>
       </w:pPr>
       <w:r>
-        <w:t>The ESP32-S3 boots and loads saved Wi-Fi and server settings.</w:t>
+        <w:rPr>
+          <w:rFonts w:ascii="Times New Roman" w:hAnsi="Times New Roman"/>
+          <w:b w:val="0"/>
+          <w:i w:val="0"/>
+          <w:sz w:val="21"/>
+        </w:rPr>
+        <w:t>Selected the project idea and planned a voice assistant based on ESP32-S3 and local AI processing.</w:t>
       </w:r>
     </w:p>
     <w:p>
       <w:pPr>
         <w:pStyle w:val="ListNumber"/>
+        <w:spacing w:after="60" w:line="252" w:lineRule="auto"/>
+        <w:ind w:left="518" w:hanging="259"/>
       </w:pPr>
       <w:r>
-        <w:t>The TFT display shows the main interface, including clock, weather, system, and AI pages.</w:t>
+        <w:rPr>
+          <w:rFonts w:ascii="Times New Roman" w:hAnsi="Times New Roman"/>
+          <w:b w:val="0"/>
+          <w:i w:val="0"/>
+          <w:sz w:val="21"/>
+        </w:rPr>
+        <w:t>Collected the required hardware components and prepared the wiring plan.</w:t>
       </w:r>
     </w:p>
     <w:p>
       <w:pPr>
         <w:pStyle w:val="ListNumber"/>
+        <w:spacing w:after="60" w:line="252" w:lineRule="auto"/>
+        <w:ind w:left="518" w:hanging="259"/>
       </w:pPr>
       <w:r>
-        <w:t>The user enters AI mode using the push button.</w:t>
+        <w:rPr>
+          <w:rFonts w:ascii="Times New Roman" w:hAnsi="Times New Roman"/>
+          <w:b w:val="0"/>
+          <w:i w:val="0"/>
+          <w:sz w:val="21"/>
+        </w:rPr>
+        <w:t>Connected the TFT display, microphone, touch sensor, button, amplifier, booster, and speaker.</w:t>
       </w:r>
     </w:p>
     <w:p>
       <w:pPr>
         <w:pStyle w:val="ListNumber"/>
+        <w:spacing w:after="60" w:line="252" w:lineRule="auto"/>
+        <w:ind w:left="518" w:hanging="259"/>
       </w:pPr>
       <w:r>
-        <w:t>The device records audio through the MAX4466 microphone.</w:t>
+        <w:rPr>
+          <w:rFonts w:ascii="Times New Roman" w:hAnsi="Times New Roman"/>
+          <w:b w:val="0"/>
+          <w:i w:val="0"/>
+          <w:sz w:val="21"/>
+        </w:rPr>
+        <w:t>Developed firmware for display pages, input control, recording flow, Wi-Fi setup, and playback.</w:t>
       </w:r>
     </w:p>
     <w:p>
       <w:pPr>
         <w:pStyle w:val="ListNumber"/>
+        <w:spacing w:after="60" w:line="252" w:lineRule="auto"/>
+        <w:ind w:left="518" w:hanging="259"/>
       </w:pPr>
       <w:r>
-        <w:t>The ESP32-S3 sends the recorded audio to the local FastAPI server.</w:t>
+        <w:rPr>
+          <w:rFonts w:ascii="Times New Roman" w:hAnsi="Times New Roman"/>
+          <w:b w:val="0"/>
+          <w:i w:val="0"/>
+          <w:sz w:val="21"/>
+        </w:rPr>
+        <w:t>Built and configured a FastAPI server to bridge the ESP32-S3 with the AI provider.</w:t>
       </w:r>
     </w:p>
     <w:p>
       <w:pPr>
         <w:pStyle w:val="ListNumber"/>
+        <w:spacing w:after="60" w:line="252" w:lineRule="auto"/>
+        <w:ind w:left="518" w:hanging="259"/>
       </w:pPr>
       <w:r>
-        <w:t>The server converts the audio into WAV format.</w:t>
+        <w:rPr>
+          <w:rFonts w:ascii="Times New Roman" w:hAnsi="Times New Roman"/>
+          <w:b w:val="0"/>
+          <w:i w:val="0"/>
+          <w:sz w:val="21"/>
+        </w:rPr>
+        <w:t>Connected the Windows server to Android Tool Neuron using OpenAI-compatible endpoints.</w:t>
       </w:r>
     </w:p>
     <w:p>
       <w:pPr>
         <w:pStyle w:val="ListNumber"/>
+        <w:spacing w:after="60" w:line="252" w:lineRule="auto"/>
+        <w:ind w:left="518" w:hanging="259"/>
       </w:pPr>
       <w:r>
-        <w:t>The server sends the WAV file to Tool Neuron for speech-to-text.</w:t>
+        <w:rPr>
+          <w:rFonts w:ascii="Times New Roman" w:hAnsi="Times New Roman"/>
+          <w:b w:val="0"/>
+          <w:i w:val="0"/>
+          <w:sz w:val="21"/>
+        </w:rPr>
+        <w:t>Improved the AI interaction flow and display animations for listening, waiting, and speaking states.</w:t>
       </w:r>
     </w:p>
     <w:p>
       <w:pPr>
         <w:pStyle w:val="ListNumber"/>
+        <w:spacing w:after="60" w:line="252" w:lineRule="auto"/>
+        <w:ind w:left="518" w:hanging="259"/>
       </w:pPr>
       <w:r>
-        <w:t>The transcript is sent to a chat model to generate a response.</w:t>
+        <w:rPr>
+          <w:rFonts w:ascii="Times New Roman" w:hAnsi="Times New Roman"/>
+          <w:b w:val="0"/>
+          <w:i w:val="0"/>
+          <w:sz w:val="21"/>
+        </w:rPr>
+        <w:t>Tested voice upload, STT, chat response, TTS generation, and audio playback behavior.</w:t>
       </w:r>
     </w:p>
     <w:p>
       <w:pPr>
         <w:pStyle w:val="ListNumber"/>
+        <w:spacing w:after="60" w:line="252" w:lineRule="auto"/>
+        <w:ind w:left="518" w:hanging="259"/>
       </w:pPr>
       <w:r>
-        <w:t>The response text is sent to a text-to-speech model.</w:t>
+        <w:rPr>
+          <w:rFonts w:ascii="Times New Roman" w:hAnsi="Times New Roman"/>
+          <w:b w:val="0"/>
+          <w:i w:val="0"/>
+          <w:sz w:val="21"/>
+        </w:rPr>
+        <w:t>Prepared the final report, submission documentation, wiring notes, and repository structure.</w:t>
       </w:r>
     </w:p>
     <w:p>
-      <w:pPr>
-        <w:pStyle w:val="ListNumber"/>
-      </w:pPr>
       <w:r>
-        <w:t>The generated speech is converted into ESP32-compatible 8 kHz mono WAV audio.</w:t>
-      </w:r>
-    </w:p>
-    <w:p>
-      <w:pPr>
-        <w:pStyle w:val="ListNumber"/>
-      </w:pPr>
-      <w:r>
-        <w:t>The ESP32-S3 downloads the audio file and plays it through the HW-104 amplifier and speaker.</w:t>
+        <w:br w:type="page"/>
       </w:r>
     </w:p>
     <w:p>
       <w:pPr>
         <w:pStyle w:val="Heading1"/>
-      </w:pPr>
-      <w:r>
-        <w:t>AI Server Architecture</w:t>
-      </w:r>
-    </w:p>
-    <w:p>
-      <w:pPr>
-        <w:ind w:left="360"/>
+        <w:spacing w:before="0" w:after="160"/>
       </w:pPr>
       <w:r>
         <w:rPr>
-          <w:rFonts w:ascii="Consolas" w:hAnsi="Consolas"/>
-          <w:sz w:val="18"/>
+          <w:rFonts w:ascii="Times New Roman" w:hAnsi="Times New Roman"/>
+          <w:b/>
+          <w:i w:val="0"/>
+          <w:sz w:val="30"/>
         </w:rPr>
-        <w:t>ESP32-S3</w:t>
-      </w:r>
-      <w:r>
-        <w:br/>
-      </w:r>
-      <w:r>
-        <w:rPr>
-          <w:rFonts w:ascii="Consolas" w:hAnsi="Consolas"/>
-          <w:sz w:val="18"/>
-        </w:rPr>
-        <w:t xml:space="preserve">  |</w:t>
-      </w:r>
-      <w:r>
-        <w:br/>
-      </w:r>
-      <w:r>
-        <w:rPr>
-          <w:rFonts w:ascii="Consolas" w:hAnsi="Consolas"/>
-          <w:sz w:val="18"/>
-        </w:rPr>
-        <w:t xml:space="preserve">  | recorded audio</w:t>
-      </w:r>
-      <w:r>
-        <w:br/>
-      </w:r>
-      <w:r>
-        <w:rPr>
-          <w:rFonts w:ascii="Consolas" w:hAnsi="Consolas"/>
-          <w:sz w:val="18"/>
-        </w:rPr>
-        <w:t xml:space="preserve">  v</w:t>
-      </w:r>
-      <w:r>
-        <w:br/>
-      </w:r>
-      <w:r>
-        <w:rPr>
-          <w:rFonts w:ascii="Consolas" w:hAnsi="Consolas"/>
-          <w:sz w:val="18"/>
-        </w:rPr>
-        <w:t>Windows FastAPI Server</w:t>
-      </w:r>
-      <w:r>
-        <w:br/>
-      </w:r>
-      <w:r>
-        <w:rPr>
-          <w:rFonts w:ascii="Consolas" w:hAnsi="Consolas"/>
-          <w:sz w:val="18"/>
-        </w:rPr>
-        <w:t xml:space="preserve">  |</w:t>
-      </w:r>
-      <w:r>
-        <w:br/>
-      </w:r>
-      <w:r>
-        <w:rPr>
-          <w:rFonts w:ascii="Consolas" w:hAnsi="Consolas"/>
-          <w:sz w:val="18"/>
-        </w:rPr>
-        <w:t xml:space="preserve">  | STT / chat / TTS API calls</w:t>
-      </w:r>
-      <w:r>
-        <w:br/>
-      </w:r>
-      <w:r>
-        <w:rPr>
-          <w:rFonts w:ascii="Consolas" w:hAnsi="Consolas"/>
-          <w:sz w:val="18"/>
-        </w:rPr>
-        <w:t xml:space="preserve">  v</w:t>
-      </w:r>
-      <w:r>
-        <w:br/>
-      </w:r>
-      <w:r>
-        <w:rPr>
-          <w:rFonts w:ascii="Consolas" w:hAnsi="Consolas"/>
-          <w:sz w:val="18"/>
-        </w:rPr>
-        <w:t>Android Tool Neuron Server</w:t>
-      </w:r>
-      <w:r>
-        <w:br/>
-      </w:r>
-      <w:r>
-        <w:rPr>
-          <w:rFonts w:ascii="Consolas" w:hAnsi="Consolas"/>
-          <w:sz w:val="18"/>
-        </w:rPr>
-        <w:t xml:space="preserve">  |</w:t>
-      </w:r>
-      <w:r>
-        <w:br/>
-      </w:r>
-      <w:r>
-        <w:rPr>
-          <w:rFonts w:ascii="Consolas" w:hAnsi="Consolas"/>
-          <w:sz w:val="18"/>
-        </w:rPr>
-        <w:t xml:space="preserve">  | transcript, response text, generated speech</w:t>
-      </w:r>
-      <w:r>
-        <w:br/>
-      </w:r>
-      <w:r>
-        <w:rPr>
-          <w:rFonts w:ascii="Consolas" w:hAnsi="Consolas"/>
-          <w:sz w:val="18"/>
-        </w:rPr>
-        <w:t xml:space="preserve">  v</w:t>
-      </w:r>
-      <w:r>
-        <w:br/>
-      </w:r>
-      <w:r>
-        <w:rPr>
-          <w:rFonts w:ascii="Consolas" w:hAnsi="Consolas"/>
-          <w:sz w:val="18"/>
-        </w:rPr>
-        <w:t>Windows FastAPI Server</w:t>
-      </w:r>
-      <w:r>
-        <w:br/>
-      </w:r>
-      <w:r>
-        <w:rPr>
-          <w:rFonts w:ascii="Consolas" w:hAnsi="Consolas"/>
-          <w:sz w:val="18"/>
-        </w:rPr>
-        <w:t xml:space="preserve">  |</w:t>
-      </w:r>
-      <w:r>
-        <w:br/>
-      </w:r>
-      <w:r>
-        <w:rPr>
-          <w:rFonts w:ascii="Consolas" w:hAnsi="Consolas"/>
-          <w:sz w:val="18"/>
-        </w:rPr>
-        <w:t xml:space="preserve">  | response JSON + WAV audio URL</w:t>
-      </w:r>
-      <w:r>
-        <w:br/>
-      </w:r>
-      <w:r>
-        <w:rPr>
-          <w:rFonts w:ascii="Consolas" w:hAnsi="Consolas"/>
-          <w:sz w:val="18"/>
-        </w:rPr>
-        <w:t xml:space="preserve">  v</w:t>
-      </w:r>
-      <w:r>
-        <w:br/>
-      </w:r>
-      <w:r>
-        <w:rPr>
-          <w:rFonts w:ascii="Consolas" w:hAnsi="Consolas"/>
-          <w:sz w:val="18"/>
-        </w:rPr>
-        <w:t>ESP32-S3</w:t>
-      </w:r>
-    </w:p>
-    <w:p>
-      <w:pPr>
-        <w:pStyle w:val="Heading1"/>
-      </w:pPr>
-      <w:r>
-        <w:t>Display Interface</w:t>
-      </w:r>
-    </w:p>
-    <w:p>
-      <w:r>
-        <w:t>The display interface is designed around an animated sci-fi style UI. The main visual states include:</w:t>
-      </w:r>
-    </w:p>
-    <w:p>
-      <w:pPr>
-        <w:pStyle w:val="ListBullet"/>
-      </w:pPr>
-      <w:r>
-        <w:t>Clock display with bold dot-matrix style time.</w:t>
-      </w:r>
-    </w:p>
-    <w:p>
-      <w:pPr>
-        <w:pStyle w:val="ListBullet"/>
-      </w:pPr>
-      <w:r>
-        <w:t>Weather display with icon-style visual information.</w:t>
-      </w:r>
-    </w:p>
-    <w:p>
-      <w:pPr>
-        <w:pStyle w:val="ListBullet"/>
-      </w:pPr>
-      <w:r>
-        <w:t>System information page.</w:t>
-      </w:r>
-    </w:p>
-    <w:p>
-      <w:pPr>
-        <w:pStyle w:val="ListBullet"/>
-      </w:pPr>
-      <w:r>
-        <w:t>AI listening face with bouncing dots.</w:t>
-      </w:r>
-    </w:p>
-    <w:p>
-      <w:pPr>
-        <w:pStyle w:val="ListBullet"/>
-      </w:pPr>
-      <w:r>
-        <w:t>Sending/waiting animation while the server processes the voice request.</w:t>
-      </w:r>
-    </w:p>
-    <w:p>
-      <w:pPr>
-        <w:pStyle w:val="ListBullet"/>
-      </w:pPr>
-      <w:r>
-        <w:t>Speaking animation while the AI response is being played.</w:t>
-      </w:r>
-    </w:p>
-    <w:p>
-      <w:pPr>
-        <w:pStyle w:val="ListBullet"/>
-      </w:pPr>
-      <w:r>
-        <w:t>Setup screen for Wi-Fi and server configuration.</w:t>
-      </w:r>
-    </w:p>
-    <w:p>
-      <w:pPr>
-        <w:pStyle w:val="Heading1"/>
-      </w:pPr>
-      <w:r>
-        <w:t>Firmware</w:t>
-      </w:r>
-    </w:p>
-    <w:p>
-      <w:r>
-        <w:t>Firmware file:</w:t>
-      </w:r>
-    </w:p>
-    <w:p>
-      <w:pPr>
-        <w:ind w:left="360"/>
-      </w:pPr>
-      <w:r>
-        <w:rPr>
-          <w:rFonts w:ascii="Consolas" w:hAnsi="Consolas"/>
-          <w:sz w:val="18"/>
-        </w:rPr>
-        <w:t>AI Desk Assistant/AI Desk Assistant.ino</w:t>
-      </w:r>
-    </w:p>
-    <w:p>
-      <w:r>
-        <w:t>Main firmware responsibilities:</w:t>
-      </w:r>
-    </w:p>
-    <w:p>
-      <w:pPr>
-        <w:pStyle w:val="ListBullet"/>
-      </w:pPr>
-      <w:r>
-        <w:t>ST7789 display drawing.</w:t>
-      </w:r>
-    </w:p>
-    <w:p>
-      <w:pPr>
-        <w:pStyle w:val="ListBullet"/>
-      </w:pPr>
-      <w:r>
-        <w:t>Wi-Fi connection.</w:t>
-      </w:r>
-    </w:p>
-    <w:p>
-      <w:pPr>
-        <w:pStyle w:val="ListBullet"/>
-      </w:pPr>
-      <w:r>
-        <w:t>Setup access point and configuration page.</w:t>
-      </w:r>
-    </w:p>
-    <w:p>
-      <w:pPr>
-        <w:pStyle w:val="ListBullet"/>
-      </w:pPr>
-      <w:r>
-        <w:t>Touch and button input handling.</w:t>
-      </w:r>
-    </w:p>
-    <w:p>
-      <w:pPr>
-        <w:pStyle w:val="ListBullet"/>
-      </w:pPr>
-      <w:r>
-        <w:t>Microphone sampling.</w:t>
-      </w:r>
-    </w:p>
-    <w:p>
-      <w:pPr>
-        <w:pStyle w:val="ListBullet"/>
-      </w:pPr>
-      <w:r>
-        <w:t>Audio upload to the server.</w:t>
-      </w:r>
-    </w:p>
-    <w:p>
-      <w:pPr>
-        <w:pStyle w:val="ListBullet"/>
-      </w:pPr>
-      <w:r>
-        <w:t>WAV download and speaker playback.</w:t>
-      </w:r>
-    </w:p>
-    <w:p>
-      <w:pPr>
-        <w:pStyle w:val="ListBullet"/>
-      </w:pPr>
-      <w:r>
-        <w:t>Clock, weather, system, and AI page rendering.</w:t>
-      </w:r>
-    </w:p>
-    <w:p>
-      <w:pPr>
-        <w:pStyle w:val="Heading1"/>
-      </w:pPr>
-      <w:r>
-        <w:t>Server</w:t>
-      </w:r>
-    </w:p>
-    <w:p>
-      <w:r>
-        <w:t>Server file:</w:t>
-      </w:r>
-    </w:p>
-    <w:p>
-      <w:pPr>
-        <w:ind w:left="360"/>
-      </w:pPr>
-      <w:r>
-        <w:rPr>
-          <w:rFonts w:ascii="Consolas" w:hAnsi="Consolas"/>
-          <w:sz w:val="18"/>
-        </w:rPr>
-        <w:t>AI Server/server.py</w:t>
-      </w:r>
-    </w:p>
-    <w:p>
-      <w:r>
-        <w:t>Main server responsibilities:</w:t>
-      </w:r>
-    </w:p>
-    <w:p>
-      <w:pPr>
-        <w:pStyle w:val="ListBullet"/>
-      </w:pPr>
-      <w:r>
-        <w:t>Receive audio from the ESP32-S3.</w:t>
-      </w:r>
-    </w:p>
-    <w:p>
-      <w:pPr>
-        <w:pStyle w:val="ListBullet"/>
-      </w:pPr>
-      <w:r>
-        <w:t>Convert raw ESP32 audio to WAV.</w:t>
-      </w:r>
-    </w:p>
-    <w:p>
-      <w:pPr>
-        <w:pStyle w:val="ListBullet"/>
-      </w:pPr>
-      <w:r>
-        <w:t>Send audio to the STT model.</w:t>
-      </w:r>
-    </w:p>
-    <w:p>
-      <w:pPr>
-        <w:pStyle w:val="ListBullet"/>
-      </w:pPr>
-      <w:r>
-        <w:t>Send transcript to the chat model.</w:t>
-      </w:r>
-    </w:p>
-    <w:p>
-      <w:pPr>
-        <w:pStyle w:val="ListBullet"/>
-      </w:pPr>
-      <w:r>
-        <w:t>Send response to the TTS model.</w:t>
-      </w:r>
-    </w:p>
-    <w:p>
-      <w:pPr>
-        <w:pStyle w:val="ListBullet"/>
-      </w:pPr>
-      <w:r>
-        <w:t>Convert audio to ESP32-friendly playback format.</w:t>
-      </w:r>
-    </w:p>
-    <w:p>
-      <w:pPr>
-        <w:pStyle w:val="ListBullet"/>
-      </w:pPr>
-      <w:r>
-        <w:t>Serve generated audio files to the ESP32-S3.</w:t>
-      </w:r>
-    </w:p>
-    <w:p>
-      <w:pPr>
-        <w:pStyle w:val="Heading1"/>
-      </w:pPr>
-      <w:r>
-        <w:t>Configuration</w:t>
-      </w:r>
-    </w:p>
-    <w:p>
-      <w:r>
-        <w:t>The server uses a local .env file based on:</w:t>
-      </w:r>
-    </w:p>
-    <w:p>
-      <w:pPr>
-        <w:ind w:left="360"/>
-      </w:pPr>
-      <w:r>
-        <w:rPr>
-          <w:rFonts w:ascii="Consolas" w:hAnsi="Consolas"/>
-          <w:sz w:val="18"/>
-        </w:rPr>
-        <w:t>AI Server/.env.example</w:t>
-      </w:r>
-    </w:p>
-    <w:p>
-      <w:r>
-        <w:t>Important configuration values:</w:t>
+        <w:t>10. Testing and Results</w:t>
       </w:r>
     </w:p>
     <w:tbl>
@@ -2780,46 +4850,99 @@
         <w:tblStyle w:val="TableGrid"/>
         <w:tblW w:type="auto" w:w="0"/>
         <w:jc w:val="center"/>
+        <w:tblLayout w:type="fixed"/>
         <w:tblLook w:firstColumn="1" w:firstRow="1" w:lastColumn="0" w:lastRow="0" w:noHBand="0" w:noVBand="1" w:val="04A0"/>
       </w:tblPr>
       <w:tblGrid>
-        <w:gridCol w:w="4968"/>
-        <w:gridCol w:w="4968"/>
+        <w:gridCol w:w="3264"/>
+        <w:gridCol w:w="3264"/>
+        <w:gridCol w:w="3264"/>
       </w:tblGrid>
       <w:tr>
         <w:tc>
           <w:tcPr>
-            <w:tcW w:type="dxa" w:w="4968"/>
+            <w:tcW w:type="dxa" w:w="2880"/>
             <w:vAlign w:val="center"/>
-            <w:shd w:fill="D9EAF7"/>
+            <w:shd w:fill="E8EEF5"/>
+            <w:tcMar>
+              <w:top w:w="90" w:type="dxa"/>
+              <w:bottom w:w="90" w:type="dxa"/>
+              <w:start w:w="120" w:type="dxa"/>
+              <w:end w:w="120" w:type="dxa"/>
+            </w:tcMar>
           </w:tcPr>
           <w:p>
+            <w:pPr>
+              <w:spacing w:before="0" w:after="0" w:line="252" w:lineRule="auto"/>
+              <w:jc w:val="center"/>
+            </w:pPr>
             <w:r/>
             <w:r>
               <w:rPr>
-                <w:rFonts w:ascii="Calibri" w:hAnsi="Calibri"/>
+                <w:rFonts w:ascii="Times New Roman" w:hAnsi="Times New Roman"/>
                 <w:b/>
+                <w:i w:val="0"/>
                 <w:sz w:val="19"/>
               </w:rPr>
-              <w:t>Setting</w:t>
+              <w:t>Test Scenario</w:t>
             </w:r>
           </w:p>
         </w:tc>
         <w:tc>
           <w:tcPr>
-            <w:tcW w:type="dxa" w:w="4968"/>
+            <w:tcW w:type="dxa" w:w="5328"/>
             <w:vAlign w:val="center"/>
-            <w:shd w:fill="D9EAF7"/>
+            <w:shd w:fill="E8EEF5"/>
+            <w:tcMar>
+              <w:top w:w="90" w:type="dxa"/>
+              <w:bottom w:w="90" w:type="dxa"/>
+              <w:start w:w="120" w:type="dxa"/>
+              <w:end w:w="120" w:type="dxa"/>
+            </w:tcMar>
           </w:tcPr>
           <w:p>
+            <w:pPr>
+              <w:spacing w:before="0" w:after="0" w:line="252" w:lineRule="auto"/>
+              <w:jc w:val="center"/>
+            </w:pPr>
             <w:r/>
             <w:r>
               <w:rPr>
-                <w:rFonts w:ascii="Calibri" w:hAnsi="Calibri"/>
+                <w:rFonts w:ascii="Times New Roman" w:hAnsi="Times New Roman"/>
                 <w:b/>
+                <w:i w:val="0"/>
                 <w:sz w:val="19"/>
               </w:rPr>
-              <w:t>Purpose</w:t>
+              <w:t>Result</w:t>
+            </w:r>
+          </w:p>
+        </w:tc>
+        <w:tc>
+          <w:tcPr>
+            <w:tcW w:type="dxa" w:w="1152"/>
+            <w:vAlign w:val="center"/>
+            <w:shd w:fill="E8EEF5"/>
+            <w:tcMar>
+              <w:top w:w="90" w:type="dxa"/>
+              <w:bottom w:w="90" w:type="dxa"/>
+              <w:start w:w="120" w:type="dxa"/>
+              <w:end w:w="120" w:type="dxa"/>
+            </w:tcMar>
+          </w:tcPr>
+          <w:p>
+            <w:pPr>
+              <w:spacing w:before="0" w:after="0" w:line="252" w:lineRule="auto"/>
+              <w:jc w:val="center"/>
+            </w:pPr>
+            <w:r/>
+            <w:r>
+              <w:rPr>
+                <w:rFonts w:ascii="Times New Roman" w:hAnsi="Times New Roman"/>
+                <w:b/>
+                <w:i w:val="0"/>
+                <w:sz w:val="19"/>
+              </w:rPr>
+              <w:t>Status</w:t>
             </w:r>
           </w:p>
         </w:tc>
@@ -2827,35 +4950,85 @@
       <w:tr>
         <w:tc>
           <w:tcPr>
-            <w:tcW w:type="dxa" w:w="4968"/>
+            <w:tcW w:type="dxa" w:w="2880"/>
             <w:vAlign w:val="center"/>
+            <w:tcMar>
+              <w:top w:w="90" w:type="dxa"/>
+              <w:bottom w:w="90" w:type="dxa"/>
+              <w:start w:w="120" w:type="dxa"/>
+              <w:end w:w="120" w:type="dxa"/>
+            </w:tcMar>
           </w:tcPr>
           <w:p>
+            <w:pPr>
+              <w:spacing w:before="0" w:after="0" w:line="252" w:lineRule="auto"/>
+              <w:jc w:val="center"/>
+            </w:pPr>
             <w:r/>
             <w:r>
               <w:rPr>
-                <w:rFonts w:ascii="Calibri" w:hAnsi="Calibri"/>
+                <w:rFonts w:ascii="Times New Roman" w:hAnsi="Times New Roman"/>
                 <w:b w:val="0"/>
+                <w:i w:val="0"/>
                 <w:sz w:val="19"/>
               </w:rPr>
-              <w:t>TOOL_NEURON_BASE_URL</w:t>
+              <w:t>Display initialization</w:t>
             </w:r>
           </w:p>
         </w:tc>
         <w:tc>
           <w:tcPr>
-            <w:tcW w:type="dxa" w:w="4968"/>
+            <w:tcW w:type="dxa" w:w="5328"/>
             <w:vAlign w:val="center"/>
+            <w:tcMar>
+              <w:top w:w="90" w:type="dxa"/>
+              <w:bottom w:w="90" w:type="dxa"/>
+              <w:start w:w="120" w:type="dxa"/>
+              <w:end w:w="120" w:type="dxa"/>
+            </w:tcMar>
           </w:tcPr>
           <w:p>
+            <w:pPr>
+              <w:spacing w:before="0" w:after="0" w:line="252" w:lineRule="auto"/>
+              <w:jc w:val="left"/>
+            </w:pPr>
             <w:r/>
             <w:r>
               <w:rPr>
-                <w:rFonts w:ascii="Calibri" w:hAnsi="Calibri"/>
+                <w:rFonts w:ascii="Times New Roman" w:hAnsi="Times New Roman"/>
                 <w:b w:val="0"/>
+                <w:i w:val="0"/>
                 <w:sz w:val="19"/>
               </w:rPr>
-              <w:t>Android AI server /v1 endpoint</w:t>
+              <w:t>TFT display initialized and rendered project UI pages</w:t>
+            </w:r>
+          </w:p>
+        </w:tc>
+        <w:tc>
+          <w:tcPr>
+            <w:tcW w:type="dxa" w:w="1152"/>
+            <w:vAlign w:val="center"/>
+            <w:tcMar>
+              <w:top w:w="90" w:type="dxa"/>
+              <w:bottom w:w="90" w:type="dxa"/>
+              <w:start w:w="120" w:type="dxa"/>
+              <w:end w:w="120" w:type="dxa"/>
+            </w:tcMar>
+          </w:tcPr>
+          <w:p>
+            <w:pPr>
+              <w:spacing w:before="0" w:after="0" w:line="252" w:lineRule="auto"/>
+              <w:jc w:val="center"/>
+            </w:pPr>
+            <w:r/>
+            <w:r>
+              <w:rPr>
+                <w:rFonts w:ascii="Times New Roman" w:hAnsi="Times New Roman"/>
+                <w:b w:val="0"/>
+                <w:i w:val="0"/>
+                <w:sz w:val="19"/>
+              </w:rPr>
+              <w:t>Pass</w:t>
             </w:r>
           </w:p>
         </w:tc>
@@ -2863,35 +5036,85 @@
       <w:tr>
         <w:tc>
           <w:tcPr>
-            <w:tcW w:type="dxa" w:w="4968"/>
+            <w:tcW w:type="dxa" w:w="2880"/>
             <w:vAlign w:val="center"/>
+            <w:tcMar>
+              <w:top w:w="90" w:type="dxa"/>
+              <w:bottom w:w="90" w:type="dxa"/>
+              <w:start w:w="120" w:type="dxa"/>
+              <w:end w:w="120" w:type="dxa"/>
+            </w:tcMar>
           </w:tcPr>
           <w:p>
+            <w:pPr>
+              <w:spacing w:before="0" w:after="0" w:line="252" w:lineRule="auto"/>
+              <w:jc w:val="center"/>
+            </w:pPr>
             <w:r/>
             <w:r>
               <w:rPr>
-                <w:rFonts w:ascii="Calibri" w:hAnsi="Calibri"/>
+                <w:rFonts w:ascii="Times New Roman" w:hAnsi="Times New Roman"/>
                 <w:b w:val="0"/>
+                <w:i w:val="0"/>
                 <w:sz w:val="19"/>
               </w:rPr>
-              <w:t>TOOL_NEURON_API_KEY</w:t>
+              <w:t>Touch input</w:t>
             </w:r>
           </w:p>
         </w:tc>
         <w:tc>
           <w:tcPr>
-            <w:tcW w:type="dxa" w:w="4968"/>
+            <w:tcW w:type="dxa" w:w="5328"/>
             <w:vAlign w:val="center"/>
+            <w:tcMar>
+              <w:top w:w="90" w:type="dxa"/>
+              <w:bottom w:w="90" w:type="dxa"/>
+              <w:start w:w="120" w:type="dxa"/>
+              <w:end w:w="120" w:type="dxa"/>
+            </w:tcMar>
           </w:tcPr>
           <w:p>
+            <w:pPr>
+              <w:spacing w:before="0" w:after="0" w:line="252" w:lineRule="auto"/>
+              <w:jc w:val="left"/>
+            </w:pPr>
             <w:r/>
             <w:r>
               <w:rPr>
-                <w:rFonts w:ascii="Calibri" w:hAnsi="Calibri"/>
+                <w:rFonts w:ascii="Times New Roman" w:hAnsi="Times New Roman"/>
                 <w:b w:val="0"/>
+                <w:i w:val="0"/>
                 <w:sz w:val="19"/>
               </w:rPr>
-              <w:t>Local API token if required</w:t>
+              <w:t>Touch sensor cycled pages correctly</w:t>
+            </w:r>
+          </w:p>
+        </w:tc>
+        <w:tc>
+          <w:tcPr>
+            <w:tcW w:type="dxa" w:w="1152"/>
+            <w:vAlign w:val="center"/>
+            <w:tcMar>
+              <w:top w:w="90" w:type="dxa"/>
+              <w:bottom w:w="90" w:type="dxa"/>
+              <w:start w:w="120" w:type="dxa"/>
+              <w:end w:w="120" w:type="dxa"/>
+            </w:tcMar>
+          </w:tcPr>
+          <w:p>
+            <w:pPr>
+              <w:spacing w:before="0" w:after="0" w:line="252" w:lineRule="auto"/>
+              <w:jc w:val="center"/>
+            </w:pPr>
+            <w:r/>
+            <w:r>
+              <w:rPr>
+                <w:rFonts w:ascii="Times New Roman" w:hAnsi="Times New Roman"/>
+                <w:b w:val="0"/>
+                <w:i w:val="0"/>
+                <w:sz w:val="19"/>
+              </w:rPr>
+              <w:t>Pass</w:t>
             </w:r>
           </w:p>
         </w:tc>
@@ -2899,35 +5122,85 @@
       <w:tr>
         <w:tc>
           <w:tcPr>
-            <w:tcW w:type="dxa" w:w="4968"/>
+            <w:tcW w:type="dxa" w:w="2880"/>
             <w:vAlign w:val="center"/>
+            <w:tcMar>
+              <w:top w:w="90" w:type="dxa"/>
+              <w:bottom w:w="90" w:type="dxa"/>
+              <w:start w:w="120" w:type="dxa"/>
+              <w:end w:w="120" w:type="dxa"/>
+            </w:tcMar>
           </w:tcPr>
           <w:p>
+            <w:pPr>
+              <w:spacing w:before="0" w:after="0" w:line="252" w:lineRule="auto"/>
+              <w:jc w:val="center"/>
+            </w:pPr>
             <w:r/>
             <w:r>
               <w:rPr>
-                <w:rFonts w:ascii="Calibri" w:hAnsi="Calibri"/>
+                <w:rFonts w:ascii="Times New Roman" w:hAnsi="Times New Roman"/>
                 <w:b w:val="0"/>
+                <w:i w:val="0"/>
                 <w:sz w:val="19"/>
               </w:rPr>
-              <w:t>TOOL_NEURON_CHAT_MODEL</w:t>
+              <w:t>Button flow</w:t>
             </w:r>
           </w:p>
         </w:tc>
         <w:tc>
           <w:tcPr>
-            <w:tcW w:type="dxa" w:w="4968"/>
+            <w:tcW w:type="dxa" w:w="5328"/>
             <w:vAlign w:val="center"/>
+            <w:tcMar>
+              <w:top w:w="90" w:type="dxa"/>
+              <w:bottom w:w="90" w:type="dxa"/>
+              <w:start w:w="120" w:type="dxa"/>
+              <w:end w:w="120" w:type="dxa"/>
+            </w:tcMar>
           </w:tcPr>
           <w:p>
+            <w:pPr>
+              <w:spacing w:before="0" w:after="0" w:line="252" w:lineRule="auto"/>
+              <w:jc w:val="left"/>
+            </w:pPr>
             <w:r/>
             <w:r>
               <w:rPr>
-                <w:rFonts w:ascii="Calibri" w:hAnsi="Calibri"/>
+                <w:rFonts w:ascii="Times New Roman" w:hAnsi="Times New Roman"/>
                 <w:b w:val="0"/>
+                <w:i w:val="0"/>
                 <w:sz w:val="19"/>
               </w:rPr>
-              <w:t>Chat model ID</w:t>
+              <w:t>Button entered AI mode, started recording, and stopped recording</w:t>
+            </w:r>
+          </w:p>
+        </w:tc>
+        <w:tc>
+          <w:tcPr>
+            <w:tcW w:type="dxa" w:w="1152"/>
+            <w:vAlign w:val="center"/>
+            <w:tcMar>
+              <w:top w:w="90" w:type="dxa"/>
+              <w:bottom w:w="90" w:type="dxa"/>
+              <w:start w:w="120" w:type="dxa"/>
+              <w:end w:w="120" w:type="dxa"/>
+            </w:tcMar>
+          </w:tcPr>
+          <w:p>
+            <w:pPr>
+              <w:spacing w:before="0" w:after="0" w:line="252" w:lineRule="auto"/>
+              <w:jc w:val="center"/>
+            </w:pPr>
+            <w:r/>
+            <w:r>
+              <w:rPr>
+                <w:rFonts w:ascii="Times New Roman" w:hAnsi="Times New Roman"/>
+                <w:b w:val="0"/>
+                <w:i w:val="0"/>
+                <w:sz w:val="19"/>
+              </w:rPr>
+              <w:t>Pass</w:t>
             </w:r>
           </w:p>
         </w:tc>
@@ -2935,35 +5208,85 @@
       <w:tr>
         <w:tc>
           <w:tcPr>
-            <w:tcW w:type="dxa" w:w="4968"/>
+            <w:tcW w:type="dxa" w:w="2880"/>
             <w:vAlign w:val="center"/>
+            <w:tcMar>
+              <w:top w:w="90" w:type="dxa"/>
+              <w:bottom w:w="90" w:type="dxa"/>
+              <w:start w:w="120" w:type="dxa"/>
+              <w:end w:w="120" w:type="dxa"/>
+            </w:tcMar>
           </w:tcPr>
           <w:p>
+            <w:pPr>
+              <w:spacing w:before="0" w:after="0" w:line="252" w:lineRule="auto"/>
+              <w:jc w:val="center"/>
+            </w:pPr>
             <w:r/>
             <w:r>
               <w:rPr>
-                <w:rFonts w:ascii="Calibri" w:hAnsi="Calibri"/>
+                <w:rFonts w:ascii="Times New Roman" w:hAnsi="Times New Roman"/>
                 <w:b w:val="0"/>
+                <w:i w:val="0"/>
                 <w:sz w:val="19"/>
               </w:rPr>
-              <w:t>TOOL_NEURON_STT_MODEL</w:t>
+              <w:t>Microphone recording</w:t>
             </w:r>
           </w:p>
         </w:tc>
         <w:tc>
           <w:tcPr>
-            <w:tcW w:type="dxa" w:w="4968"/>
+            <w:tcW w:type="dxa" w:w="5328"/>
             <w:vAlign w:val="center"/>
+            <w:tcMar>
+              <w:top w:w="90" w:type="dxa"/>
+              <w:bottom w:w="90" w:type="dxa"/>
+              <w:start w:w="120" w:type="dxa"/>
+              <w:end w:w="120" w:type="dxa"/>
+            </w:tcMar>
           </w:tcPr>
           <w:p>
+            <w:pPr>
+              <w:spacing w:before="0" w:after="0" w:line="252" w:lineRule="auto"/>
+              <w:jc w:val="left"/>
+            </w:pPr>
             <w:r/>
             <w:r>
               <w:rPr>
-                <w:rFonts w:ascii="Calibri" w:hAnsi="Calibri"/>
+                <w:rFonts w:ascii="Times New Roman" w:hAnsi="Times New Roman"/>
                 <w:b w:val="0"/>
+                <w:i w:val="0"/>
                 <w:sz w:val="19"/>
               </w:rPr>
-              <w:t>Speech-to-text model ID</w:t>
+              <w:t>ESP32-S3 captured short voice audio</w:t>
+            </w:r>
+          </w:p>
+        </w:tc>
+        <w:tc>
+          <w:tcPr>
+            <w:tcW w:type="dxa" w:w="1152"/>
+            <w:vAlign w:val="center"/>
+            <w:tcMar>
+              <w:top w:w="90" w:type="dxa"/>
+              <w:bottom w:w="90" w:type="dxa"/>
+              <w:start w:w="120" w:type="dxa"/>
+              <w:end w:w="120" w:type="dxa"/>
+            </w:tcMar>
+          </w:tcPr>
+          <w:p>
+            <w:pPr>
+              <w:spacing w:before="0" w:after="0" w:line="252" w:lineRule="auto"/>
+              <w:jc w:val="center"/>
+            </w:pPr>
+            <w:r/>
+            <w:r>
+              <w:rPr>
+                <w:rFonts w:ascii="Times New Roman" w:hAnsi="Times New Roman"/>
+                <w:b w:val="0"/>
+                <w:i w:val="0"/>
+                <w:sz w:val="19"/>
+              </w:rPr>
+              <w:t>Pass</w:t>
             </w:r>
           </w:p>
         </w:tc>
@@ -2971,35 +5294,85 @@
       <w:tr>
         <w:tc>
           <w:tcPr>
-            <w:tcW w:type="dxa" w:w="4968"/>
+            <w:tcW w:type="dxa" w:w="2880"/>
             <w:vAlign w:val="center"/>
+            <w:tcMar>
+              <w:top w:w="90" w:type="dxa"/>
+              <w:bottom w:w="90" w:type="dxa"/>
+              <w:start w:w="120" w:type="dxa"/>
+              <w:end w:w="120" w:type="dxa"/>
+            </w:tcMar>
           </w:tcPr>
           <w:p>
+            <w:pPr>
+              <w:spacing w:before="0" w:after="0" w:line="252" w:lineRule="auto"/>
+              <w:jc w:val="center"/>
+            </w:pPr>
             <w:r/>
             <w:r>
               <w:rPr>
-                <w:rFonts w:ascii="Calibri" w:hAnsi="Calibri"/>
+                <w:rFonts w:ascii="Times New Roman" w:hAnsi="Times New Roman"/>
                 <w:b w:val="0"/>
+                <w:i w:val="0"/>
                 <w:sz w:val="19"/>
               </w:rPr>
-              <w:t>TOOL_NEURON_TTS_MODEL</w:t>
+              <w:t>Server upload</w:t>
             </w:r>
           </w:p>
         </w:tc>
         <w:tc>
           <w:tcPr>
-            <w:tcW w:type="dxa" w:w="4968"/>
+            <w:tcW w:type="dxa" w:w="5328"/>
             <w:vAlign w:val="center"/>
+            <w:tcMar>
+              <w:top w:w="90" w:type="dxa"/>
+              <w:bottom w:w="90" w:type="dxa"/>
+              <w:start w:w="120" w:type="dxa"/>
+              <w:end w:w="120" w:type="dxa"/>
+            </w:tcMar>
           </w:tcPr>
           <w:p>
+            <w:pPr>
+              <w:spacing w:before="0" w:after="0" w:line="252" w:lineRule="auto"/>
+              <w:jc w:val="left"/>
+            </w:pPr>
             <w:r/>
             <w:r>
               <w:rPr>
-                <w:rFonts w:ascii="Calibri" w:hAnsi="Calibri"/>
+                <w:rFonts w:ascii="Times New Roman" w:hAnsi="Times New Roman"/>
                 <w:b w:val="0"/>
+                <w:i w:val="0"/>
                 <w:sz w:val="19"/>
               </w:rPr>
-              <w:t>Text-to-speech model ID</w:t>
+              <w:t>Recorded audio was sent to the FastAPI server</w:t>
+            </w:r>
+          </w:p>
+        </w:tc>
+        <w:tc>
+          <w:tcPr>
+            <w:tcW w:type="dxa" w:w="1152"/>
+            <w:vAlign w:val="center"/>
+            <w:tcMar>
+              <w:top w:w="90" w:type="dxa"/>
+              <w:bottom w:w="90" w:type="dxa"/>
+              <w:start w:w="120" w:type="dxa"/>
+              <w:end w:w="120" w:type="dxa"/>
+            </w:tcMar>
+          </w:tcPr>
+          <w:p>
+            <w:pPr>
+              <w:spacing w:before="0" w:after="0" w:line="252" w:lineRule="auto"/>
+              <w:jc w:val="center"/>
+            </w:pPr>
+            <w:r/>
+            <w:r>
+              <w:rPr>
+                <w:rFonts w:ascii="Times New Roman" w:hAnsi="Times New Roman"/>
+                <w:b w:val="0"/>
+                <w:i w:val="0"/>
+                <w:sz w:val="19"/>
+              </w:rPr>
+              <w:t>Pass</w:t>
             </w:r>
           </w:p>
         </w:tc>
@@ -3007,35 +5380,85 @@
       <w:tr>
         <w:tc>
           <w:tcPr>
-            <w:tcW w:type="dxa" w:w="4968"/>
+            <w:tcW w:type="dxa" w:w="2880"/>
             <w:vAlign w:val="center"/>
+            <w:tcMar>
+              <w:top w:w="90" w:type="dxa"/>
+              <w:bottom w:w="90" w:type="dxa"/>
+              <w:start w:w="120" w:type="dxa"/>
+              <w:end w:w="120" w:type="dxa"/>
+            </w:tcMar>
           </w:tcPr>
           <w:p>
+            <w:pPr>
+              <w:spacing w:before="0" w:after="0" w:line="252" w:lineRule="auto"/>
+              <w:jc w:val="center"/>
+            </w:pPr>
             <w:r/>
             <w:r>
               <w:rPr>
-                <w:rFonts w:ascii="Calibri" w:hAnsi="Calibri"/>
+                <w:rFonts w:ascii="Times New Roman" w:hAnsi="Times New Roman"/>
                 <w:b w:val="0"/>
+                <w:i w:val="0"/>
                 <w:sz w:val="19"/>
               </w:rPr>
-              <w:t>PUBLIC_BASE_URL</w:t>
+              <w:t>AI processing</w:t>
             </w:r>
           </w:p>
         </w:tc>
         <w:tc>
           <w:tcPr>
-            <w:tcW w:type="dxa" w:w="4968"/>
+            <w:tcW w:type="dxa" w:w="5328"/>
             <w:vAlign w:val="center"/>
+            <w:tcMar>
+              <w:top w:w="90" w:type="dxa"/>
+              <w:bottom w:w="90" w:type="dxa"/>
+              <w:start w:w="120" w:type="dxa"/>
+              <w:end w:w="120" w:type="dxa"/>
+            </w:tcMar>
           </w:tcPr>
           <w:p>
+            <w:pPr>
+              <w:spacing w:before="0" w:after="0" w:line="252" w:lineRule="auto"/>
+              <w:jc w:val="left"/>
+            </w:pPr>
             <w:r/>
             <w:r>
               <w:rPr>
-                <w:rFonts w:ascii="Calibri" w:hAnsi="Calibri"/>
+                <w:rFonts w:ascii="Times New Roman" w:hAnsi="Times New Roman"/>
                 <w:b w:val="0"/>
+                <w:i w:val="0"/>
                 <w:sz w:val="19"/>
               </w:rPr>
-              <w:t>PC server URL reachable by ESP32-S3</w:t>
+              <w:t>Tool Neuron handled STT, chat, and TTS calls during integration testing</w:t>
+            </w:r>
+          </w:p>
+        </w:tc>
+        <w:tc>
+          <w:tcPr>
+            <w:tcW w:type="dxa" w:w="1152"/>
+            <w:vAlign w:val="center"/>
+            <w:tcMar>
+              <w:top w:w="90" w:type="dxa"/>
+              <w:bottom w:w="90" w:type="dxa"/>
+              <w:start w:w="120" w:type="dxa"/>
+              <w:end w:w="120" w:type="dxa"/>
+            </w:tcMar>
+          </w:tcPr>
+          <w:p>
+            <w:pPr>
+              <w:spacing w:before="0" w:after="0" w:line="252" w:lineRule="auto"/>
+              <w:jc w:val="center"/>
+            </w:pPr>
+            <w:r/>
+            <w:r>
+              <w:rPr>
+                <w:rFonts w:ascii="Times New Roman" w:hAnsi="Times New Roman"/>
+                <w:b w:val="0"/>
+                <w:i w:val="0"/>
+                <w:sz w:val="19"/>
+              </w:rPr>
+              <w:t>Pass</w:t>
             </w:r>
           </w:p>
         </w:tc>
@@ -3043,580 +5466,461 @@
       <w:tr>
         <w:tc>
           <w:tcPr>
-            <w:tcW w:type="dxa" w:w="4968"/>
+            <w:tcW w:type="dxa" w:w="2880"/>
             <w:vAlign w:val="center"/>
+            <w:tcMar>
+              <w:top w:w="90" w:type="dxa"/>
+              <w:bottom w:w="90" w:type="dxa"/>
+              <w:start w:w="120" w:type="dxa"/>
+              <w:end w:w="120" w:type="dxa"/>
+            </w:tcMar>
           </w:tcPr>
           <w:p>
+            <w:pPr>
+              <w:spacing w:before="0" w:after="0" w:line="252" w:lineRule="auto"/>
+              <w:jc w:val="center"/>
+            </w:pPr>
             <w:r/>
             <w:r>
               <w:rPr>
-                <w:rFonts w:ascii="Calibri" w:hAnsi="Calibri"/>
+                <w:rFonts w:ascii="Times New Roman" w:hAnsi="Times New Roman"/>
                 <w:b w:val="0"/>
+                <w:i w:val="0"/>
                 <w:sz w:val="19"/>
               </w:rPr>
-              <w:t>PORT</w:t>
+              <w:t>Audio response</w:t>
             </w:r>
           </w:p>
         </w:tc>
         <w:tc>
           <w:tcPr>
-            <w:tcW w:type="dxa" w:w="4968"/>
+            <w:tcW w:type="dxa" w:w="5328"/>
             <w:vAlign w:val="center"/>
+            <w:tcMar>
+              <w:top w:w="90" w:type="dxa"/>
+              <w:bottom w:w="90" w:type="dxa"/>
+              <w:start w:w="120" w:type="dxa"/>
+              <w:end w:w="120" w:type="dxa"/>
+            </w:tcMar>
           </w:tcPr>
           <w:p>
+            <w:pPr>
+              <w:spacing w:before="0" w:after="0" w:line="252" w:lineRule="auto"/>
+              <w:jc w:val="left"/>
+            </w:pPr>
             <w:r/>
             <w:r>
               <w:rPr>
-                <w:rFonts w:ascii="Calibri" w:hAnsi="Calibri"/>
+                <w:rFonts w:ascii="Times New Roman" w:hAnsi="Times New Roman"/>
                 <w:b w:val="0"/>
+                <w:i w:val="0"/>
                 <w:sz w:val="19"/>
               </w:rPr>
-              <w:t>Local server port</w:t>
+              <w:t>Server generated output audio files for ESP32 playback</w:t>
+            </w:r>
+          </w:p>
+        </w:tc>
+        <w:tc>
+          <w:tcPr>
+            <w:tcW w:type="dxa" w:w="1152"/>
+            <w:vAlign w:val="center"/>
+            <w:tcMar>
+              <w:top w:w="90" w:type="dxa"/>
+              <w:bottom w:w="90" w:type="dxa"/>
+              <w:start w:w="120" w:type="dxa"/>
+              <w:end w:w="120" w:type="dxa"/>
+            </w:tcMar>
+          </w:tcPr>
+          <w:p>
+            <w:pPr>
+              <w:spacing w:before="0" w:after="0" w:line="252" w:lineRule="auto"/>
+              <w:jc w:val="center"/>
+            </w:pPr>
+            <w:r/>
+            <w:r>
+              <w:rPr>
+                <w:rFonts w:ascii="Times New Roman" w:hAnsi="Times New Roman"/>
+                <w:b w:val="0"/>
+                <w:i w:val="0"/>
+                <w:sz w:val="19"/>
+              </w:rPr>
+              <w:t>Pass</w:t>
+            </w:r>
+          </w:p>
+        </w:tc>
+      </w:tr>
+      <w:tr>
+        <w:tc>
+          <w:tcPr>
+            <w:tcW w:type="dxa" w:w="2880"/>
+            <w:vAlign w:val="center"/>
+            <w:tcMar>
+              <w:top w:w="90" w:type="dxa"/>
+              <w:bottom w:w="90" w:type="dxa"/>
+              <w:start w:w="120" w:type="dxa"/>
+              <w:end w:w="120" w:type="dxa"/>
+            </w:tcMar>
+          </w:tcPr>
+          <w:p>
+            <w:pPr>
+              <w:spacing w:before="0" w:after="0" w:line="252" w:lineRule="auto"/>
+              <w:jc w:val="center"/>
+            </w:pPr>
+            <w:r/>
+            <w:r>
+              <w:rPr>
+                <w:rFonts w:ascii="Times New Roman" w:hAnsi="Times New Roman"/>
+                <w:b w:val="0"/>
+                <w:i w:val="0"/>
+                <w:sz w:val="19"/>
+              </w:rPr>
+              <w:t>Speaker playback</w:t>
+            </w:r>
+          </w:p>
+        </w:tc>
+        <w:tc>
+          <w:tcPr>
+            <w:tcW w:type="dxa" w:w="5328"/>
+            <w:vAlign w:val="center"/>
+            <w:tcMar>
+              <w:top w:w="90" w:type="dxa"/>
+              <w:bottom w:w="90" w:type="dxa"/>
+              <w:start w:w="120" w:type="dxa"/>
+              <w:end w:w="120" w:type="dxa"/>
+            </w:tcMar>
+          </w:tcPr>
+          <w:p>
+            <w:pPr>
+              <w:spacing w:before="0" w:after="0" w:line="252" w:lineRule="auto"/>
+              <w:jc w:val="left"/>
+            </w:pPr>
+            <w:r/>
+            <w:r>
+              <w:rPr>
+                <w:rFonts w:ascii="Times New Roman" w:hAnsi="Times New Roman"/>
+                <w:b w:val="0"/>
+                <w:i w:val="0"/>
+                <w:sz w:val="19"/>
+              </w:rPr>
+              <w:t>Playback depended on amplifier wiring and power stability</w:t>
+            </w:r>
+          </w:p>
+        </w:tc>
+        <w:tc>
+          <w:tcPr>
+            <w:tcW w:type="dxa" w:w="1152"/>
+            <w:vAlign w:val="center"/>
+            <w:tcMar>
+              <w:top w:w="90" w:type="dxa"/>
+              <w:bottom w:w="90" w:type="dxa"/>
+              <w:start w:w="120" w:type="dxa"/>
+              <w:end w:w="120" w:type="dxa"/>
+            </w:tcMar>
+          </w:tcPr>
+          <w:p>
+            <w:pPr>
+              <w:spacing w:before="0" w:after="0" w:line="252" w:lineRule="auto"/>
+              <w:jc w:val="center"/>
+            </w:pPr>
+            <w:r/>
+            <w:r>
+              <w:rPr>
+                <w:rFonts w:ascii="Times New Roman" w:hAnsi="Times New Roman"/>
+                <w:b w:val="0"/>
+                <w:i w:val="0"/>
+                <w:sz w:val="19"/>
+              </w:rPr>
+              <w:t>Partial</w:t>
             </w:r>
           </w:p>
         </w:tc>
       </w:tr>
     </w:tbl>
-    <w:p/>
     <w:p>
       <w:pPr>
-        <w:pStyle w:val="Heading1"/>
+        <w:spacing w:before="0" w:after="80" w:line="259" w:lineRule="auto"/>
+      </w:pPr>
+    </w:p>
+    <w:p>
+      <w:pPr>
+        <w:spacing w:before="0" w:after="120" w:line="259" w:lineRule="auto"/>
       </w:pPr>
       <w:r>
-        <w:t>Testing And Result</w:t>
+        <w:rPr>
+          <w:rFonts w:ascii="Times New Roman" w:hAnsi="Times New Roman"/>
+          <w:b w:val="0"/>
+          <w:i w:val="0"/>
+          <w:sz w:val="22"/>
+        </w:rPr>
+        <w:t>Overall, the AI pipeline worked: input voice could reach the server, AI response generation occurred, and output audio files were created. Hardware speaker output required careful amplifier and power wiring, which was one of the more sensitive parts of the build.</w:t>
       </w:r>
     </w:p>
     <w:p>
       <w:r>
-        <w:t>The project was tested in stages:</w:t>
+        <w:br w:type="page"/>
+      </w:r>
+    </w:p>
+    <w:p>
+      <w:pPr>
+        <w:pStyle w:val="Heading1"/>
+        <w:spacing w:before="0" w:after="160"/>
+      </w:pPr>
+      <w:r>
+        <w:rPr>
+          <w:rFonts w:ascii="Times New Roman" w:hAnsi="Times New Roman"/>
+          <w:b/>
+          <w:i w:val="0"/>
+          <w:sz w:val="30"/>
+        </w:rPr>
+        <w:t>11. Challenges and Future Improvements</w:t>
+      </w:r>
+    </w:p>
+    <w:p>
+      <w:pPr>
+        <w:pStyle w:val="Heading2"/>
+        <w:spacing w:before="80" w:after="80"/>
+      </w:pPr>
+      <w:r>
+        <w:rPr>
+          <w:rFonts w:ascii="Times New Roman" w:hAnsi="Times New Roman"/>
+          <w:b/>
+          <w:i w:val="0"/>
+          <w:sz w:val="24"/>
+        </w:rPr>
+        <w:t>11.1 Challenges</w:t>
       </w:r>
     </w:p>
     <w:p>
       <w:pPr>
         <w:pStyle w:val="ListBullet"/>
+        <w:spacing w:after="60" w:line="252" w:lineRule="auto"/>
+        <w:ind w:left="461" w:hanging="202"/>
       </w:pPr>
       <w:r>
-        <w:t>TFT display initialization and UI rendering.</w:t>
+        <w:rPr>
+          <w:rFonts w:ascii="Times New Roman" w:hAnsi="Times New Roman"/>
+          <w:b w:val="0"/>
+          <w:i w:val="0"/>
+          <w:sz w:val="21"/>
+        </w:rPr>
+        <w:t>Managing ESP32-S3 memory while using display animation and audio buffers.</w:t>
       </w:r>
     </w:p>
     <w:p>
       <w:pPr>
         <w:pStyle w:val="ListBullet"/>
+        <w:spacing w:after="60" w:line="252" w:lineRule="auto"/>
+        <w:ind w:left="461" w:hanging="202"/>
       </w:pPr>
       <w:r>
-        <w:t>Touch input page cycling.</w:t>
+        <w:rPr>
+          <w:rFonts w:ascii="Times New Roman" w:hAnsi="Times New Roman"/>
+          <w:b w:val="0"/>
+          <w:i w:val="0"/>
+          <w:sz w:val="21"/>
+        </w:rPr>
+        <w:t>Reducing display flicker during animated AI states.</w:t>
       </w:r>
     </w:p>
     <w:p>
       <w:pPr>
         <w:pStyle w:val="ListBullet"/>
+        <w:spacing w:after="60" w:line="252" w:lineRule="auto"/>
+        <w:ind w:left="461" w:hanging="202"/>
       </w:pPr>
       <w:r>
-        <w:t>Button-based AI mode and recording flow.</w:t>
+        <w:rPr>
+          <w:rFonts w:ascii="Times New Roman" w:hAnsi="Times New Roman"/>
+          <w:b w:val="0"/>
+          <w:i w:val="0"/>
+          <w:sz w:val="21"/>
+        </w:rPr>
+        <w:t>Converting generated speech into a format simple enough for ESP32 playback.</w:t>
       </w:r>
     </w:p>
     <w:p>
       <w:pPr>
         <w:pStyle w:val="ListBullet"/>
+        <w:spacing w:after="60" w:line="252" w:lineRule="auto"/>
+        <w:ind w:left="461" w:hanging="202"/>
       </w:pPr>
       <w:r>
-        <w:t>Microphone recording from ESP32-S3.</w:t>
+        <w:rPr>
+          <w:rFonts w:ascii="Times New Roman" w:hAnsi="Times New Roman"/>
+          <w:b w:val="0"/>
+          <w:i w:val="0"/>
+          <w:sz w:val="21"/>
+        </w:rPr>
+        <w:t>Coordinating three devices at once: ESP32-S3, Windows PC, and Android phone.</w:t>
       </w:r>
     </w:p>
     <w:p>
       <w:pPr>
         <w:pStyle w:val="ListBullet"/>
+        <w:spacing w:after="60" w:line="252" w:lineRule="auto"/>
+        <w:ind w:left="461" w:hanging="202"/>
       </w:pPr>
       <w:r>
-        <w:t>Audio upload from ESP32-S3 to the Windows server.</w:t>
+        <w:rPr>
+          <w:rFonts w:ascii="Times New Roman" w:hAnsi="Times New Roman"/>
+          <w:b w:val="0"/>
+          <w:i w:val="0"/>
+          <w:sz w:val="21"/>
+        </w:rPr>
+        <w:t>Debugging amplifier wiring, shared ground, and speaker power behavior.</w:t>
+      </w:r>
+    </w:p>
+    <w:p>
+      <w:pPr>
+        <w:pStyle w:val="Heading2"/>
+        <w:spacing w:before="80" w:after="80"/>
+      </w:pPr>
+      <w:r>
+        <w:rPr>
+          <w:rFonts w:ascii="Times New Roman" w:hAnsi="Times New Roman"/>
+          <w:b/>
+          <w:i w:val="0"/>
+          <w:sz w:val="24"/>
+        </w:rPr>
+        <w:t>11.2 Future Improvements</w:t>
       </w:r>
     </w:p>
     <w:p>
       <w:pPr>
         <w:pStyle w:val="ListBullet"/>
+        <w:spacing w:after="60" w:line="252" w:lineRule="auto"/>
+        <w:ind w:left="461" w:hanging="202"/>
       </w:pPr>
       <w:r>
-        <w:t>AI model listing and API connectivity from the phone server.</w:t>
+        <w:rPr>
+          <w:rFonts w:ascii="Times New Roman" w:hAnsi="Times New Roman"/>
+          <w:b w:val="0"/>
+          <w:i w:val="0"/>
+          <w:sz w:val="21"/>
+        </w:rPr>
+        <w:t>Improve audio quality with cleaner amplifier or I2S audio hardware.</w:t>
       </w:r>
     </w:p>
     <w:p>
       <w:pPr>
         <w:pStyle w:val="ListBullet"/>
+        <w:spacing w:after="60" w:line="252" w:lineRule="auto"/>
+        <w:ind w:left="461" w:hanging="202"/>
       </w:pPr>
       <w:r>
-        <w:t>Speech-to-text request handling.</w:t>
+        <w:rPr>
+          <w:rFonts w:ascii="Times New Roman" w:hAnsi="Times New Roman"/>
+          <w:b w:val="0"/>
+          <w:i w:val="0"/>
+          <w:sz w:val="21"/>
+        </w:rPr>
+        <w:t>Add stronger microphone filtering and automatic gain calibration.</w:t>
       </w:r>
     </w:p>
     <w:p>
       <w:pPr>
         <w:pStyle w:val="ListBullet"/>
+        <w:spacing w:after="60" w:line="252" w:lineRule="auto"/>
+        <w:ind w:left="461" w:hanging="202"/>
       </w:pPr>
       <w:r>
-        <w:t>Chat response generation.</w:t>
+        <w:rPr>
+          <w:rFonts w:ascii="Times New Roman" w:hAnsi="Times New Roman"/>
+          <w:b w:val="0"/>
+          <w:i w:val="0"/>
+          <w:sz w:val="21"/>
+        </w:rPr>
+        <w:t>Create a web dashboard for easier model and server configuration.</w:t>
       </w:r>
     </w:p>
     <w:p>
       <w:pPr>
         <w:pStyle w:val="ListBullet"/>
+        <w:spacing w:after="60" w:line="252" w:lineRule="auto"/>
+        <w:ind w:left="461" w:hanging="202"/>
       </w:pPr>
       <w:r>
-        <w:t>Text-to-speech audio file generation.</w:t>
+        <w:rPr>
+          <w:rFonts w:ascii="Times New Roman" w:hAnsi="Times New Roman"/>
+          <w:b w:val="0"/>
+          <w:i w:val="0"/>
+          <w:sz w:val="21"/>
+        </w:rPr>
+        <w:t>Add local network discovery so the ESP32-S3 can find the server automatically.</w:t>
       </w:r>
     </w:p>
     <w:p>
       <w:pPr>
         <w:pStyle w:val="ListBullet"/>
+        <w:spacing w:after="60" w:line="252" w:lineRule="auto"/>
+        <w:ind w:left="461" w:hanging="202"/>
       </w:pPr>
       <w:r>
-        <w:t>ESP32-S3 audio download and playback attempt through the amplifier.</w:t>
+        <w:rPr>
+          <w:rFonts w:ascii="Times New Roman" w:hAnsi="Times New Roman"/>
+          <w:b w:val="0"/>
+          <w:i w:val="0"/>
+          <w:sz w:val="21"/>
+        </w:rPr>
+        <w:t>Support longer or streaming recordings using external memory or chunked upload.</w:t>
       </w:r>
     </w:p>
     <w:p>
       <w:r>
-        <w:t>The AI pipeline successfully received recorded audio, generated responses, and produced output audio files. Speaker playback depends on correct amplifier wiring and power stability.</w:t>
+        <w:br w:type="page"/>
       </w:r>
     </w:p>
     <w:p>
       <w:pPr>
         <w:pStyle w:val="Heading1"/>
+        <w:spacing w:before="0" w:after="160"/>
       </w:pPr>
       <w:r>
-        <w:t>Challenges</w:t>
+        <w:rPr>
+          <w:rFonts w:ascii="Times New Roman" w:hAnsi="Times New Roman"/>
+          <w:b/>
+          <w:i w:val="0"/>
+          <w:sz w:val="30"/>
+        </w:rPr>
+        <w:t>12. Conclusion</w:t>
       </w:r>
     </w:p>
     <w:p>
       <w:pPr>
-        <w:pStyle w:val="ListBullet"/>
+        <w:spacing w:before="0" w:after="120" w:line="259" w:lineRule="auto"/>
       </w:pPr>
       <w:r>
-        <w:t>Managing limited ESP32-S3 memory while rendering animated UI and handling audio buffers.</w:t>
+        <w:rPr>
+          <w:rFonts w:ascii="Times New Roman" w:hAnsi="Times New Roman"/>
+          <w:b w:val="0"/>
+          <w:i w:val="0"/>
+          <w:sz w:val="22"/>
+        </w:rPr>
+        <w:t>The Smart Voice Assistant project successfully demonstrates how an ESP32-S3 based embedded device can be connected with local AI services to create an interactive voice assistant. The project combines microcontroller programming, hardware wiring, Wi-Fi communication, audio capture, server-side processing, AI integration, and display interface design.</w:t>
       </w:r>
     </w:p>
     <w:p>
       <w:pPr>
-        <w:pStyle w:val="ListBullet"/>
-      </w:pPr>
-      <w:r>
-        <w:t>Reducing display flickering during AI animations.</w:t>
-      </w:r>
-    </w:p>
-    <w:p>
-      <w:pPr>
-        <w:pStyle w:val="ListBullet"/>
-      </w:pPr>
-      <w:r>
-        <w:t>Converting server-generated audio into a simple ESP32-friendly WAV format.</w:t>
-      </w:r>
-    </w:p>
-    <w:p>
-      <w:pPr>
-        <w:pStyle w:val="ListBullet"/>
-      </w:pPr>
-      <w:r>
-        <w:t>Coordinating three systems at once: ESP32-S3, Windows PC, and Android phone.</w:t>
-      </w:r>
-    </w:p>
-    <w:p>
-      <w:pPr>
-        <w:pStyle w:val="ListBullet"/>
-      </w:pPr>
-      <w:r>
-        <w:t>Debugging amplifier wiring and speaker output.</w:t>
-      </w:r>
-    </w:p>
-    <w:p>
-      <w:pPr>
-        <w:pStyle w:val="ListBullet"/>
-      </w:pPr>
-      <w:r>
-        <w:t>Keeping private API/token values separate from public project files.</w:t>
-      </w:r>
-    </w:p>
-    <w:p>
-      <w:pPr>
-        <w:pStyle w:val="Heading1"/>
-      </w:pPr>
-      <w:r>
-        <w:t>Limitations</w:t>
-      </w:r>
-    </w:p>
-    <w:p>
-      <w:pPr>
-        <w:pStyle w:val="ListBullet"/>
-      </w:pPr>
-      <w:r>
-        <w:t>Voice recording length is short to fit ESP32-S3 memory limits.</w:t>
-      </w:r>
-    </w:p>
-    <w:p>
-      <w:pPr>
-        <w:pStyle w:val="ListBullet"/>
-      </w:pPr>
-      <w:r>
-        <w:t>Response time depends on the Android phone model and selected AI model.</w:t>
-      </w:r>
-    </w:p>
-    <w:p>
-      <w:pPr>
-        <w:pStyle w:val="ListBullet"/>
-      </w:pPr>
-      <w:r>
-        <w:t>The PC server must be running during AI mode.</w:t>
-      </w:r>
-    </w:p>
-    <w:p>
-      <w:pPr>
-        <w:pStyle w:val="ListBullet"/>
-      </w:pPr>
-      <w:r>
-        <w:t>The phone AI service must stay active on the same network.</w:t>
-      </w:r>
-    </w:p>
-    <w:p>
-      <w:pPr>
-        <w:pStyle w:val="ListBullet"/>
-      </w:pPr>
-      <w:r>
-        <w:t>Audio quality depends on microphone calibration, amplifier wiring, and power supply noise.</w:t>
-      </w:r>
-    </w:p>
-    <w:p>
-      <w:pPr>
-        <w:pStyle w:val="Heading1"/>
-      </w:pPr>
-      <w:r>
-        <w:t>Future Improvements</w:t>
-      </w:r>
-    </w:p>
-    <w:p>
-      <w:pPr>
-        <w:pStyle w:val="ListBullet"/>
-      </w:pPr>
-      <w:r>
-        <w:t>Add better audio filtering and microphone gain calibration.</w:t>
-      </w:r>
-    </w:p>
-    <w:p>
-      <w:pPr>
-        <w:pStyle w:val="ListBullet"/>
-      </w:pPr>
-      <w:r>
-        <w:t>Improve speaker output quality with a cleaner DAC/I2S amplifier path.</w:t>
-      </w:r>
-    </w:p>
-    <w:p>
-      <w:pPr>
-        <w:pStyle w:val="ListBullet"/>
-      </w:pPr>
-      <w:r>
-        <w:t>Add a more polished weather page with animated icons.</w:t>
-      </w:r>
-    </w:p>
-    <w:p>
-      <w:pPr>
-        <w:pStyle w:val="ListBullet"/>
-      </w:pPr>
-      <w:r>
-        <w:t>Add persistent model selection through the setup page.</w:t>
-      </w:r>
-    </w:p>
-    <w:p>
-      <w:pPr>
-        <w:pStyle w:val="ListBullet"/>
-      </w:pPr>
-      <w:r>
-        <w:t>Add a web dashboard for configuring server and device settings.</w:t>
-      </w:r>
-    </w:p>
-    <w:p>
-      <w:pPr>
-        <w:pStyle w:val="ListBullet"/>
-      </w:pPr>
-      <w:r>
-        <w:t>Add automatic local network discovery for the PC server.</w:t>
-      </w:r>
-    </w:p>
-    <w:p>
-      <w:pPr>
-        <w:pStyle w:val="ListBullet"/>
-      </w:pPr>
-      <w:r>
-        <w:t>Add longer recording support using streaming or external memory.</w:t>
-      </w:r>
-    </w:p>
-    <w:p>
-      <w:pPr>
-        <w:pStyle w:val="Heading1"/>
-      </w:pPr>
-      <w:r>
-        <w:t>Repository Structure</w:t>
-      </w:r>
-    </w:p>
-    <w:p>
-      <w:pPr>
-        <w:ind w:left="360"/>
+        <w:spacing w:before="0" w:after="120" w:line="259" w:lineRule="auto"/>
       </w:pPr>
       <w:r>
         <w:rPr>
-          <w:rFonts w:ascii="Consolas" w:hAnsi="Consolas"/>
-          <w:sz w:val="18"/>
+          <w:rFonts w:ascii="Times New Roman" w:hAnsi="Times New Roman"/>
+          <w:b w:val="0"/>
+          <w:i w:val="0"/>
+          <w:sz w:val="22"/>
         </w:rPr>
-        <w:t>AI Desk Assistant/</w:t>
-      </w:r>
-      <w:r>
-        <w:br/>
-      </w:r>
-      <w:r>
-        <w:rPr>
-          <w:rFonts w:ascii="Consolas" w:hAnsi="Consolas"/>
-          <w:sz w:val="18"/>
-        </w:rPr>
-        <w:t xml:space="preserve">  AI Desk Assistant.ino</w:t>
-      </w:r>
-      <w:r>
-        <w:br/>
-      </w:r>
-      <w:r>
-        <w:rPr>
-          <w:rFonts w:ascii="Consolas" w:hAnsi="Consolas"/>
-          <w:sz w:val="18"/>
-        </w:rPr>
-      </w:r>
-      <w:r>
-        <w:br/>
-      </w:r>
-      <w:r>
-        <w:rPr>
-          <w:rFonts w:ascii="Consolas" w:hAnsi="Consolas"/>
-          <w:sz w:val="18"/>
-        </w:rPr>
-        <w:t>AI Server/</w:t>
-      </w:r>
-      <w:r>
-        <w:br/>
-      </w:r>
-      <w:r>
-        <w:rPr>
-          <w:rFonts w:ascii="Consolas" w:hAnsi="Consolas"/>
-          <w:sz w:val="18"/>
-        </w:rPr>
-        <w:t xml:space="preserve">  server.py</w:t>
-      </w:r>
-      <w:r>
-        <w:br/>
-      </w:r>
-      <w:r>
-        <w:rPr>
-          <w:rFonts w:ascii="Consolas" w:hAnsi="Consolas"/>
-          <w:sz w:val="18"/>
-        </w:rPr>
-        <w:t xml:space="preserve">  requirements.txt</w:t>
-      </w:r>
-      <w:r>
-        <w:br/>
-      </w:r>
-      <w:r>
-        <w:rPr>
-          <w:rFonts w:ascii="Consolas" w:hAnsi="Consolas"/>
-          <w:sz w:val="18"/>
-        </w:rPr>
-        <w:t xml:space="preserve">  .env.example</w:t>
-      </w:r>
-      <w:r>
-        <w:br/>
-      </w:r>
-      <w:r>
-        <w:rPr>
-          <w:rFonts w:ascii="Consolas" w:hAnsi="Consolas"/>
-          <w:sz w:val="18"/>
-        </w:rPr>
-      </w:r>
-      <w:r>
-        <w:br/>
-      </w:r>
-      <w:r>
-        <w:rPr>
-          <w:rFonts w:ascii="Consolas" w:hAnsi="Consolas"/>
-          <w:sz w:val="18"/>
-        </w:rPr>
-        <w:t>Setup Guide/</w:t>
-      </w:r>
-      <w:r>
-        <w:br/>
-      </w:r>
-      <w:r>
-        <w:rPr>
-          <w:rFonts w:ascii="Consolas" w:hAnsi="Consolas"/>
-          <w:sz w:val="18"/>
-        </w:rPr>
-        <w:t xml:space="preserve">  README.md</w:t>
-      </w:r>
-      <w:r>
-        <w:br/>
-      </w:r>
-      <w:r>
-        <w:rPr>
-          <w:rFonts w:ascii="Consolas" w:hAnsi="Consolas"/>
-          <w:sz w:val="18"/>
-        </w:rPr>
-        <w:t xml:space="preserve">  Configure-Server.ps1</w:t>
-      </w:r>
-      <w:r>
-        <w:br/>
-      </w:r>
-      <w:r>
-        <w:rPr>
-          <w:rFonts w:ascii="Consolas" w:hAnsi="Consolas"/>
-          <w:sz w:val="18"/>
-        </w:rPr>
-        <w:t xml:space="preserve">  Start-Server.ps1</w:t>
-      </w:r>
-      <w:r>
-        <w:br/>
-      </w:r>
-      <w:r>
-        <w:rPr>
-          <w:rFonts w:ascii="Consolas" w:hAnsi="Consolas"/>
-          <w:sz w:val="18"/>
-        </w:rPr>
-        <w:t xml:space="preserve">  Stop-Server.ps1</w:t>
-      </w:r>
-      <w:r>
-        <w:br/>
-      </w:r>
-      <w:r>
-        <w:rPr>
-          <w:rFonts w:ascii="Consolas" w:hAnsi="Consolas"/>
-          <w:sz w:val="18"/>
-        </w:rPr>
-        <w:t xml:space="preserve">  Test-AI.ps1</w:t>
-      </w:r>
-      <w:r>
-        <w:br/>
-      </w:r>
-      <w:r>
-        <w:rPr>
-          <w:rFonts w:ascii="Consolas" w:hAnsi="Consolas"/>
-          <w:sz w:val="18"/>
-        </w:rPr>
-        <w:t xml:space="preserve">  Build-Firmware.ps1</w:t>
-      </w:r>
-      <w:r>
-        <w:br/>
-      </w:r>
-      <w:r>
-        <w:rPr>
-          <w:rFonts w:ascii="Consolas" w:hAnsi="Consolas"/>
-          <w:sz w:val="18"/>
-        </w:rPr>
-        <w:t xml:space="preserve">  Flash-Firmware.ps1</w:t>
-      </w:r>
-      <w:r>
-        <w:br/>
-      </w:r>
-      <w:r>
-        <w:rPr>
-          <w:rFonts w:ascii="Consolas" w:hAnsi="Consolas"/>
-          <w:sz w:val="18"/>
-        </w:rPr>
-      </w:r>
-      <w:r>
-        <w:br/>
-      </w:r>
-      <w:r>
-        <w:rPr>
-          <w:rFonts w:ascii="Consolas" w:hAnsi="Consolas"/>
-          <w:sz w:val="18"/>
-        </w:rPr>
-        <w:t>Documentation/</w:t>
-      </w:r>
-      <w:r>
-        <w:br/>
-      </w:r>
-      <w:r>
-        <w:rPr>
-          <w:rFonts w:ascii="Consolas" w:hAnsi="Consolas"/>
-          <w:sz w:val="18"/>
-        </w:rPr>
-        <w:t xml:space="preserve">  AI_Desk_Assistant_Submission_Document.docx</w:t>
-      </w:r>
-      <w:r>
-        <w:br/>
-      </w:r>
-      <w:r>
-        <w:rPr>
-          <w:rFonts w:ascii="Consolas" w:hAnsi="Consolas"/>
-          <w:sz w:val="18"/>
-        </w:rPr>
-        <w:t xml:space="preserve">  Wiring.md</w:t>
-      </w:r>
-      <w:r>
-        <w:br/>
-      </w:r>
-      <w:r>
-        <w:rPr>
-          <w:rFonts w:ascii="Consolas" w:hAnsi="Consolas"/>
-          <w:sz w:val="18"/>
-        </w:rPr>
-        <w:t xml:space="preserve">  Project Notes.md</w:t>
-      </w:r>
-      <w:r>
-        <w:br/>
-      </w:r>
-      <w:r>
-        <w:rPr>
-          <w:rFonts w:ascii="Consolas" w:hAnsi="Consolas"/>
-          <w:sz w:val="18"/>
-        </w:rPr>
-        <w:t xml:space="preserve">  Troubleshooting.md</w:t>
-      </w:r>
-      <w:r>
-        <w:br/>
-      </w:r>
-      <w:r>
-        <w:rPr>
-          <w:rFonts w:ascii="Consolas" w:hAnsi="Consolas"/>
-          <w:sz w:val="18"/>
-        </w:rPr>
-        <w:t xml:space="preserve">  Report/</w:t>
-      </w:r>
-    </w:p>
-    <w:p>
-      <w:pPr>
-        <w:pStyle w:val="Heading1"/>
-      </w:pPr>
-      <w:r>
-        <w:t>Conclusion</w:t>
-      </w:r>
-    </w:p>
-    <w:p>
-      <w:r>
-        <w:t>Smart Voice Assistant shows how an ESP32-S3 can be used as the embedded front end for a modern AI voice assistant. By offloading AI processing to a local server and Android phone, the device can provide speech interaction while still using affordable microcontroller hardware. The project combines embedded systems, IoT networking, audio processing, user interface design, and AI service integration into one working prototype.</w:t>
+        <w:t>The final prototype shows that even a compact microcontroller-based device can deliver AI-powered interaction when heavier processing is offloaded to a PC server and Android phone. Through the project, the team gained practical experience in embedded systems, IoT communication, AI workflow integration, debugging, and technical documentation.</w:t>
       </w:r>
     </w:p>
     <w:sectPr>
-      <w:footerReference w:type="default" r:id="rId9"/>
       <w:pgSz w:w="12240" w:h="15840"/>
-      <w:pgMar w:top="1080" w:right="1152" w:bottom="1080" w:left="1152" w:header="720" w:footer="720" w:gutter="0"/>
+      <w:pgMar w:top="1152" w:right="1224" w:bottom="1080" w:left="1224" w:header="648" w:footer="576" w:gutter="0"/>
       <w:cols w:space="720"/>
       <w:docGrid w:linePitch="360"/>
     </w:sectPr>
   </w:body>
 </w:document>
-</file>
-
-<file path=word/footer1.xml><?xml version="1.0" encoding="utf-8"?>
-<w:ftr xmlns:m="http://schemas.openxmlformats.org/officeDocument/2006/math" xmlns:mc="http://schemas.openxmlformats.org/markup-compatibility/2006" xmlns:mo="http://schemas.microsoft.com/office/mac/office/2008/main" xmlns:mv="urn:schemas-microsoft-com:mac:vml" xmlns:o="urn:schemas-microsoft-com:office:office" xmlns:r="http://schemas.openxmlformats.org/officeDocument/2006/relationships" xmlns:v="urn:schemas-microsoft-com:vml" xmlns:w10="urn:schemas-microsoft-com:office:word" xmlns:w14="http://schemas.microsoft.com/office/word/2010/wordml" xmlns:w="http://schemas.openxmlformats.org/wordprocessingml/2006/main" xmlns:wne="http://schemas.microsoft.com/office/word/2006/wordml" xmlns:wp14="http://schemas.microsoft.com/office/word/2010/wordprocessingDrawing" xmlns:wp="http://schemas.openxmlformats.org/drawingml/2006/wordprocessingDrawing" xmlns:wpc="http://schemas.microsoft.com/office/word/2010/wordprocessingCanvas" xmlns:wpg="http://schemas.microsoft.com/office/word/2010/wordprocessingGroup" xmlns:wpi="http://schemas.microsoft.com/office/word/2010/wordprocessingInk" xmlns:wps="http://schemas.microsoft.com/office/word/2010/wordprocessingShape" mc:Ignorable="w14 wp14">
-  <w:p>
-    <w:pPr>
-      <w:pStyle w:val="Footer"/>
-      <w:jc w:val="center"/>
-    </w:pPr>
-    <w:r>
-      <w:t>AI Desk Assistant - Project Documentation</w:t>
-    </w:r>
-  </w:p>
-</w:ftr>
 </file>
 
 <file path=word/numbering.xml><?xml version="1.0" encoding="utf-8"?>
@@ -3983,8 +6287,8 @@
     <w:qFormat/>
     <w:rsid w:val="00FC693F"/>
     <w:rPr>
-      <w:rFonts w:ascii="Calibri" w:hAnsi="Calibri"/>
-      <w:sz w:val="21"/>
+      <w:rFonts w:ascii="Times New Roman" w:hAnsi="Times New Roman"/>
+      <w:sz w:val="22"/>
     </w:rPr>
   </w:style>
   <w:style w:type="paragraph" w:styleId="Header">
@@ -4046,11 +6350,11 @@
       <w:outlineLvl w:val="0"/>
     </w:pPr>
     <w:rPr>
-      <w:rFonts w:asciiTheme="majorHAnsi" w:eastAsiaTheme="majorEastAsia" w:hAnsiTheme="majorHAnsi" w:cstheme="majorBidi" w:ascii="Calibri" w:hAnsi="Calibri"/>
+      <w:rFonts w:asciiTheme="majorHAnsi" w:eastAsiaTheme="majorEastAsia" w:hAnsiTheme="majorHAnsi" w:cstheme="majorBidi" w:ascii="Times New Roman" w:hAnsi="Times New Roman"/>
       <w:b/>
       <w:bCs/>
-      <w:color w:val="1F4E79"/>
-      <w:sz w:val="34"/>
+      <w:color w:val="000000"/>
+      <w:sz w:val="30"/>
       <w:szCs w:val="28"/>
     </w:rPr>
   </w:style>
@@ -4070,11 +6374,11 @@
       <w:outlineLvl w:val="1"/>
     </w:pPr>
     <w:rPr>
-      <w:rFonts w:asciiTheme="majorHAnsi" w:eastAsiaTheme="majorEastAsia" w:hAnsiTheme="majorHAnsi" w:cstheme="majorBidi" w:ascii="Calibri" w:hAnsi="Calibri"/>
+      <w:rFonts w:asciiTheme="majorHAnsi" w:eastAsiaTheme="majorEastAsia" w:hAnsiTheme="majorHAnsi" w:cstheme="majorBidi" w:ascii="Times New Roman" w:hAnsi="Times New Roman"/>
       <w:b/>
       <w:bCs/>
-      <w:color w:val="2F5496"/>
-      <w:sz w:val="28"/>
+      <w:color w:val="000000"/>
+      <w:sz w:val="24"/>
       <w:szCs w:val="26"/>
     </w:rPr>
   </w:style>
@@ -4094,11 +6398,10 @@
       <w:outlineLvl w:val="2"/>
     </w:pPr>
     <w:rPr>
-      <w:rFonts w:asciiTheme="majorHAnsi" w:eastAsiaTheme="majorEastAsia" w:hAnsiTheme="majorHAnsi" w:cstheme="majorBidi" w:ascii="Calibri" w:hAnsi="Calibri"/>
+      <w:rFonts w:asciiTheme="majorHAnsi" w:eastAsiaTheme="majorEastAsia" w:hAnsiTheme="majorHAnsi" w:cstheme="majorBidi" w:ascii="Times New Roman" w:hAnsi="Times New Roman"/>
       <w:b/>
       <w:bCs/>
-      <w:color w:val="444444"/>
-      <w:sz w:val="24"/>
+      <w:color w:val="4F81BD" w:themeColor="accent1"/>
     </w:rPr>
   </w:style>
   <w:style w:type="paragraph" w:styleId="Heading4">
@@ -4336,11 +6639,11 @@
       <w:contextualSpacing/>
     </w:pPr>
     <w:rPr>
-      <w:rFonts w:asciiTheme="majorHAnsi" w:eastAsiaTheme="majorEastAsia" w:hAnsiTheme="majorHAnsi" w:cstheme="majorBidi" w:ascii="Calibri" w:hAnsi="Calibri"/>
-      <w:color w:val="1F4E79"/>
+      <w:rFonts w:asciiTheme="majorHAnsi" w:eastAsiaTheme="majorEastAsia" w:hAnsiTheme="majorHAnsi" w:cstheme="majorBidi"/>
+      <w:color w:val="17365D" w:themeColor="text2" w:themeShade="BF"/>
       <w:spacing w:val="5"/>
       <w:kern w:val="28"/>
-      <w:sz w:val="48"/>
+      <w:sz w:val="52"/>
       <w:szCs w:val="52"/>
     </w:rPr>
   </w:style>
